--- a/якість програмного забезпечення/ЛР 8 ЯПЗТ.docx
+++ b/якість програмного забезпечення/ЛР 8 ЯПЗТ.docx
@@ -5,7 +5,6 @@
     <w:p>
       <w:pPr>
         <w:spacing w:before="120" w:after="60" w:line="420" w:lineRule="exact"/>
-        <w:ind w:firstLine="0"/>
         <w:jc w:val="center"/>
       </w:pPr>
       <w:r>
@@ -19,8 +18,7 @@
     </w:p>
     <w:p>
       <w:pPr>
-        <w:spacing w:line="420" w:lineRule="exact" w:before="0" w:after="0"/>
-        <w:ind w:firstLine="0"/>
+        <w:spacing w:after="0" w:line="420" w:lineRule="exact"/>
         <w:jc w:val="both"/>
       </w:pPr>
       <w:r>
@@ -29,13 +27,53 @@
           <w:b/>
           <w:sz w:val="28"/>
         </w:rPr>
-        <w:t>Тема: Складання звітів про тестування веб-застосунків та мобільних застосунків</w:t>
+        <w:t xml:space="preserve">Тема: </w:t>
+      </w:r>
+      <w:r>
+        <w:rPr>
+          <w:rFonts w:ascii="Times New Roman" w:hAnsi="Times New Roman"/>
+          <w:bCs/>
+          <w:sz w:val="28"/>
+        </w:rPr>
+        <w:t>Складання звітів про тестування веб-застосунків та мобільних застосунків</w:t>
       </w:r>
     </w:p>
     <w:p>
       <w:pPr>
-        <w:spacing w:line="420" w:lineRule="exact" w:before="0" w:after="0"/>
-        <w:ind w:firstLine="0"/>
+        <w:spacing w:after="0" w:line="420" w:lineRule="exact"/>
+        <w:jc w:val="both"/>
+        <w:rPr>
+          <w:bCs/>
+        </w:rPr>
+      </w:pPr>
+      <w:r>
+        <w:rPr>
+          <w:rFonts w:ascii="Times New Roman" w:hAnsi="Times New Roman"/>
+          <w:b/>
+          <w:sz w:val="28"/>
+        </w:rPr>
+        <w:t xml:space="preserve">Мета: </w:t>
+      </w:r>
+      <w:r>
+        <w:rPr>
+          <w:rFonts w:ascii="Times New Roman" w:hAnsi="Times New Roman"/>
+          <w:bCs/>
+          <w:sz w:val="28"/>
+        </w:rPr>
+        <w:t xml:space="preserve">навчитися складати структурований звіт про тестування веб-застосунку та мобільного застосунку, набути практичних навичок із </w:t>
+      </w:r>
+      <w:r>
+        <w:rPr>
+          <w:rFonts w:ascii="Times New Roman" w:hAnsi="Times New Roman"/>
+          <w:bCs/>
+          <w:sz w:val="28"/>
+        </w:rPr>
+        <w:t>документування перевіреної функціональності, виявлених дефектів та загального підсумку тестування.</w:t>
+      </w:r>
+    </w:p>
+    <w:p>
+      <w:pPr>
+        <w:spacing w:after="0" w:line="420" w:lineRule="exact"/>
         <w:jc w:val="both"/>
       </w:pPr>
       <w:r>
@@ -44,28 +82,20 @@
           <w:b/>
           <w:sz w:val="28"/>
         </w:rPr>
-        <w:t>Мета: навчитися складати структурований звіт про тестування веб-застосунку та мобільного застосунку, набути практичних навичок із документування перевіреної функціональності, виявлених дефектів та загального підсумку тестування.</w:t>
+        <w:t xml:space="preserve">Матеріально-технічне оснащення: </w:t>
       </w:r>
-    </w:p>
-    <w:p>
-      <w:pPr>
-        <w:spacing w:line="420" w:lineRule="exact" w:before="0" w:after="0"/>
-        <w:ind w:firstLine="0"/>
-        <w:jc w:val="both"/>
-      </w:pPr>
       <w:r>
         <w:rPr>
           <w:rFonts w:ascii="Times New Roman" w:hAnsi="Times New Roman"/>
-          <w:b/>
+          <w:bCs/>
           <w:sz w:val="28"/>
         </w:rPr>
-        <w:t>Матеріально-технічне оснащення: ПЕОМ з доступом до мережі Інтернет, браузер Google Chrome, смартфон / емулятор Android.</w:t>
+        <w:t>ПЕОМ з доступом до мережі Інтернет, браузер Google Chrome, смартфон / емулятор Android.</w:t>
       </w:r>
     </w:p>
     <w:p>
       <w:pPr>
         <w:spacing w:before="120" w:after="60" w:line="420" w:lineRule="exact"/>
-        <w:ind w:firstLine="0"/>
         <w:jc w:val="center"/>
       </w:pPr>
       <w:r>
@@ -80,7 +110,6 @@
     <w:p>
       <w:pPr>
         <w:spacing w:before="80" w:after="0" w:line="420" w:lineRule="exact"/>
-        <w:ind w:firstLine="0"/>
         <w:jc w:val="both"/>
       </w:pPr>
       <w:r>
@@ -89,12 +118,20 @@
           <w:b/>
           <w:sz w:val="28"/>
         </w:rPr>
-        <w:t>1) Звіт про тестування веб-застосунку</w:t>
+        <w:t>1) Звіт про тестування ве</w:t>
+      </w:r>
+      <w:r>
+        <w:rPr>
+          <w:rFonts w:ascii="Times New Roman" w:hAnsi="Times New Roman"/>
+          <w:b/>
+          <w:sz w:val="28"/>
+        </w:rPr>
+        <w:t>б-застосунку</w:t>
       </w:r>
     </w:p>
     <w:p>
       <w:pPr>
-        <w:spacing w:line="420" w:lineRule="exact" w:before="0" w:after="0"/>
+        <w:spacing w:after="0" w:line="420" w:lineRule="exact"/>
         <w:ind w:firstLine="720"/>
         <w:jc w:val="both"/>
       </w:pPr>
@@ -109,7 +146,6 @@
     <w:p>
       <w:pPr>
         <w:spacing w:before="80" w:after="0" w:line="420" w:lineRule="exact"/>
-        <w:ind w:firstLine="0"/>
         <w:jc w:val="both"/>
       </w:pPr>
       <w:r>
@@ -123,9 +159,7 @@
     </w:p>
     <w:p>
       <w:pPr>
-        <w:spacing w:line="420" w:lineRule="exact" w:before="0" w:after="0"/>
-        <w:ind w:firstLine="0"/>
-        <w:jc w:val="center"/>
+        <w:spacing w:after="0" w:line="420" w:lineRule="exact"/>
       </w:pPr>
       <w:r>
         <w:rPr>
@@ -138,30 +172,31 @@
     <w:tbl>
       <w:tblPr>
         <w:tblStyle w:val="aff2"/>
-        <w:tblW w:type="auto" w:w="0"/>
+        <w:tblW w:w="0" w:type="auto"/>
         <w:jc w:val="center"/>
-        <w:tblLook w:firstColumn="1" w:firstRow="1" w:lastColumn="0" w:lastRow="0" w:noHBand="0" w:noVBand="1" w:val="04A0"/>
+        <w:tblLook w:val="04A0" w:firstRow="1" w:lastRow="0" w:firstColumn="1" w:lastColumn="0" w:noHBand="0" w:noVBand="1"/>
       </w:tblPr>
       <w:tblGrid>
-        <w:gridCol w:w="5269"/>
-        <w:gridCol w:w="5269"/>
+        <w:gridCol w:w="3402"/>
+        <w:gridCol w:w="5669"/>
       </w:tblGrid>
       <w:tr>
-        <w:tc>
-          <w:tcPr>
-            <w:tcW w:type="dxa" w:w="3402"/>
+        <w:trPr>
+          <w:jc w:val="center"/>
+        </w:trPr>
+        <w:tc>
+          <w:tcPr>
+            <w:tcW w:w="3402" w:type="dxa"/>
             <w:shd w:val="clear" w:color="auto" w:fill="D9D9D9"/>
           </w:tcPr>
           <w:p>
             <w:pPr>
               <w:jc w:val="center"/>
             </w:pPr>
-            <w:r/>
             <w:r>
               <w:rPr>
                 <w:rFonts w:ascii="Times New Roman" w:hAnsi="Times New Roman"/>
                 <w:b/>
-                <w:sz w:val="22"/>
               </w:rPr>
               <w:t>Параметр</w:t>
             </w:r>
@@ -169,19 +204,17 @@
         </w:tc>
         <w:tc>
           <w:tcPr>
-            <w:tcW w:type="dxa" w:w="5669"/>
+            <w:tcW w:w="5669" w:type="dxa"/>
             <w:shd w:val="clear" w:color="auto" w:fill="D9D9D9"/>
           </w:tcPr>
           <w:p>
             <w:pPr>
               <w:jc w:val="center"/>
             </w:pPr>
-            <w:r/>
             <w:r>
               <w:rPr>
                 <w:rFonts w:ascii="Times New Roman" w:hAnsi="Times New Roman"/>
                 <w:b/>
-                <w:sz w:val="22"/>
               </w:rPr>
               <w:t>Значення</w:t>
             </w:r>
@@ -189,19 +222,20 @@
         </w:tc>
       </w:tr>
       <w:tr>
-        <w:tc>
-          <w:tcPr>
-            <w:tcW w:type="dxa" w:w="3402"/>
-          </w:tcPr>
-          <w:p>
-            <w:pPr>
-              <w:jc w:val="center"/>
-            </w:pPr>
-            <w:r/>
-            <w:r>
-              <w:rPr>
-                <w:rFonts w:ascii="Times New Roman" w:hAnsi="Times New Roman"/>
-                <w:sz w:val="22"/>
+        <w:trPr>
+          <w:jc w:val="center"/>
+        </w:trPr>
+        <w:tc>
+          <w:tcPr>
+            <w:tcW w:w="3402" w:type="dxa"/>
+          </w:tcPr>
+          <w:p>
+            <w:pPr>
+              <w:jc w:val="center"/>
+            </w:pPr>
+            <w:r>
+              <w:rPr>
+                <w:rFonts w:ascii="Times New Roman" w:hAnsi="Times New Roman"/>
               </w:rPr>
               <w:t>Назва проєкту</w:t>
             </w:r>
@@ -209,17 +243,15 @@
         </w:tc>
         <w:tc>
           <w:tcPr>
-            <w:tcW w:type="dxa" w:w="5669"/>
-          </w:tcPr>
-          <w:p>
-            <w:pPr>
-              <w:jc w:val="center"/>
-            </w:pPr>
-            <w:r/>
-            <w:r>
-              <w:rPr>
-                <w:rFonts w:ascii="Times New Roman" w:hAnsi="Times New Roman"/>
-                <w:sz w:val="22"/>
+            <w:tcW w:w="5669" w:type="dxa"/>
+          </w:tcPr>
+          <w:p>
+            <w:pPr>
+              <w:jc w:val="center"/>
+            </w:pPr>
+            <w:r>
+              <w:rPr>
+                <w:rFonts w:ascii="Times New Roman" w:hAnsi="Times New Roman"/>
               </w:rPr>
               <w:t>HTTPBin – HTTP Request &amp; Response Service</w:t>
             </w:r>
@@ -227,19 +259,20 @@
         </w:tc>
       </w:tr>
       <w:tr>
-        <w:tc>
-          <w:tcPr>
-            <w:tcW w:type="dxa" w:w="3402"/>
-          </w:tcPr>
-          <w:p>
-            <w:pPr>
-              <w:jc w:val="center"/>
-            </w:pPr>
-            <w:r/>
-            <w:r>
-              <w:rPr>
-                <w:rFonts w:ascii="Times New Roman" w:hAnsi="Times New Roman"/>
-                <w:sz w:val="22"/>
+        <w:trPr>
+          <w:jc w:val="center"/>
+        </w:trPr>
+        <w:tc>
+          <w:tcPr>
+            <w:tcW w:w="3402" w:type="dxa"/>
+          </w:tcPr>
+          <w:p>
+            <w:pPr>
+              <w:jc w:val="center"/>
+            </w:pPr>
+            <w:r>
+              <w:rPr>
+                <w:rFonts w:ascii="Times New Roman" w:hAnsi="Times New Roman"/>
               </w:rPr>
               <w:t>Версія застосунку</w:t>
             </w:r>
@@ -247,17 +280,15 @@
         </w:tc>
         <w:tc>
           <w:tcPr>
-            <w:tcW w:type="dxa" w:w="5669"/>
-          </w:tcPr>
-          <w:p>
-            <w:pPr>
-              <w:jc w:val="center"/>
-            </w:pPr>
-            <w:r/>
-            <w:r>
-              <w:rPr>
-                <w:rFonts w:ascii="Times New Roman" w:hAnsi="Times New Roman"/>
-                <w:sz w:val="22"/>
+            <w:tcW w:w="5669" w:type="dxa"/>
+          </w:tcPr>
+          <w:p>
+            <w:pPr>
+              <w:jc w:val="center"/>
+            </w:pPr>
+            <w:r>
+              <w:rPr>
+                <w:rFonts w:ascii="Times New Roman" w:hAnsi="Times New Roman"/>
               </w:rPr>
               <w:t>0.10.0 (stable)</w:t>
             </w:r>
@@ -265,19 +296,20 @@
         </w:tc>
       </w:tr>
       <w:tr>
-        <w:tc>
-          <w:tcPr>
-            <w:tcW w:type="dxa" w:w="3402"/>
-          </w:tcPr>
-          <w:p>
-            <w:pPr>
-              <w:jc w:val="center"/>
-            </w:pPr>
-            <w:r/>
-            <w:r>
-              <w:rPr>
-                <w:rFonts w:ascii="Times New Roman" w:hAnsi="Times New Roman"/>
-                <w:sz w:val="22"/>
+        <w:trPr>
+          <w:jc w:val="center"/>
+        </w:trPr>
+        <w:tc>
+          <w:tcPr>
+            <w:tcW w:w="3402" w:type="dxa"/>
+          </w:tcPr>
+          <w:p>
+            <w:pPr>
+              <w:jc w:val="center"/>
+            </w:pPr>
+            <w:r>
+              <w:rPr>
+                <w:rFonts w:ascii="Times New Roman" w:hAnsi="Times New Roman"/>
               </w:rPr>
               <w:t>Дата тестування</w:t>
             </w:r>
@@ -285,17 +317,15 @@
         </w:tc>
         <w:tc>
           <w:tcPr>
-            <w:tcW w:type="dxa" w:w="5669"/>
-          </w:tcPr>
-          <w:p>
-            <w:pPr>
-              <w:jc w:val="center"/>
-            </w:pPr>
-            <w:r/>
-            <w:r>
-              <w:rPr>
-                <w:rFonts w:ascii="Times New Roman" w:hAnsi="Times New Roman"/>
-                <w:sz w:val="22"/>
+            <w:tcW w:w="5669" w:type="dxa"/>
+          </w:tcPr>
+          <w:p>
+            <w:pPr>
+              <w:jc w:val="center"/>
+            </w:pPr>
+            <w:r>
+              <w:rPr>
+                <w:rFonts w:ascii="Times New Roman" w:hAnsi="Times New Roman"/>
               </w:rPr>
               <w:t>19.03.2026</w:t>
             </w:r>
@@ -303,19 +333,20 @@
         </w:tc>
       </w:tr>
       <w:tr>
-        <w:tc>
-          <w:tcPr>
-            <w:tcW w:type="dxa" w:w="3402"/>
-          </w:tcPr>
-          <w:p>
-            <w:pPr>
-              <w:jc w:val="center"/>
-            </w:pPr>
-            <w:r/>
-            <w:r>
-              <w:rPr>
-                <w:rFonts w:ascii="Times New Roman" w:hAnsi="Times New Roman"/>
-                <w:sz w:val="22"/>
+        <w:trPr>
+          <w:jc w:val="center"/>
+        </w:trPr>
+        <w:tc>
+          <w:tcPr>
+            <w:tcW w:w="3402" w:type="dxa"/>
+          </w:tcPr>
+          <w:p>
+            <w:pPr>
+              <w:jc w:val="center"/>
+            </w:pPr>
+            <w:r>
+              <w:rPr>
+                <w:rFonts w:ascii="Times New Roman" w:hAnsi="Times New Roman"/>
               </w:rPr>
               <w:t>Виконавець</w:t>
             </w:r>
@@ -323,17 +354,15 @@
         </w:tc>
         <w:tc>
           <w:tcPr>
-            <w:tcW w:type="dxa" w:w="5669"/>
-          </w:tcPr>
-          <w:p>
-            <w:pPr>
-              <w:jc w:val="center"/>
-            </w:pPr>
-            <w:r/>
-            <w:r>
-              <w:rPr>
-                <w:rFonts w:ascii="Times New Roman" w:hAnsi="Times New Roman"/>
-                <w:sz w:val="22"/>
+            <w:tcW w:w="5669" w:type="dxa"/>
+          </w:tcPr>
+          <w:p>
+            <w:pPr>
+              <w:jc w:val="center"/>
+            </w:pPr>
+            <w:r>
+              <w:rPr>
+                <w:rFonts w:ascii="Times New Roman" w:hAnsi="Times New Roman"/>
               </w:rPr>
               <w:t>Студент гр. КН-ХХ</w:t>
             </w:r>
@@ -341,19 +370,20 @@
         </w:tc>
       </w:tr>
       <w:tr>
-        <w:tc>
-          <w:tcPr>
-            <w:tcW w:type="dxa" w:w="3402"/>
-          </w:tcPr>
-          <w:p>
-            <w:pPr>
-              <w:jc w:val="center"/>
-            </w:pPr>
-            <w:r/>
-            <w:r>
-              <w:rPr>
-                <w:rFonts w:ascii="Times New Roman" w:hAnsi="Times New Roman"/>
-                <w:sz w:val="22"/>
+        <w:trPr>
+          <w:jc w:val="center"/>
+        </w:trPr>
+        <w:tc>
+          <w:tcPr>
+            <w:tcW w:w="3402" w:type="dxa"/>
+          </w:tcPr>
+          <w:p>
+            <w:pPr>
+              <w:jc w:val="center"/>
+            </w:pPr>
+            <w:r>
+              <w:rPr>
+                <w:rFonts w:ascii="Times New Roman" w:hAnsi="Times New Roman"/>
               </w:rPr>
               <w:t>Тип тестування</w:t>
             </w:r>
@@ -361,17 +391,15 @@
         </w:tc>
         <w:tc>
           <w:tcPr>
-            <w:tcW w:type="dxa" w:w="5669"/>
-          </w:tcPr>
-          <w:p>
-            <w:pPr>
-              <w:jc w:val="center"/>
-            </w:pPr>
-            <w:r/>
-            <w:r>
-              <w:rPr>
-                <w:rFonts w:ascii="Times New Roman" w:hAnsi="Times New Roman"/>
-                <w:sz w:val="22"/>
+            <w:tcW w:w="5669" w:type="dxa"/>
+          </w:tcPr>
+          <w:p>
+            <w:pPr>
+              <w:jc w:val="center"/>
+            </w:pPr>
+            <w:r>
+              <w:rPr>
+                <w:rFonts w:ascii="Times New Roman" w:hAnsi="Times New Roman"/>
               </w:rPr>
               <w:t>Функціональне, smoke-тестування</w:t>
             </w:r>
@@ -382,7 +410,6 @@
     <w:p>
       <w:pPr>
         <w:spacing w:before="80" w:after="0" w:line="420" w:lineRule="exact"/>
-        <w:ind w:firstLine="0"/>
         <w:jc w:val="both"/>
       </w:pPr>
       <w:r>
@@ -396,7 +423,7 @@
     </w:p>
     <w:p>
       <w:pPr>
-        <w:spacing w:line="420" w:lineRule="exact" w:before="0" w:after="0"/>
+        <w:spacing w:after="0" w:line="420" w:lineRule="exact"/>
         <w:ind w:firstLine="720"/>
         <w:jc w:val="both"/>
       </w:pPr>
@@ -405,13 +432,19 @@
           <w:rFonts w:ascii="Times New Roman" w:hAnsi="Times New Roman"/>
           <w:sz w:val="28"/>
         </w:rPr>
-        <w:t>Мета тестування – перевірити основну функціональність веб-застосунку HTTPBin: коректність обробки HTTP-запитів різних методів, відображення заголовків, параметрів та тіла запиту, а також перевірка роботи сторінки документації.</w:t>
+        <w:t xml:space="preserve">Мета </w:t>
+      </w:r>
+      <w:r>
+        <w:rPr>
+          <w:rFonts w:ascii="Times New Roman" w:hAnsi="Times New Roman"/>
+          <w:sz w:val="28"/>
+        </w:rPr>
+        <w:t>тестування – перевірити основну функціональність веб-застосунку HTTPBin: коректність обробки HTTP-запитів різних методів, відображення заголовків, параметрів та тіла запиту, а також перевірка роботи сторінки документації.</w:t>
       </w:r>
     </w:p>
     <w:p>
       <w:pPr>
         <w:spacing w:before="80" w:after="0" w:line="420" w:lineRule="exact"/>
-        <w:ind w:firstLine="0"/>
         <w:jc w:val="both"/>
       </w:pPr>
       <w:r>
@@ -425,45 +458,51 @@
     </w:p>
     <w:p>
       <w:pPr>
-        <w:spacing w:line="420" w:lineRule="exact" w:before="0" w:after="0"/>
-        <w:ind w:firstLine="0"/>
-        <w:jc w:val="center"/>
+        <w:spacing w:after="0" w:line="420" w:lineRule="exact"/>
       </w:pPr>
       <w:r>
         <w:rPr>
           <w:rFonts w:ascii="Times New Roman" w:hAnsi="Times New Roman"/>
           <w:sz w:val="28"/>
         </w:rPr>
-        <w:t>Таблиця 8.2 – Тестове середовище (веб-застосунок)</w:t>
+        <w:t>Таблиця 8.2</w:t>
+      </w:r>
+      <w:r>
+        <w:rPr>
+          <w:rFonts w:ascii="Times New Roman" w:hAnsi="Times New Roman"/>
+          <w:sz w:val="28"/>
+        </w:rPr>
+        <w:t xml:space="preserve"> – Тестове середовище (веб-застосунок)</w:t>
       </w:r>
     </w:p>
     <w:tbl>
       <w:tblPr>
         <w:tblStyle w:val="aff2"/>
-        <w:tblW w:type="auto" w:w="0"/>
+        <w:tblW w:w="0" w:type="auto"/>
         <w:jc w:val="center"/>
-        <w:tblLook w:firstColumn="1" w:firstRow="1" w:lastColumn="0" w:lastRow="0" w:noHBand="0" w:noVBand="1" w:val="04A0"/>
+        <w:tblLook w:val="04A0" w:firstRow="1" w:lastRow="0" w:firstColumn="1" w:lastColumn="0" w:noHBand="0" w:noVBand="1"/>
       </w:tblPr>
       <w:tblGrid>
-        <w:gridCol w:w="5269"/>
-        <w:gridCol w:w="5269"/>
+        <w:gridCol w:w="3402"/>
+        <w:gridCol w:w="5669"/>
       </w:tblGrid>
       <w:tr>
-        <w:tc>
-          <w:tcPr>
-            <w:tcW w:type="dxa" w:w="3402"/>
+        <w:trPr>
+          <w:jc w:val="center"/>
+        </w:trPr>
+        <w:tc>
+          <w:tcPr>
+            <w:tcW w:w="3402" w:type="dxa"/>
             <w:shd w:val="clear" w:color="auto" w:fill="D9D9D9"/>
           </w:tcPr>
           <w:p>
             <w:pPr>
               <w:jc w:val="center"/>
             </w:pPr>
-            <w:r/>
             <w:r>
               <w:rPr>
                 <w:rFonts w:ascii="Times New Roman" w:hAnsi="Times New Roman"/>
                 <w:b/>
-                <w:sz w:val="22"/>
               </w:rPr>
               <w:t>Параметр</w:t>
             </w:r>
@@ -471,19 +510,17 @@
         </w:tc>
         <w:tc>
           <w:tcPr>
-            <w:tcW w:type="dxa" w:w="5669"/>
+            <w:tcW w:w="5669" w:type="dxa"/>
             <w:shd w:val="clear" w:color="auto" w:fill="D9D9D9"/>
           </w:tcPr>
           <w:p>
             <w:pPr>
               <w:jc w:val="center"/>
             </w:pPr>
-            <w:r/>
             <w:r>
               <w:rPr>
                 <w:rFonts w:ascii="Times New Roman" w:hAnsi="Times New Roman"/>
                 <w:b/>
-                <w:sz w:val="22"/>
               </w:rPr>
               <w:t>Значення</w:t>
             </w:r>
@@ -491,19 +528,20 @@
         </w:tc>
       </w:tr>
       <w:tr>
-        <w:tc>
-          <w:tcPr>
-            <w:tcW w:type="dxa" w:w="3402"/>
-          </w:tcPr>
-          <w:p>
-            <w:pPr>
-              <w:jc w:val="center"/>
-            </w:pPr>
-            <w:r/>
-            <w:r>
-              <w:rPr>
-                <w:rFonts w:ascii="Times New Roman" w:hAnsi="Times New Roman"/>
-                <w:sz w:val="22"/>
+        <w:trPr>
+          <w:jc w:val="center"/>
+        </w:trPr>
+        <w:tc>
+          <w:tcPr>
+            <w:tcW w:w="3402" w:type="dxa"/>
+          </w:tcPr>
+          <w:p>
+            <w:pPr>
+              <w:jc w:val="center"/>
+            </w:pPr>
+            <w:r>
+              <w:rPr>
+                <w:rFonts w:ascii="Times New Roman" w:hAnsi="Times New Roman"/>
               </w:rPr>
               <w:t>Операційна система</w:t>
             </w:r>
@@ -511,17 +549,15 @@
         </w:tc>
         <w:tc>
           <w:tcPr>
-            <w:tcW w:type="dxa" w:w="5669"/>
-          </w:tcPr>
-          <w:p>
-            <w:pPr>
-              <w:jc w:val="center"/>
-            </w:pPr>
-            <w:r/>
-            <w:r>
-              <w:rPr>
-                <w:rFonts w:ascii="Times New Roman" w:hAnsi="Times New Roman"/>
-                <w:sz w:val="22"/>
+            <w:tcW w:w="5669" w:type="dxa"/>
+          </w:tcPr>
+          <w:p>
+            <w:pPr>
+              <w:jc w:val="center"/>
+            </w:pPr>
+            <w:r>
+              <w:rPr>
+                <w:rFonts w:ascii="Times New Roman" w:hAnsi="Times New Roman"/>
               </w:rPr>
               <w:t>Ubuntu 24.04 LTS (Linux 6.18.5)</w:t>
             </w:r>
@@ -529,19 +565,20 @@
         </w:tc>
       </w:tr>
       <w:tr>
-        <w:tc>
-          <w:tcPr>
-            <w:tcW w:type="dxa" w:w="3402"/>
-          </w:tcPr>
-          <w:p>
-            <w:pPr>
-              <w:jc w:val="center"/>
-            </w:pPr>
-            <w:r/>
-            <w:r>
-              <w:rPr>
-                <w:rFonts w:ascii="Times New Roman" w:hAnsi="Times New Roman"/>
-                <w:sz w:val="22"/>
+        <w:trPr>
+          <w:jc w:val="center"/>
+        </w:trPr>
+        <w:tc>
+          <w:tcPr>
+            <w:tcW w:w="3402" w:type="dxa"/>
+          </w:tcPr>
+          <w:p>
+            <w:pPr>
+              <w:jc w:val="center"/>
+            </w:pPr>
+            <w:r>
+              <w:rPr>
+                <w:rFonts w:ascii="Times New Roman" w:hAnsi="Times New Roman"/>
               </w:rPr>
               <w:t>Браузер та версія</w:t>
             </w:r>
@@ -549,17 +586,15 @@
         </w:tc>
         <w:tc>
           <w:tcPr>
-            <w:tcW w:type="dxa" w:w="5669"/>
-          </w:tcPr>
-          <w:p>
-            <w:pPr>
-              <w:jc w:val="center"/>
-            </w:pPr>
-            <w:r/>
-            <w:r>
-              <w:rPr>
-                <w:rFonts w:ascii="Times New Roman" w:hAnsi="Times New Roman"/>
-                <w:sz w:val="22"/>
+            <w:tcW w:w="5669" w:type="dxa"/>
+          </w:tcPr>
+          <w:p>
+            <w:pPr>
+              <w:jc w:val="center"/>
+            </w:pPr>
+            <w:r>
+              <w:rPr>
+                <w:rFonts w:ascii="Times New Roman" w:hAnsi="Times New Roman"/>
               </w:rPr>
               <w:t>Google Chrome 132.0.6834.83</w:t>
             </w:r>
@@ -567,19 +602,20 @@
         </w:tc>
       </w:tr>
       <w:tr>
-        <w:tc>
-          <w:tcPr>
-            <w:tcW w:type="dxa" w:w="3402"/>
-          </w:tcPr>
-          <w:p>
-            <w:pPr>
-              <w:jc w:val="center"/>
-            </w:pPr>
-            <w:r/>
-            <w:r>
-              <w:rPr>
-                <w:rFonts w:ascii="Times New Roman" w:hAnsi="Times New Roman"/>
-                <w:sz w:val="22"/>
+        <w:trPr>
+          <w:jc w:val="center"/>
+        </w:trPr>
+        <w:tc>
+          <w:tcPr>
+            <w:tcW w:w="3402" w:type="dxa"/>
+          </w:tcPr>
+          <w:p>
+            <w:pPr>
+              <w:jc w:val="center"/>
+            </w:pPr>
+            <w:r>
+              <w:rPr>
+                <w:rFonts w:ascii="Times New Roman" w:hAnsi="Times New Roman"/>
               </w:rPr>
               <w:t>Роздільна здатність екрану</w:t>
             </w:r>
@@ -587,17 +623,15 @@
         </w:tc>
         <w:tc>
           <w:tcPr>
-            <w:tcW w:type="dxa" w:w="5669"/>
-          </w:tcPr>
-          <w:p>
-            <w:pPr>
-              <w:jc w:val="center"/>
-            </w:pPr>
-            <w:r/>
-            <w:r>
-              <w:rPr>
-                <w:rFonts w:ascii="Times New Roman" w:hAnsi="Times New Roman"/>
-                <w:sz w:val="22"/>
+            <w:tcW w:w="5669" w:type="dxa"/>
+          </w:tcPr>
+          <w:p>
+            <w:pPr>
+              <w:jc w:val="center"/>
+            </w:pPr>
+            <w:r>
+              <w:rPr>
+                <w:rFonts w:ascii="Times New Roman" w:hAnsi="Times New Roman"/>
               </w:rPr>
               <w:t>1920 × 1080 пікселів</w:t>
             </w:r>
@@ -605,37 +639,37 @@
         </w:tc>
       </w:tr>
       <w:tr>
-        <w:tc>
-          <w:tcPr>
-            <w:tcW w:type="dxa" w:w="3402"/>
-          </w:tcPr>
-          <w:p>
-            <w:pPr>
-              <w:jc w:val="center"/>
-            </w:pPr>
-            <w:r/>
-            <w:r>
-              <w:rPr>
-                <w:rFonts w:ascii="Times New Roman" w:hAnsi="Times New Roman"/>
-                <w:sz w:val="22"/>
-              </w:rPr>
+        <w:trPr>
+          <w:jc w:val="center"/>
+        </w:trPr>
+        <w:tc>
+          <w:tcPr>
+            <w:tcW w:w="3402" w:type="dxa"/>
+          </w:tcPr>
+          <w:p>
+            <w:pPr>
+              <w:jc w:val="center"/>
+            </w:pPr>
+            <w:r>
+              <w:rPr>
+                <w:rFonts w:ascii="Times New Roman" w:hAnsi="Times New Roman"/>
+              </w:rPr>
+              <w:lastRenderedPageBreak/>
               <w:t>Підключення до мережі</w:t>
             </w:r>
           </w:p>
         </w:tc>
         <w:tc>
           <w:tcPr>
-            <w:tcW w:type="dxa" w:w="5669"/>
-          </w:tcPr>
-          <w:p>
-            <w:pPr>
-              <w:jc w:val="center"/>
-            </w:pPr>
-            <w:r/>
-            <w:r>
-              <w:rPr>
-                <w:rFonts w:ascii="Times New Roman" w:hAnsi="Times New Roman"/>
-                <w:sz w:val="22"/>
+            <w:tcW w:w="5669" w:type="dxa"/>
+          </w:tcPr>
+          <w:p>
+            <w:pPr>
+              <w:jc w:val="center"/>
+            </w:pPr>
+            <w:r>
+              <w:rPr>
+                <w:rFonts w:ascii="Times New Roman" w:hAnsi="Times New Roman"/>
               </w:rPr>
               <w:t>HTTPS через proxy</w:t>
             </w:r>
@@ -643,37 +677,42 @@
         </w:tc>
       </w:tr>
       <w:tr>
-        <w:tc>
-          <w:tcPr>
-            <w:tcW w:type="dxa" w:w="3402"/>
-          </w:tcPr>
-          <w:p>
-            <w:pPr>
-              <w:jc w:val="center"/>
-            </w:pPr>
-            <w:r/>
-            <w:r>
-              <w:rPr>
-                <w:rFonts w:ascii="Times New Roman" w:hAnsi="Times New Roman"/>
-                <w:sz w:val="22"/>
-              </w:rPr>
-              <w:t>URL застосунку</w:t>
-            </w:r>
-          </w:p>
-        </w:tc>
-        <w:tc>
-          <w:tcPr>
-            <w:tcW w:type="dxa" w:w="5669"/>
-          </w:tcPr>
-          <w:p>
-            <w:pPr>
-              <w:jc w:val="center"/>
-            </w:pPr>
-            <w:r/>
-            <w:r>
-              <w:rPr>
-                <w:rFonts w:ascii="Times New Roman" w:hAnsi="Times New Roman"/>
-                <w:sz w:val="22"/>
+        <w:trPr>
+          <w:jc w:val="center"/>
+        </w:trPr>
+        <w:tc>
+          <w:tcPr>
+            <w:tcW w:w="3402" w:type="dxa"/>
+          </w:tcPr>
+          <w:p>
+            <w:pPr>
+              <w:jc w:val="center"/>
+            </w:pPr>
+            <w:r>
+              <w:rPr>
+                <w:rFonts w:ascii="Times New Roman" w:hAnsi="Times New Roman"/>
+              </w:rPr>
+              <w:t xml:space="preserve">URL </w:t>
+            </w:r>
+            <w:r>
+              <w:rPr>
+                <w:rFonts w:ascii="Times New Roman" w:hAnsi="Times New Roman"/>
+              </w:rPr>
+              <w:t>застосунку</w:t>
+            </w:r>
+          </w:p>
+        </w:tc>
+        <w:tc>
+          <w:tcPr>
+            <w:tcW w:w="5669" w:type="dxa"/>
+          </w:tcPr>
+          <w:p>
+            <w:pPr>
+              <w:jc w:val="center"/>
+            </w:pPr>
+            <w:r>
+              <w:rPr>
+                <w:rFonts w:ascii="Times New Roman" w:hAnsi="Times New Roman"/>
               </w:rPr>
               <w:t>https://httpbin.org</w:t>
             </w:r>
@@ -684,7 +723,6 @@
     <w:p>
       <w:pPr>
         <w:spacing w:before="80" w:after="0" w:line="420" w:lineRule="exact"/>
-        <w:ind w:firstLine="0"/>
         <w:jc w:val="both"/>
       </w:pPr>
       <w:r>
@@ -698,7 +736,7 @@
     </w:p>
     <w:p>
       <w:pPr>
-        <w:spacing w:line="420" w:lineRule="exact" w:before="0" w:after="0"/>
+        <w:spacing w:after="0" w:line="420" w:lineRule="exact"/>
         <w:ind w:firstLine="720"/>
         <w:jc w:val="both"/>
       </w:pPr>
@@ -707,12 +745,19 @@
           <w:rFonts w:ascii="Times New Roman" w:hAnsi="Times New Roman"/>
           <w:sz w:val="28"/>
         </w:rPr>
-        <w:t>Тестувалося: головна сторінка та документація Swagger UI, ендпоінти GET /get, POST /post, отримання заголовків (/headers), перевірка IP-адреси (/ip), HTTP-статуси (/status/200, /status/404, /status/500), затримка відповіді (/delay/1), Base64 декодування (/base64/), форм-дані (/anything).</w:t>
+        <w:t xml:space="preserve">Тестувалося: головна сторінка та документація Swagger UI, ендпоінти GET /get, POST /post, отримання заголовків (/headers), перевірка IP-адреси (/ip), HTTP-статуси (/status/200, /status/404, </w:t>
+      </w:r>
+      <w:r>
+        <w:rPr>
+          <w:rFonts w:ascii="Times New Roman" w:hAnsi="Times New Roman"/>
+          <w:sz w:val="28"/>
+        </w:rPr>
+        <w:t>/status/500), затримка відповіді (/delay/1), Base64 декодування (/base64/), форм-дані (/anything).</w:t>
       </w:r>
     </w:p>
     <w:p>
       <w:pPr>
-        <w:spacing w:line="420" w:lineRule="exact" w:before="0" w:after="0"/>
+        <w:spacing w:after="0" w:line="420" w:lineRule="exact"/>
         <w:ind w:firstLine="720"/>
         <w:jc w:val="both"/>
       </w:pPr>
@@ -727,7 +772,6 @@
     <w:p>
       <w:pPr>
         <w:spacing w:before="80" w:after="0" w:line="420" w:lineRule="exact"/>
-        <w:ind w:firstLine="0"/>
         <w:jc w:val="both"/>
       </w:pPr>
       <w:r>
@@ -736,14 +780,20 @@
           <w:b/>
           <w:sz w:val="28"/>
         </w:rPr>
-        <w:t>1.5 Результати тестування – чек-лист</w:t>
+        <w:t>1.5 Результати тестування – чек-</w:t>
+      </w:r>
+      <w:r>
+        <w:rPr>
+          <w:rFonts w:ascii="Times New Roman" w:hAnsi="Times New Roman"/>
+          <w:b/>
+          <w:sz w:val="28"/>
+        </w:rPr>
+        <w:t>лист</w:t>
       </w:r>
     </w:p>
     <w:p>
       <w:pPr>
-        <w:spacing w:line="420" w:lineRule="exact" w:before="0" w:after="0"/>
-        <w:ind w:firstLine="0"/>
-        <w:jc w:val="center"/>
+        <w:spacing w:after="0" w:line="420" w:lineRule="exact"/>
       </w:pPr>
       <w:r>
         <w:rPr>
@@ -756,33 +806,34 @@
     <w:tbl>
       <w:tblPr>
         <w:tblStyle w:val="aff2"/>
-        <w:tblW w:type="auto" w:w="0"/>
+        <w:tblW w:w="0" w:type="auto"/>
         <w:jc w:val="center"/>
-        <w:tblLook w:firstColumn="1" w:firstRow="1" w:lastColumn="0" w:lastRow="0" w:noHBand="0" w:noVBand="1" w:val="04A0"/>
+        <w:tblLook w:val="04A0" w:firstRow="1" w:lastRow="0" w:firstColumn="1" w:lastColumn="0" w:noHBand="0" w:noVBand="1"/>
       </w:tblPr>
       <w:tblGrid>
-        <w:gridCol w:w="2108"/>
-        <w:gridCol w:w="2108"/>
-        <w:gridCol w:w="2108"/>
-        <w:gridCol w:w="2108"/>
-        <w:gridCol w:w="2108"/>
+        <w:gridCol w:w="454"/>
+        <w:gridCol w:w="2268"/>
+        <w:gridCol w:w="1984"/>
+        <w:gridCol w:w="1984"/>
+        <w:gridCol w:w="909"/>
       </w:tblGrid>
       <w:tr>
-        <w:tc>
-          <w:tcPr>
-            <w:tcW w:type="dxa" w:w="454"/>
+        <w:trPr>
+          <w:jc w:val="center"/>
+        </w:trPr>
+        <w:tc>
+          <w:tcPr>
+            <w:tcW w:w="454" w:type="dxa"/>
             <w:shd w:val="clear" w:color="auto" w:fill="D9D9D9"/>
           </w:tcPr>
           <w:p>
             <w:pPr>
               <w:jc w:val="center"/>
             </w:pPr>
-            <w:r/>
             <w:r>
               <w:rPr>
                 <w:rFonts w:ascii="Times New Roman" w:hAnsi="Times New Roman"/>
                 <w:b/>
-                <w:sz w:val="22"/>
               </w:rPr>
               <w:t>№</w:t>
             </w:r>
@@ -790,19 +841,17 @@
         </w:tc>
         <w:tc>
           <w:tcPr>
-            <w:tcW w:type="dxa" w:w="2268"/>
+            <w:tcW w:w="2268" w:type="dxa"/>
             <w:shd w:val="clear" w:color="auto" w:fill="D9D9D9"/>
           </w:tcPr>
           <w:p>
             <w:pPr>
               <w:jc w:val="center"/>
             </w:pPr>
-            <w:r/>
             <w:r>
               <w:rPr>
                 <w:rFonts w:ascii="Times New Roman" w:hAnsi="Times New Roman"/>
                 <w:b/>
-                <w:sz w:val="22"/>
               </w:rPr>
               <w:t>Перевірка</w:t>
             </w:r>
@@ -810,19 +859,17 @@
         </w:tc>
         <w:tc>
           <w:tcPr>
-            <w:tcW w:type="dxa" w:w="1984"/>
+            <w:tcW w:w="1984" w:type="dxa"/>
             <w:shd w:val="clear" w:color="auto" w:fill="D9D9D9"/>
           </w:tcPr>
           <w:p>
             <w:pPr>
               <w:jc w:val="center"/>
             </w:pPr>
-            <w:r/>
             <w:r>
               <w:rPr>
                 <w:rFonts w:ascii="Times New Roman" w:hAnsi="Times New Roman"/>
                 <w:b/>
-                <w:sz w:val="22"/>
               </w:rPr>
               <w:t>Очікуваний результат</w:t>
             </w:r>
@@ -830,19 +877,17 @@
         </w:tc>
         <w:tc>
           <w:tcPr>
-            <w:tcW w:type="dxa" w:w="1984"/>
+            <w:tcW w:w="1984" w:type="dxa"/>
             <w:shd w:val="clear" w:color="auto" w:fill="D9D9D9"/>
           </w:tcPr>
           <w:p>
             <w:pPr>
               <w:jc w:val="center"/>
             </w:pPr>
-            <w:r/>
             <w:r>
               <w:rPr>
                 <w:rFonts w:ascii="Times New Roman" w:hAnsi="Times New Roman"/>
                 <w:b/>
-                <w:sz w:val="22"/>
               </w:rPr>
               <w:t>Фактичний результат</w:t>
             </w:r>
@@ -850,19 +895,17 @@
         </w:tc>
         <w:tc>
           <w:tcPr>
-            <w:tcW w:type="dxa" w:w="850"/>
+            <w:tcW w:w="850" w:type="dxa"/>
             <w:shd w:val="clear" w:color="auto" w:fill="D9D9D9"/>
           </w:tcPr>
           <w:p>
             <w:pPr>
               <w:jc w:val="center"/>
             </w:pPr>
-            <w:r/>
             <w:r>
               <w:rPr>
                 <w:rFonts w:ascii="Times New Roman" w:hAnsi="Times New Roman"/>
                 <w:b/>
-                <w:sz w:val="22"/>
               </w:rPr>
               <w:t>Статус</w:t>
             </w:r>
@@ -870,19 +913,20 @@
         </w:tc>
       </w:tr>
       <w:tr>
-        <w:tc>
-          <w:tcPr>
-            <w:tcW w:type="dxa" w:w="454"/>
-          </w:tcPr>
-          <w:p>
-            <w:pPr>
-              <w:jc w:val="center"/>
-            </w:pPr>
-            <w:r/>
-            <w:r>
-              <w:rPr>
-                <w:rFonts w:ascii="Times New Roman" w:hAnsi="Times New Roman"/>
-                <w:sz w:val="22"/>
+        <w:trPr>
+          <w:jc w:val="center"/>
+        </w:trPr>
+        <w:tc>
+          <w:tcPr>
+            <w:tcW w:w="454" w:type="dxa"/>
+          </w:tcPr>
+          <w:p>
+            <w:pPr>
+              <w:jc w:val="center"/>
+            </w:pPr>
+            <w:r>
+              <w:rPr>
+                <w:rFonts w:ascii="Times New Roman" w:hAnsi="Times New Roman"/>
               </w:rPr>
               <w:t>1</w:t>
             </w:r>
@@ -890,17 +934,15 @@
         </w:tc>
         <w:tc>
           <w:tcPr>
-            <w:tcW w:type="dxa" w:w="2268"/>
-          </w:tcPr>
-          <w:p>
-            <w:pPr>
-              <w:jc w:val="center"/>
-            </w:pPr>
-            <w:r/>
-            <w:r>
-              <w:rPr>
-                <w:rFonts w:ascii="Times New Roman" w:hAnsi="Times New Roman"/>
-                <w:sz w:val="22"/>
+            <w:tcW w:w="2268" w:type="dxa"/>
+          </w:tcPr>
+          <w:p>
+            <w:pPr>
+              <w:jc w:val="center"/>
+            </w:pPr>
+            <w:r>
+              <w:rPr>
+                <w:rFonts w:ascii="Times New Roman" w:hAnsi="Times New Roman"/>
               </w:rPr>
               <w:t>Відкриття головної сторінки</w:t>
             </w:r>
@@ -908,17 +950,15 @@
         </w:tc>
         <w:tc>
           <w:tcPr>
-            <w:tcW w:type="dxa" w:w="1984"/>
-          </w:tcPr>
-          <w:p>
-            <w:pPr>
-              <w:jc w:val="center"/>
-            </w:pPr>
-            <w:r/>
-            <w:r>
-              <w:rPr>
-                <w:rFonts w:ascii="Times New Roman" w:hAnsi="Times New Roman"/>
-                <w:sz w:val="22"/>
+            <w:tcW w:w="1984" w:type="dxa"/>
+          </w:tcPr>
+          <w:p>
+            <w:pPr>
+              <w:jc w:val="center"/>
+            </w:pPr>
+            <w:r>
+              <w:rPr>
+                <w:rFonts w:ascii="Times New Roman" w:hAnsi="Times New Roman"/>
               </w:rPr>
               <w:t>Сторінка Swagger UI завантажується без помилок</w:t>
             </w:r>
@@ -926,17 +966,15 @@
         </w:tc>
         <w:tc>
           <w:tcPr>
-            <w:tcW w:type="dxa" w:w="1984"/>
-          </w:tcPr>
-          <w:p>
-            <w:pPr>
-              <w:jc w:val="center"/>
-            </w:pPr>
-            <w:r/>
-            <w:r>
-              <w:rPr>
-                <w:rFonts w:ascii="Times New Roman" w:hAnsi="Times New Roman"/>
-                <w:sz w:val="22"/>
+            <w:tcW w:w="1984" w:type="dxa"/>
+          </w:tcPr>
+          <w:p>
+            <w:pPr>
+              <w:jc w:val="center"/>
+            </w:pPr>
+            <w:r>
+              <w:rPr>
+                <w:rFonts w:ascii="Times New Roman" w:hAnsi="Times New Roman"/>
               </w:rPr>
               <w:t>Сторінка завантажена (HTTP 200)</w:t>
             </w:r>
@@ -944,37 +982,42 @@
         </w:tc>
         <w:tc>
           <w:tcPr>
-            <w:tcW w:type="dxa" w:w="850"/>
-          </w:tcPr>
-          <w:p>
-            <w:pPr>
-              <w:jc w:val="center"/>
-            </w:pPr>
-            <w:r/>
-            <w:r>
-              <w:rPr>
-                <w:rFonts w:ascii="Times New Roman" w:hAnsi="Times New Roman"/>
-                <w:sz w:val="22"/>
-              </w:rPr>
-              <w:t>✓ Успіх</w:t>
+            <w:tcW w:w="850" w:type="dxa"/>
+          </w:tcPr>
+          <w:p>
+            <w:pPr>
+              <w:jc w:val="center"/>
+            </w:pPr>
+            <w:r>
+              <w:rPr>
+                <w:rFonts w:ascii="Times New Roman" w:hAnsi="Times New Roman"/>
+              </w:rPr>
+              <w:t>✓</w:t>
+            </w:r>
+            <w:r>
+              <w:rPr>
+                <w:rFonts w:ascii="Times New Roman" w:hAnsi="Times New Roman"/>
+              </w:rPr>
+              <w:t xml:space="preserve"> Успіх</w:t>
             </w:r>
           </w:p>
         </w:tc>
       </w:tr>
       <w:tr>
-        <w:tc>
-          <w:tcPr>
-            <w:tcW w:type="dxa" w:w="454"/>
-          </w:tcPr>
-          <w:p>
-            <w:pPr>
-              <w:jc w:val="center"/>
-            </w:pPr>
-            <w:r/>
-            <w:r>
-              <w:rPr>
-                <w:rFonts w:ascii="Times New Roman" w:hAnsi="Times New Roman"/>
-                <w:sz w:val="22"/>
+        <w:trPr>
+          <w:jc w:val="center"/>
+        </w:trPr>
+        <w:tc>
+          <w:tcPr>
+            <w:tcW w:w="454" w:type="dxa"/>
+          </w:tcPr>
+          <w:p>
+            <w:pPr>
+              <w:jc w:val="center"/>
+            </w:pPr>
+            <w:r>
+              <w:rPr>
+                <w:rFonts w:ascii="Times New Roman" w:hAnsi="Times New Roman"/>
               </w:rPr>
               <w:t>2</w:t>
             </w:r>
@@ -982,35 +1025,37 @@
         </w:tc>
         <w:tc>
           <w:tcPr>
-            <w:tcW w:type="dxa" w:w="2268"/>
-          </w:tcPr>
-          <w:p>
-            <w:pPr>
-              <w:jc w:val="center"/>
-            </w:pPr>
-            <w:r/>
-            <w:r>
-              <w:rPr>
-                <w:rFonts w:ascii="Times New Roman" w:hAnsi="Times New Roman"/>
-                <w:sz w:val="22"/>
-              </w:rPr>
-              <w:t>GET /get – базовий запит</w:t>
-            </w:r>
-          </w:p>
-        </w:tc>
-        <w:tc>
-          <w:tcPr>
-            <w:tcW w:type="dxa" w:w="1984"/>
-          </w:tcPr>
-          <w:p>
-            <w:pPr>
-              <w:jc w:val="center"/>
-            </w:pPr>
-            <w:r/>
-            <w:r>
-              <w:rPr>
-                <w:rFonts w:ascii="Times New Roman" w:hAnsi="Times New Roman"/>
-                <w:sz w:val="22"/>
+            <w:tcW w:w="2268" w:type="dxa"/>
+          </w:tcPr>
+          <w:p>
+            <w:pPr>
+              <w:jc w:val="center"/>
+            </w:pPr>
+            <w:r>
+              <w:rPr>
+                <w:rFonts w:ascii="Times New Roman" w:hAnsi="Times New Roman"/>
+              </w:rPr>
+              <w:t xml:space="preserve">GET /get – </w:t>
+            </w:r>
+            <w:r>
+              <w:rPr>
+                <w:rFonts w:ascii="Times New Roman" w:hAnsi="Times New Roman"/>
+              </w:rPr>
+              <w:t>базовий запит</w:t>
+            </w:r>
+          </w:p>
+        </w:tc>
+        <w:tc>
+          <w:tcPr>
+            <w:tcW w:w="1984" w:type="dxa"/>
+          </w:tcPr>
+          <w:p>
+            <w:pPr>
+              <w:jc w:val="center"/>
+            </w:pPr>
+            <w:r>
+              <w:rPr>
+                <w:rFonts w:ascii="Times New Roman" w:hAnsi="Times New Roman"/>
               </w:rPr>
               <w:t>JSON-відповідь із даними запиту</w:t>
             </w:r>
@@ -1018,17 +1063,15 @@
         </w:tc>
         <w:tc>
           <w:tcPr>
-            <w:tcW w:type="dxa" w:w="1984"/>
-          </w:tcPr>
-          <w:p>
-            <w:pPr>
-              <w:jc w:val="center"/>
-            </w:pPr>
-            <w:r/>
-            <w:r>
-              <w:rPr>
-                <w:rFonts w:ascii="Times New Roman" w:hAnsi="Times New Roman"/>
-                <w:sz w:val="22"/>
+            <w:tcW w:w="1984" w:type="dxa"/>
+          </w:tcPr>
+          <w:p>
+            <w:pPr>
+              <w:jc w:val="center"/>
+            </w:pPr>
+            <w:r>
+              <w:rPr>
+                <w:rFonts w:ascii="Times New Roman" w:hAnsi="Times New Roman"/>
               </w:rPr>
               <w:t>Отримано JSON (HTTP 200)</w:t>
             </w:r>
@@ -1036,37 +1079,42 @@
         </w:tc>
         <w:tc>
           <w:tcPr>
-            <w:tcW w:type="dxa" w:w="850"/>
-          </w:tcPr>
-          <w:p>
-            <w:pPr>
-              <w:jc w:val="center"/>
-            </w:pPr>
-            <w:r/>
-            <w:r>
-              <w:rPr>
-                <w:rFonts w:ascii="Times New Roman" w:hAnsi="Times New Roman"/>
-                <w:sz w:val="22"/>
-              </w:rPr>
-              <w:t>✓ Успіх</w:t>
+            <w:tcW w:w="850" w:type="dxa"/>
+          </w:tcPr>
+          <w:p>
+            <w:pPr>
+              <w:jc w:val="center"/>
+            </w:pPr>
+            <w:r>
+              <w:rPr>
+                <w:rFonts w:ascii="Times New Roman" w:hAnsi="Times New Roman"/>
+              </w:rPr>
+              <w:t>✓</w:t>
+            </w:r>
+            <w:r>
+              <w:rPr>
+                <w:rFonts w:ascii="Times New Roman" w:hAnsi="Times New Roman"/>
+              </w:rPr>
+              <w:t xml:space="preserve"> Успіх</w:t>
             </w:r>
           </w:p>
         </w:tc>
       </w:tr>
       <w:tr>
-        <w:tc>
-          <w:tcPr>
-            <w:tcW w:type="dxa" w:w="454"/>
-          </w:tcPr>
-          <w:p>
-            <w:pPr>
-              <w:jc w:val="center"/>
-            </w:pPr>
-            <w:r/>
-            <w:r>
-              <w:rPr>
-                <w:rFonts w:ascii="Times New Roman" w:hAnsi="Times New Roman"/>
-                <w:sz w:val="22"/>
+        <w:trPr>
+          <w:jc w:val="center"/>
+        </w:trPr>
+        <w:tc>
+          <w:tcPr>
+            <w:tcW w:w="454" w:type="dxa"/>
+          </w:tcPr>
+          <w:p>
+            <w:pPr>
+              <w:jc w:val="center"/>
+            </w:pPr>
+            <w:r>
+              <w:rPr>
+                <w:rFonts w:ascii="Times New Roman" w:hAnsi="Times New Roman"/>
               </w:rPr>
               <w:t>3</w:t>
             </w:r>
@@ -1074,17 +1122,15 @@
         </w:tc>
         <w:tc>
           <w:tcPr>
-            <w:tcW w:type="dxa" w:w="2268"/>
-          </w:tcPr>
-          <w:p>
-            <w:pPr>
-              <w:jc w:val="center"/>
-            </w:pPr>
-            <w:r/>
-            <w:r>
-              <w:rPr>
-                <w:rFonts w:ascii="Times New Roman" w:hAnsi="Times New Roman"/>
-                <w:sz w:val="22"/>
+            <w:tcW w:w="2268" w:type="dxa"/>
+          </w:tcPr>
+          <w:p>
+            <w:pPr>
+              <w:jc w:val="center"/>
+            </w:pPr>
+            <w:r>
+              <w:rPr>
+                <w:rFonts w:ascii="Times New Roman" w:hAnsi="Times New Roman"/>
               </w:rPr>
               <w:t>GET /ip – отримання IP</w:t>
             </w:r>
@@ -1092,17 +1138,15 @@
         </w:tc>
         <w:tc>
           <w:tcPr>
-            <w:tcW w:type="dxa" w:w="1984"/>
-          </w:tcPr>
-          <w:p>
-            <w:pPr>
-              <w:jc w:val="center"/>
-            </w:pPr>
-            <w:r/>
-            <w:r>
-              <w:rPr>
-                <w:rFonts w:ascii="Times New Roman" w:hAnsi="Times New Roman"/>
-                <w:sz w:val="22"/>
+            <w:tcW w:w="1984" w:type="dxa"/>
+          </w:tcPr>
+          <w:p>
+            <w:pPr>
+              <w:jc w:val="center"/>
+            </w:pPr>
+            <w:r>
+              <w:rPr>
+                <w:rFonts w:ascii="Times New Roman" w:hAnsi="Times New Roman"/>
               </w:rPr>
               <w:t>JSON {"origin": "x.x.x.x"}</w:t>
             </w:r>
@@ -1110,17 +1154,15 @@
         </w:tc>
         <w:tc>
           <w:tcPr>
-            <w:tcW w:type="dxa" w:w="1984"/>
-          </w:tcPr>
-          <w:p>
-            <w:pPr>
-              <w:jc w:val="center"/>
-            </w:pPr>
-            <w:r/>
-            <w:r>
-              <w:rPr>
-                <w:rFonts w:ascii="Times New Roman" w:hAnsi="Times New Roman"/>
-                <w:sz w:val="22"/>
+            <w:tcW w:w="1984" w:type="dxa"/>
+          </w:tcPr>
+          <w:p>
+            <w:pPr>
+              <w:jc w:val="center"/>
+            </w:pPr>
+            <w:r>
+              <w:rPr>
+                <w:rFonts w:ascii="Times New Roman" w:hAnsi="Times New Roman"/>
               </w:rPr>
               <w:t>IP відображено коректно</w:t>
             </w:r>
@@ -1128,37 +1170,42 @@
         </w:tc>
         <w:tc>
           <w:tcPr>
-            <w:tcW w:type="dxa" w:w="850"/>
-          </w:tcPr>
-          <w:p>
-            <w:pPr>
-              <w:jc w:val="center"/>
-            </w:pPr>
-            <w:r/>
-            <w:r>
-              <w:rPr>
-                <w:rFonts w:ascii="Times New Roman" w:hAnsi="Times New Roman"/>
-                <w:sz w:val="22"/>
-              </w:rPr>
-              <w:t>✓ Успіх</w:t>
+            <w:tcW w:w="850" w:type="dxa"/>
+          </w:tcPr>
+          <w:p>
+            <w:pPr>
+              <w:jc w:val="center"/>
+            </w:pPr>
+            <w:r>
+              <w:rPr>
+                <w:rFonts w:ascii="Times New Roman" w:hAnsi="Times New Roman"/>
+              </w:rPr>
+              <w:t>✓</w:t>
+            </w:r>
+            <w:r>
+              <w:rPr>
+                <w:rFonts w:ascii="Times New Roman" w:hAnsi="Times New Roman"/>
+              </w:rPr>
+              <w:t xml:space="preserve"> Успіх</w:t>
             </w:r>
           </w:p>
         </w:tc>
       </w:tr>
       <w:tr>
-        <w:tc>
-          <w:tcPr>
-            <w:tcW w:type="dxa" w:w="454"/>
-          </w:tcPr>
-          <w:p>
-            <w:pPr>
-              <w:jc w:val="center"/>
-            </w:pPr>
-            <w:r/>
-            <w:r>
-              <w:rPr>
-                <w:rFonts w:ascii="Times New Roman" w:hAnsi="Times New Roman"/>
-                <w:sz w:val="22"/>
+        <w:trPr>
+          <w:jc w:val="center"/>
+        </w:trPr>
+        <w:tc>
+          <w:tcPr>
+            <w:tcW w:w="454" w:type="dxa"/>
+          </w:tcPr>
+          <w:p>
+            <w:pPr>
+              <w:jc w:val="center"/>
+            </w:pPr>
+            <w:r>
+              <w:rPr>
+                <w:rFonts w:ascii="Times New Roman" w:hAnsi="Times New Roman"/>
               </w:rPr>
               <w:t>4</w:t>
             </w:r>
@@ -1166,17 +1213,15 @@
         </w:tc>
         <w:tc>
           <w:tcPr>
-            <w:tcW w:type="dxa" w:w="2268"/>
-          </w:tcPr>
-          <w:p>
-            <w:pPr>
-              <w:jc w:val="center"/>
-            </w:pPr>
-            <w:r/>
-            <w:r>
-              <w:rPr>
-                <w:rFonts w:ascii="Times New Roman" w:hAnsi="Times New Roman"/>
-                <w:sz w:val="22"/>
+            <w:tcW w:w="2268" w:type="dxa"/>
+          </w:tcPr>
+          <w:p>
+            <w:pPr>
+              <w:jc w:val="center"/>
+            </w:pPr>
+            <w:r>
+              <w:rPr>
+                <w:rFonts w:ascii="Times New Roman" w:hAnsi="Times New Roman"/>
               </w:rPr>
               <w:t>GET /headers – заголовки</w:t>
             </w:r>
@@ -1184,17 +1229,15 @@
         </w:tc>
         <w:tc>
           <w:tcPr>
-            <w:tcW w:type="dxa" w:w="1984"/>
-          </w:tcPr>
-          <w:p>
-            <w:pPr>
-              <w:jc w:val="center"/>
-            </w:pPr>
-            <w:r/>
-            <w:r>
-              <w:rPr>
-                <w:rFonts w:ascii="Times New Roman" w:hAnsi="Times New Roman"/>
-                <w:sz w:val="22"/>
+            <w:tcW w:w="1984" w:type="dxa"/>
+          </w:tcPr>
+          <w:p>
+            <w:pPr>
+              <w:jc w:val="center"/>
+            </w:pPr>
+            <w:r>
+              <w:rPr>
+                <w:rFonts w:ascii="Times New Roman" w:hAnsi="Times New Roman"/>
               </w:rPr>
               <w:t>JSON з усіма HTTP-заголовками</w:t>
             </w:r>
@@ -1202,17 +1245,15 @@
         </w:tc>
         <w:tc>
           <w:tcPr>
-            <w:tcW w:type="dxa" w:w="1984"/>
-          </w:tcPr>
-          <w:p>
-            <w:pPr>
-              <w:jc w:val="center"/>
-            </w:pPr>
-            <w:r/>
-            <w:r>
-              <w:rPr>
-                <w:rFonts w:ascii="Times New Roman" w:hAnsi="Times New Roman"/>
-                <w:sz w:val="22"/>
+            <w:tcW w:w="1984" w:type="dxa"/>
+          </w:tcPr>
+          <w:p>
+            <w:pPr>
+              <w:jc w:val="center"/>
+            </w:pPr>
+            <w:r>
+              <w:rPr>
+                <w:rFonts w:ascii="Times New Roman" w:hAnsi="Times New Roman"/>
               </w:rPr>
               <w:t>Заголовки відображено</w:t>
             </w:r>
@@ -1220,37 +1261,42 @@
         </w:tc>
         <w:tc>
           <w:tcPr>
-            <w:tcW w:type="dxa" w:w="850"/>
-          </w:tcPr>
-          <w:p>
-            <w:pPr>
-              <w:jc w:val="center"/>
-            </w:pPr>
-            <w:r/>
-            <w:r>
-              <w:rPr>
-                <w:rFonts w:ascii="Times New Roman" w:hAnsi="Times New Roman"/>
-                <w:sz w:val="22"/>
-              </w:rPr>
-              <w:t>✓ Успіх</w:t>
+            <w:tcW w:w="850" w:type="dxa"/>
+          </w:tcPr>
+          <w:p>
+            <w:pPr>
+              <w:jc w:val="center"/>
+            </w:pPr>
+            <w:r>
+              <w:rPr>
+                <w:rFonts w:ascii="Times New Roman" w:hAnsi="Times New Roman"/>
+              </w:rPr>
+              <w:t>✓</w:t>
+            </w:r>
+            <w:r>
+              <w:rPr>
+                <w:rFonts w:ascii="Times New Roman" w:hAnsi="Times New Roman"/>
+              </w:rPr>
+              <w:t xml:space="preserve"> Успіх</w:t>
             </w:r>
           </w:p>
         </w:tc>
       </w:tr>
       <w:tr>
-        <w:tc>
-          <w:tcPr>
-            <w:tcW w:type="dxa" w:w="454"/>
-          </w:tcPr>
-          <w:p>
-            <w:pPr>
-              <w:jc w:val="center"/>
-            </w:pPr>
-            <w:r/>
-            <w:r>
-              <w:rPr>
-                <w:rFonts w:ascii="Times New Roman" w:hAnsi="Times New Roman"/>
-                <w:sz w:val="22"/>
+        <w:trPr>
+          <w:jc w:val="center"/>
+        </w:trPr>
+        <w:tc>
+          <w:tcPr>
+            <w:tcW w:w="454" w:type="dxa"/>
+          </w:tcPr>
+          <w:p>
+            <w:pPr>
+              <w:jc w:val="center"/>
+            </w:pPr>
+            <w:r>
+              <w:rPr>
+                <w:rFonts w:ascii="Times New Roman" w:hAnsi="Times New Roman"/>
               </w:rPr>
               <w:t>5</w:t>
             </w:r>
@@ -1258,17 +1304,15 @@
         </w:tc>
         <w:tc>
           <w:tcPr>
-            <w:tcW w:type="dxa" w:w="2268"/>
-          </w:tcPr>
-          <w:p>
-            <w:pPr>
-              <w:jc w:val="center"/>
-            </w:pPr>
-            <w:r/>
-            <w:r>
-              <w:rPr>
-                <w:rFonts w:ascii="Times New Roman" w:hAnsi="Times New Roman"/>
-                <w:sz w:val="22"/>
+            <w:tcW w:w="2268" w:type="dxa"/>
+          </w:tcPr>
+          <w:p>
+            <w:pPr>
+              <w:jc w:val="center"/>
+            </w:pPr>
+            <w:r>
+              <w:rPr>
+                <w:rFonts w:ascii="Times New Roman" w:hAnsi="Times New Roman"/>
               </w:rPr>
               <w:t>GET /status/200</w:t>
             </w:r>
@@ -1276,17 +1320,15 @@
         </w:tc>
         <w:tc>
           <w:tcPr>
-            <w:tcW w:type="dxa" w:w="1984"/>
-          </w:tcPr>
-          <w:p>
-            <w:pPr>
-              <w:jc w:val="center"/>
-            </w:pPr>
-            <w:r/>
-            <w:r>
-              <w:rPr>
-                <w:rFonts w:ascii="Times New Roman" w:hAnsi="Times New Roman"/>
-                <w:sz w:val="22"/>
+            <w:tcW w:w="1984" w:type="dxa"/>
+          </w:tcPr>
+          <w:p>
+            <w:pPr>
+              <w:jc w:val="center"/>
+            </w:pPr>
+            <w:r>
+              <w:rPr>
+                <w:rFonts w:ascii="Times New Roman" w:hAnsi="Times New Roman"/>
               </w:rPr>
               <w:t>HTTP 200 OK</w:t>
             </w:r>
@@ -1294,17 +1336,15 @@
         </w:tc>
         <w:tc>
           <w:tcPr>
-            <w:tcW w:type="dxa" w:w="1984"/>
-          </w:tcPr>
-          <w:p>
-            <w:pPr>
-              <w:jc w:val="center"/>
-            </w:pPr>
-            <w:r/>
-            <w:r>
-              <w:rPr>
-                <w:rFonts w:ascii="Times New Roman" w:hAnsi="Times New Roman"/>
-                <w:sz w:val="22"/>
+            <w:tcW w:w="1984" w:type="dxa"/>
+          </w:tcPr>
+          <w:p>
+            <w:pPr>
+              <w:jc w:val="center"/>
+            </w:pPr>
+            <w:r>
+              <w:rPr>
+                <w:rFonts w:ascii="Times New Roman" w:hAnsi="Times New Roman"/>
               </w:rPr>
               <w:t>HTTP 200 OK</w:t>
             </w:r>
@@ -1312,37 +1352,42 @@
         </w:tc>
         <w:tc>
           <w:tcPr>
-            <w:tcW w:type="dxa" w:w="850"/>
-          </w:tcPr>
-          <w:p>
-            <w:pPr>
-              <w:jc w:val="center"/>
-            </w:pPr>
-            <w:r/>
-            <w:r>
-              <w:rPr>
-                <w:rFonts w:ascii="Times New Roman" w:hAnsi="Times New Roman"/>
-                <w:sz w:val="22"/>
-              </w:rPr>
-              <w:t>✓ Успіх</w:t>
+            <w:tcW w:w="850" w:type="dxa"/>
+          </w:tcPr>
+          <w:p>
+            <w:pPr>
+              <w:jc w:val="center"/>
+            </w:pPr>
+            <w:r>
+              <w:rPr>
+                <w:rFonts w:ascii="Times New Roman" w:hAnsi="Times New Roman"/>
+              </w:rPr>
+              <w:t>✓</w:t>
+            </w:r>
+            <w:r>
+              <w:rPr>
+                <w:rFonts w:ascii="Times New Roman" w:hAnsi="Times New Roman"/>
+              </w:rPr>
+              <w:t xml:space="preserve"> Успіх</w:t>
             </w:r>
           </w:p>
         </w:tc>
       </w:tr>
       <w:tr>
-        <w:tc>
-          <w:tcPr>
-            <w:tcW w:type="dxa" w:w="454"/>
-          </w:tcPr>
-          <w:p>
-            <w:pPr>
-              <w:jc w:val="center"/>
-            </w:pPr>
-            <w:r/>
-            <w:r>
-              <w:rPr>
-                <w:rFonts w:ascii="Times New Roman" w:hAnsi="Times New Roman"/>
-                <w:sz w:val="22"/>
+        <w:trPr>
+          <w:jc w:val="center"/>
+        </w:trPr>
+        <w:tc>
+          <w:tcPr>
+            <w:tcW w:w="454" w:type="dxa"/>
+          </w:tcPr>
+          <w:p>
+            <w:pPr>
+              <w:jc w:val="center"/>
+            </w:pPr>
+            <w:r>
+              <w:rPr>
+                <w:rFonts w:ascii="Times New Roman" w:hAnsi="Times New Roman"/>
               </w:rPr>
               <w:t>6</w:t>
             </w:r>
@@ -1350,17 +1395,15 @@
         </w:tc>
         <w:tc>
           <w:tcPr>
-            <w:tcW w:type="dxa" w:w="2268"/>
-          </w:tcPr>
-          <w:p>
-            <w:pPr>
-              <w:jc w:val="center"/>
-            </w:pPr>
-            <w:r/>
-            <w:r>
-              <w:rPr>
-                <w:rFonts w:ascii="Times New Roman" w:hAnsi="Times New Roman"/>
-                <w:sz w:val="22"/>
+            <w:tcW w:w="2268" w:type="dxa"/>
+          </w:tcPr>
+          <w:p>
+            <w:pPr>
+              <w:jc w:val="center"/>
+            </w:pPr>
+            <w:r>
+              <w:rPr>
+                <w:rFonts w:ascii="Times New Roman" w:hAnsi="Times New Roman"/>
               </w:rPr>
               <w:t>GET /status/404</w:t>
             </w:r>
@@ -1368,17 +1411,15 @@
         </w:tc>
         <w:tc>
           <w:tcPr>
-            <w:tcW w:type="dxa" w:w="1984"/>
-          </w:tcPr>
-          <w:p>
-            <w:pPr>
-              <w:jc w:val="center"/>
-            </w:pPr>
-            <w:r/>
-            <w:r>
-              <w:rPr>
-                <w:rFonts w:ascii="Times New Roman" w:hAnsi="Times New Roman"/>
-                <w:sz w:val="22"/>
+            <w:tcW w:w="1984" w:type="dxa"/>
+          </w:tcPr>
+          <w:p>
+            <w:pPr>
+              <w:jc w:val="center"/>
+            </w:pPr>
+            <w:r>
+              <w:rPr>
+                <w:rFonts w:ascii="Times New Roman" w:hAnsi="Times New Roman"/>
               </w:rPr>
               <w:t>HTTP 404 Not Found</w:t>
             </w:r>
@@ -1386,17 +1427,15 @@
         </w:tc>
         <w:tc>
           <w:tcPr>
-            <w:tcW w:type="dxa" w:w="1984"/>
-          </w:tcPr>
-          <w:p>
-            <w:pPr>
-              <w:jc w:val="center"/>
-            </w:pPr>
-            <w:r/>
-            <w:r>
-              <w:rPr>
-                <w:rFonts w:ascii="Times New Roman" w:hAnsi="Times New Roman"/>
-                <w:sz w:val="22"/>
+            <w:tcW w:w="1984" w:type="dxa"/>
+          </w:tcPr>
+          <w:p>
+            <w:pPr>
+              <w:jc w:val="center"/>
+            </w:pPr>
+            <w:r>
+              <w:rPr>
+                <w:rFonts w:ascii="Times New Roman" w:hAnsi="Times New Roman"/>
               </w:rPr>
               <w:t>HTTP 404 Not Found</w:t>
             </w:r>
@@ -1404,37 +1443,42 @@
         </w:tc>
         <w:tc>
           <w:tcPr>
-            <w:tcW w:type="dxa" w:w="850"/>
-          </w:tcPr>
-          <w:p>
-            <w:pPr>
-              <w:jc w:val="center"/>
-            </w:pPr>
-            <w:r/>
-            <w:r>
-              <w:rPr>
-                <w:rFonts w:ascii="Times New Roman" w:hAnsi="Times New Roman"/>
-                <w:sz w:val="22"/>
-              </w:rPr>
-              <w:t>✓ Успіх</w:t>
+            <w:tcW w:w="850" w:type="dxa"/>
+          </w:tcPr>
+          <w:p>
+            <w:pPr>
+              <w:jc w:val="center"/>
+            </w:pPr>
+            <w:r>
+              <w:rPr>
+                <w:rFonts w:ascii="Times New Roman" w:hAnsi="Times New Roman"/>
+              </w:rPr>
+              <w:t>✓</w:t>
+            </w:r>
+            <w:r>
+              <w:rPr>
+                <w:rFonts w:ascii="Times New Roman" w:hAnsi="Times New Roman"/>
+              </w:rPr>
+              <w:t xml:space="preserve"> Успіх</w:t>
             </w:r>
           </w:p>
         </w:tc>
       </w:tr>
       <w:tr>
-        <w:tc>
-          <w:tcPr>
-            <w:tcW w:type="dxa" w:w="454"/>
-          </w:tcPr>
-          <w:p>
-            <w:pPr>
-              <w:jc w:val="center"/>
-            </w:pPr>
-            <w:r/>
-            <w:r>
-              <w:rPr>
-                <w:rFonts w:ascii="Times New Roman" w:hAnsi="Times New Roman"/>
-                <w:sz w:val="22"/>
+        <w:trPr>
+          <w:jc w:val="center"/>
+        </w:trPr>
+        <w:tc>
+          <w:tcPr>
+            <w:tcW w:w="454" w:type="dxa"/>
+          </w:tcPr>
+          <w:p>
+            <w:pPr>
+              <w:jc w:val="center"/>
+            </w:pPr>
+            <w:r>
+              <w:rPr>
+                <w:rFonts w:ascii="Times New Roman" w:hAnsi="Times New Roman"/>
               </w:rPr>
               <w:t>7</w:t>
             </w:r>
@@ -1442,17 +1486,15 @@
         </w:tc>
         <w:tc>
           <w:tcPr>
-            <w:tcW w:type="dxa" w:w="2268"/>
-          </w:tcPr>
-          <w:p>
-            <w:pPr>
-              <w:jc w:val="center"/>
-            </w:pPr>
-            <w:r/>
-            <w:r>
-              <w:rPr>
-                <w:rFonts w:ascii="Times New Roman" w:hAnsi="Times New Roman"/>
-                <w:sz w:val="22"/>
+            <w:tcW w:w="2268" w:type="dxa"/>
+          </w:tcPr>
+          <w:p>
+            <w:pPr>
+              <w:jc w:val="center"/>
+            </w:pPr>
+            <w:r>
+              <w:rPr>
+                <w:rFonts w:ascii="Times New Roman" w:hAnsi="Times New Roman"/>
               </w:rPr>
               <w:t>GET /status/500</w:t>
             </w:r>
@@ -1460,17 +1502,15 @@
         </w:tc>
         <w:tc>
           <w:tcPr>
-            <w:tcW w:type="dxa" w:w="1984"/>
-          </w:tcPr>
-          <w:p>
-            <w:pPr>
-              <w:jc w:val="center"/>
-            </w:pPr>
-            <w:r/>
-            <w:r>
-              <w:rPr>
-                <w:rFonts w:ascii="Times New Roman" w:hAnsi="Times New Roman"/>
-                <w:sz w:val="22"/>
+            <w:tcW w:w="1984" w:type="dxa"/>
+          </w:tcPr>
+          <w:p>
+            <w:pPr>
+              <w:jc w:val="center"/>
+            </w:pPr>
+            <w:r>
+              <w:rPr>
+                <w:rFonts w:ascii="Times New Roman" w:hAnsi="Times New Roman"/>
               </w:rPr>
               <w:t>HTTP 500 Internal Server Error</w:t>
             </w:r>
@@ -1478,17 +1518,15 @@
         </w:tc>
         <w:tc>
           <w:tcPr>
-            <w:tcW w:type="dxa" w:w="1984"/>
-          </w:tcPr>
-          <w:p>
-            <w:pPr>
-              <w:jc w:val="center"/>
-            </w:pPr>
-            <w:r/>
-            <w:r>
-              <w:rPr>
-                <w:rFonts w:ascii="Times New Roman" w:hAnsi="Times New Roman"/>
-                <w:sz w:val="22"/>
+            <w:tcW w:w="1984" w:type="dxa"/>
+          </w:tcPr>
+          <w:p>
+            <w:pPr>
+              <w:jc w:val="center"/>
+            </w:pPr>
+            <w:r>
+              <w:rPr>
+                <w:rFonts w:ascii="Times New Roman" w:hAnsi="Times New Roman"/>
               </w:rPr>
               <w:t>HTTP 500 повернено</w:t>
             </w:r>
@@ -1496,37 +1534,42 @@
         </w:tc>
         <w:tc>
           <w:tcPr>
-            <w:tcW w:type="dxa" w:w="850"/>
-          </w:tcPr>
-          <w:p>
-            <w:pPr>
-              <w:jc w:val="center"/>
-            </w:pPr>
-            <w:r/>
-            <w:r>
-              <w:rPr>
-                <w:rFonts w:ascii="Times New Roman" w:hAnsi="Times New Roman"/>
-                <w:sz w:val="22"/>
-              </w:rPr>
-              <w:t>✓ Успіх</w:t>
+            <w:tcW w:w="850" w:type="dxa"/>
+          </w:tcPr>
+          <w:p>
+            <w:pPr>
+              <w:jc w:val="center"/>
+            </w:pPr>
+            <w:r>
+              <w:rPr>
+                <w:rFonts w:ascii="Times New Roman" w:hAnsi="Times New Roman"/>
+              </w:rPr>
+              <w:t>✓</w:t>
+            </w:r>
+            <w:r>
+              <w:rPr>
+                <w:rFonts w:ascii="Times New Roman" w:hAnsi="Times New Roman"/>
+              </w:rPr>
+              <w:t xml:space="preserve"> Успіх</w:t>
             </w:r>
           </w:p>
         </w:tc>
       </w:tr>
       <w:tr>
-        <w:tc>
-          <w:tcPr>
-            <w:tcW w:type="dxa" w:w="454"/>
-          </w:tcPr>
-          <w:p>
-            <w:pPr>
-              <w:jc w:val="center"/>
-            </w:pPr>
-            <w:r/>
-            <w:r>
-              <w:rPr>
-                <w:rFonts w:ascii="Times New Roman" w:hAnsi="Times New Roman"/>
-                <w:sz w:val="22"/>
+        <w:trPr>
+          <w:jc w:val="center"/>
+        </w:trPr>
+        <w:tc>
+          <w:tcPr>
+            <w:tcW w:w="454" w:type="dxa"/>
+          </w:tcPr>
+          <w:p>
+            <w:pPr>
+              <w:jc w:val="center"/>
+            </w:pPr>
+            <w:r>
+              <w:rPr>
+                <w:rFonts w:ascii="Times New Roman" w:hAnsi="Times New Roman"/>
               </w:rPr>
               <w:t>8</w:t>
             </w:r>
@@ -1534,17 +1577,15 @@
         </w:tc>
         <w:tc>
           <w:tcPr>
-            <w:tcW w:type="dxa" w:w="2268"/>
-          </w:tcPr>
-          <w:p>
-            <w:pPr>
-              <w:jc w:val="center"/>
-            </w:pPr>
-            <w:r/>
-            <w:r>
-              <w:rPr>
-                <w:rFonts w:ascii="Times New Roman" w:hAnsi="Times New Roman"/>
-                <w:sz w:val="22"/>
+            <w:tcW w:w="2268" w:type="dxa"/>
+          </w:tcPr>
+          <w:p>
+            <w:pPr>
+              <w:jc w:val="center"/>
+            </w:pPr>
+            <w:r>
+              <w:rPr>
+                <w:rFonts w:ascii="Times New Roman" w:hAnsi="Times New Roman"/>
               </w:rPr>
               <w:t>GET /delay/1 – затримка 1 с</w:t>
             </w:r>
@@ -1552,17 +1593,15 @@
         </w:tc>
         <w:tc>
           <w:tcPr>
-            <w:tcW w:type="dxa" w:w="1984"/>
-          </w:tcPr>
-          <w:p>
-            <w:pPr>
-              <w:jc w:val="center"/>
-            </w:pPr>
-            <w:r/>
-            <w:r>
-              <w:rPr>
-                <w:rFonts w:ascii="Times New Roman" w:hAnsi="Times New Roman"/>
-                <w:sz w:val="22"/>
+            <w:tcW w:w="1984" w:type="dxa"/>
+          </w:tcPr>
+          <w:p>
+            <w:pPr>
+              <w:jc w:val="center"/>
+            </w:pPr>
+            <w:r>
+              <w:rPr>
+                <w:rFonts w:ascii="Times New Roman" w:hAnsi="Times New Roman"/>
               </w:rPr>
               <w:t>Відповідь через ~1 секунду</w:t>
             </w:r>
@@ -1570,17 +1609,15 @@
         </w:tc>
         <w:tc>
           <w:tcPr>
-            <w:tcW w:type="dxa" w:w="1984"/>
-          </w:tcPr>
-          <w:p>
-            <w:pPr>
-              <w:jc w:val="center"/>
-            </w:pPr>
-            <w:r/>
-            <w:r>
-              <w:rPr>
-                <w:rFonts w:ascii="Times New Roman" w:hAnsi="Times New Roman"/>
-                <w:sz w:val="22"/>
+            <w:tcW w:w="1984" w:type="dxa"/>
+          </w:tcPr>
+          <w:p>
+            <w:pPr>
+              <w:jc w:val="center"/>
+            </w:pPr>
+            <w:r>
+              <w:rPr>
+                <w:rFonts w:ascii="Times New Roman" w:hAnsi="Times New Roman"/>
               </w:rPr>
               <w:t>Відповідь отримано за 1.18 с</w:t>
             </w:r>
@@ -1588,37 +1625,42 @@
         </w:tc>
         <w:tc>
           <w:tcPr>
-            <w:tcW w:type="dxa" w:w="850"/>
-          </w:tcPr>
-          <w:p>
-            <w:pPr>
-              <w:jc w:val="center"/>
-            </w:pPr>
-            <w:r/>
-            <w:r>
-              <w:rPr>
-                <w:rFonts w:ascii="Times New Roman" w:hAnsi="Times New Roman"/>
-                <w:sz w:val="22"/>
-              </w:rPr>
-              <w:t>✓ Успіх</w:t>
+            <w:tcW w:w="850" w:type="dxa"/>
+          </w:tcPr>
+          <w:p>
+            <w:pPr>
+              <w:jc w:val="center"/>
+            </w:pPr>
+            <w:r>
+              <w:rPr>
+                <w:rFonts w:ascii="Times New Roman" w:hAnsi="Times New Roman"/>
+              </w:rPr>
+              <w:t>✓</w:t>
+            </w:r>
+            <w:r>
+              <w:rPr>
+                <w:rFonts w:ascii="Times New Roman" w:hAnsi="Times New Roman"/>
+              </w:rPr>
+              <w:t xml:space="preserve"> Успіх</w:t>
             </w:r>
           </w:p>
         </w:tc>
       </w:tr>
       <w:tr>
-        <w:tc>
-          <w:tcPr>
-            <w:tcW w:type="dxa" w:w="454"/>
-          </w:tcPr>
-          <w:p>
-            <w:pPr>
-              <w:jc w:val="center"/>
-            </w:pPr>
-            <w:r/>
-            <w:r>
-              <w:rPr>
-                <w:rFonts w:ascii="Times New Roman" w:hAnsi="Times New Roman"/>
-                <w:sz w:val="22"/>
+        <w:trPr>
+          <w:jc w:val="center"/>
+        </w:trPr>
+        <w:tc>
+          <w:tcPr>
+            <w:tcW w:w="454" w:type="dxa"/>
+          </w:tcPr>
+          <w:p>
+            <w:pPr>
+              <w:jc w:val="center"/>
+            </w:pPr>
+            <w:r>
+              <w:rPr>
+                <w:rFonts w:ascii="Times New Roman" w:hAnsi="Times New Roman"/>
               </w:rPr>
               <w:t>9</w:t>
             </w:r>
@@ -1626,17 +1668,15 @@
         </w:tc>
         <w:tc>
           <w:tcPr>
-            <w:tcW w:type="dxa" w:w="2268"/>
-          </w:tcPr>
-          <w:p>
-            <w:pPr>
-              <w:jc w:val="center"/>
-            </w:pPr>
-            <w:r/>
-            <w:r>
-              <w:rPr>
-                <w:rFonts w:ascii="Times New Roman" w:hAnsi="Times New Roman"/>
-                <w:sz w:val="22"/>
+            <w:tcW w:w="2268" w:type="dxa"/>
+          </w:tcPr>
+          <w:p>
+            <w:pPr>
+              <w:jc w:val="center"/>
+            </w:pPr>
+            <w:r>
+              <w:rPr>
+                <w:rFonts w:ascii="Times New Roman" w:hAnsi="Times New Roman"/>
               </w:rPr>
               <w:t>POST /post – тіло запиту</w:t>
             </w:r>
@@ -1644,17 +1684,15 @@
         </w:tc>
         <w:tc>
           <w:tcPr>
-            <w:tcW w:type="dxa" w:w="1984"/>
-          </w:tcPr>
-          <w:p>
-            <w:pPr>
-              <w:jc w:val="center"/>
-            </w:pPr>
-            <w:r/>
-            <w:r>
-              <w:rPr>
-                <w:rFonts w:ascii="Times New Roman" w:hAnsi="Times New Roman"/>
-                <w:sz w:val="22"/>
+            <w:tcW w:w="1984" w:type="dxa"/>
+          </w:tcPr>
+          <w:p>
+            <w:pPr>
+              <w:jc w:val="center"/>
+            </w:pPr>
+            <w:r>
+              <w:rPr>
+                <w:rFonts w:ascii="Times New Roman" w:hAnsi="Times New Roman"/>
               </w:rPr>
               <w:t>JSON з полем "data" або "json"</w:t>
             </w:r>
@@ -1662,17 +1700,15 @@
         </w:tc>
         <w:tc>
           <w:tcPr>
-            <w:tcW w:type="dxa" w:w="1984"/>
-          </w:tcPr>
-          <w:p>
-            <w:pPr>
-              <w:jc w:val="center"/>
-            </w:pPr>
-            <w:r/>
-            <w:r>
-              <w:rPr>
-                <w:rFonts w:ascii="Times New Roman" w:hAnsi="Times New Roman"/>
-                <w:sz w:val="22"/>
+            <w:tcW w:w="1984" w:type="dxa"/>
+          </w:tcPr>
+          <w:p>
+            <w:pPr>
+              <w:jc w:val="center"/>
+            </w:pPr>
+            <w:r>
+              <w:rPr>
+                <w:rFonts w:ascii="Times New Roman" w:hAnsi="Times New Roman"/>
               </w:rPr>
               <w:t>Тіло запиту відображено</w:t>
             </w:r>
@@ -1680,37 +1716,42 @@
         </w:tc>
         <w:tc>
           <w:tcPr>
-            <w:tcW w:type="dxa" w:w="850"/>
-          </w:tcPr>
-          <w:p>
-            <w:pPr>
-              <w:jc w:val="center"/>
-            </w:pPr>
-            <w:r/>
-            <w:r>
-              <w:rPr>
-                <w:rFonts w:ascii="Times New Roman" w:hAnsi="Times New Roman"/>
-                <w:sz w:val="22"/>
-              </w:rPr>
-              <w:t>✓ Успіх</w:t>
+            <w:tcW w:w="850" w:type="dxa"/>
+          </w:tcPr>
+          <w:p>
+            <w:pPr>
+              <w:jc w:val="center"/>
+            </w:pPr>
+            <w:r>
+              <w:rPr>
+                <w:rFonts w:ascii="Times New Roman" w:hAnsi="Times New Roman"/>
+              </w:rPr>
+              <w:t>✓</w:t>
+            </w:r>
+            <w:r>
+              <w:rPr>
+                <w:rFonts w:ascii="Times New Roman" w:hAnsi="Times New Roman"/>
+              </w:rPr>
+              <w:t xml:space="preserve"> Успіх</w:t>
             </w:r>
           </w:p>
         </w:tc>
       </w:tr>
       <w:tr>
-        <w:tc>
-          <w:tcPr>
-            <w:tcW w:type="dxa" w:w="454"/>
-          </w:tcPr>
-          <w:p>
-            <w:pPr>
-              <w:jc w:val="center"/>
-            </w:pPr>
-            <w:r/>
-            <w:r>
-              <w:rPr>
-                <w:rFonts w:ascii="Times New Roman" w:hAnsi="Times New Roman"/>
-                <w:sz w:val="22"/>
+        <w:trPr>
+          <w:jc w:val="center"/>
+        </w:trPr>
+        <w:tc>
+          <w:tcPr>
+            <w:tcW w:w="454" w:type="dxa"/>
+          </w:tcPr>
+          <w:p>
+            <w:pPr>
+              <w:jc w:val="center"/>
+            </w:pPr>
+            <w:r>
+              <w:rPr>
+                <w:rFonts w:ascii="Times New Roman" w:hAnsi="Times New Roman"/>
               </w:rPr>
               <w:t>10</w:t>
             </w:r>
@@ -1718,17 +1759,15 @@
         </w:tc>
         <w:tc>
           <w:tcPr>
-            <w:tcW w:type="dxa" w:w="2268"/>
-          </w:tcPr>
-          <w:p>
-            <w:pPr>
-              <w:jc w:val="center"/>
-            </w:pPr>
-            <w:r/>
-            <w:r>
-              <w:rPr>
-                <w:rFonts w:ascii="Times New Roman" w:hAnsi="Times New Roman"/>
-                <w:sz w:val="22"/>
+            <w:tcW w:w="2268" w:type="dxa"/>
+          </w:tcPr>
+          <w:p>
+            <w:pPr>
+              <w:jc w:val="center"/>
+            </w:pPr>
+            <w:r>
+              <w:rPr>
+                <w:rFonts w:ascii="Times New Roman" w:hAnsi="Times New Roman"/>
               </w:rPr>
               <w:t>GET /base64/{value} – декодування</w:t>
             </w:r>
@@ -1736,17 +1775,15 @@
         </w:tc>
         <w:tc>
           <w:tcPr>
-            <w:tcW w:type="dxa" w:w="1984"/>
-          </w:tcPr>
-          <w:p>
-            <w:pPr>
-              <w:jc w:val="center"/>
-            </w:pPr>
-            <w:r/>
-            <w:r>
-              <w:rPr>
-                <w:rFonts w:ascii="Times New Roman" w:hAnsi="Times New Roman"/>
-                <w:sz w:val="22"/>
+            <w:tcW w:w="1984" w:type="dxa"/>
+          </w:tcPr>
+          <w:p>
+            <w:pPr>
+              <w:jc w:val="center"/>
+            </w:pPr>
+            <w:r>
+              <w:rPr>
+                <w:rFonts w:ascii="Times New Roman" w:hAnsi="Times New Roman"/>
               </w:rPr>
               <w:t>Текст "SFRUUEJJTg==" → "HTTPBIN"</w:t>
             </w:r>
@@ -1754,17 +1791,15 @@
         </w:tc>
         <w:tc>
           <w:tcPr>
-            <w:tcW w:type="dxa" w:w="1984"/>
-          </w:tcPr>
-          <w:p>
-            <w:pPr>
-              <w:jc w:val="center"/>
-            </w:pPr>
-            <w:r/>
-            <w:r>
-              <w:rPr>
-                <w:rFonts w:ascii="Times New Roman" w:hAnsi="Times New Roman"/>
-                <w:sz w:val="22"/>
+            <w:tcW w:w="1984" w:type="dxa"/>
+          </w:tcPr>
+          <w:p>
+            <w:pPr>
+              <w:jc w:val="center"/>
+            </w:pPr>
+            <w:r>
+              <w:rPr>
+                <w:rFonts w:ascii="Times New Roman" w:hAnsi="Times New Roman"/>
               </w:rPr>
               <w:t>Декодовано коректно</w:t>
             </w:r>
@@ -1772,37 +1807,42 @@
         </w:tc>
         <w:tc>
           <w:tcPr>
-            <w:tcW w:type="dxa" w:w="850"/>
-          </w:tcPr>
-          <w:p>
-            <w:pPr>
-              <w:jc w:val="center"/>
-            </w:pPr>
-            <w:r/>
-            <w:r>
-              <w:rPr>
-                <w:rFonts w:ascii="Times New Roman" w:hAnsi="Times New Roman"/>
-                <w:sz w:val="22"/>
-              </w:rPr>
-              <w:t>✓ Успіх</w:t>
+            <w:tcW w:w="850" w:type="dxa"/>
+          </w:tcPr>
+          <w:p>
+            <w:pPr>
+              <w:jc w:val="center"/>
+            </w:pPr>
+            <w:r>
+              <w:rPr>
+                <w:rFonts w:ascii="Times New Roman" w:hAnsi="Times New Roman"/>
+              </w:rPr>
+              <w:t>✓</w:t>
+            </w:r>
+            <w:r>
+              <w:rPr>
+                <w:rFonts w:ascii="Times New Roman" w:hAnsi="Times New Roman"/>
+              </w:rPr>
+              <w:t xml:space="preserve"> Успіх</w:t>
             </w:r>
           </w:p>
         </w:tc>
       </w:tr>
       <w:tr>
-        <w:tc>
-          <w:tcPr>
-            <w:tcW w:type="dxa" w:w="454"/>
-          </w:tcPr>
-          <w:p>
-            <w:pPr>
-              <w:jc w:val="center"/>
-            </w:pPr>
-            <w:r/>
-            <w:r>
-              <w:rPr>
-                <w:rFonts w:ascii="Times New Roman" w:hAnsi="Times New Roman"/>
-                <w:sz w:val="22"/>
+        <w:trPr>
+          <w:jc w:val="center"/>
+        </w:trPr>
+        <w:tc>
+          <w:tcPr>
+            <w:tcW w:w="454" w:type="dxa"/>
+          </w:tcPr>
+          <w:p>
+            <w:pPr>
+              <w:jc w:val="center"/>
+            </w:pPr>
+            <w:r>
+              <w:rPr>
+                <w:rFonts w:ascii="Times New Roman" w:hAnsi="Times New Roman"/>
               </w:rPr>
               <w:t>11</w:t>
             </w:r>
@@ -1810,109 +1850,144 @@
         </w:tc>
         <w:tc>
           <w:tcPr>
-            <w:tcW w:type="dxa" w:w="2268"/>
-          </w:tcPr>
-          <w:p>
-            <w:pPr>
-              <w:jc w:val="center"/>
-            </w:pPr>
-            <w:r/>
-            <w:r>
-              <w:rPr>
-                <w:rFonts w:ascii="Times New Roman" w:hAnsi="Times New Roman"/>
-                <w:sz w:val="22"/>
-              </w:rPr>
-              <w:t>GET /anything – echo-запит</w:t>
-            </w:r>
-          </w:p>
-        </w:tc>
-        <w:tc>
-          <w:tcPr>
-            <w:tcW w:type="dxa" w:w="1984"/>
-          </w:tcPr>
-          <w:p>
-            <w:pPr>
-              <w:jc w:val="center"/>
-            </w:pPr>
-            <w:r/>
-            <w:r>
-              <w:rPr>
-                <w:rFonts w:ascii="Times New Roman" w:hAnsi="Times New Roman"/>
-                <w:sz w:val="22"/>
-              </w:rPr>
-              <w:t>JSON з усіма деталями запиту</w:t>
-            </w:r>
-          </w:p>
-        </w:tc>
-        <w:tc>
-          <w:tcPr>
-            <w:tcW w:type="dxa" w:w="1984"/>
-          </w:tcPr>
-          <w:p>
-            <w:pPr>
-              <w:jc w:val="center"/>
-            </w:pPr>
-            <w:r/>
-            <w:r>
-              <w:rPr>
-                <w:rFonts w:ascii="Times New Roman" w:hAnsi="Times New Roman"/>
-                <w:sz w:val="22"/>
-              </w:rPr>
-              <w:t>Всі поля відображено</w:t>
-            </w:r>
-          </w:p>
-        </w:tc>
-        <w:tc>
-          <w:tcPr>
-            <w:tcW w:type="dxa" w:w="850"/>
-          </w:tcPr>
-          <w:p>
-            <w:pPr>
-              <w:jc w:val="center"/>
-            </w:pPr>
-            <w:r/>
-            <w:r>
-              <w:rPr>
-                <w:rFonts w:ascii="Times New Roman" w:hAnsi="Times New Roman"/>
-                <w:sz w:val="22"/>
-              </w:rPr>
-              <w:t>✓ Успіх</w:t>
+            <w:tcW w:w="2268" w:type="dxa"/>
+          </w:tcPr>
+          <w:p>
+            <w:pPr>
+              <w:jc w:val="center"/>
+            </w:pPr>
+            <w:r>
+              <w:rPr>
+                <w:rFonts w:ascii="Times New Roman" w:hAnsi="Times New Roman"/>
+              </w:rPr>
+              <w:t xml:space="preserve">GET /anything – </w:t>
+            </w:r>
+            <w:r>
+              <w:rPr>
+                <w:rFonts w:ascii="Times New Roman" w:hAnsi="Times New Roman"/>
+              </w:rPr>
+              <w:t>echo-</w:t>
+            </w:r>
+            <w:r>
+              <w:rPr>
+                <w:rFonts w:ascii="Times New Roman" w:hAnsi="Times New Roman"/>
+              </w:rPr>
+              <w:lastRenderedPageBreak/>
+              <w:t>запит</w:t>
+            </w:r>
+          </w:p>
+        </w:tc>
+        <w:tc>
+          <w:tcPr>
+            <w:tcW w:w="1984" w:type="dxa"/>
+          </w:tcPr>
+          <w:p>
+            <w:pPr>
+              <w:jc w:val="center"/>
+            </w:pPr>
+            <w:r>
+              <w:rPr>
+                <w:rFonts w:ascii="Times New Roman" w:hAnsi="Times New Roman"/>
+              </w:rPr>
+              <w:lastRenderedPageBreak/>
+              <w:t xml:space="preserve">JSON з усіма </w:t>
+            </w:r>
+            <w:r>
+              <w:rPr>
+                <w:rFonts w:ascii="Times New Roman" w:hAnsi="Times New Roman"/>
+              </w:rPr>
+              <w:lastRenderedPageBreak/>
+              <w:t>деталями запиту</w:t>
+            </w:r>
+          </w:p>
+        </w:tc>
+        <w:tc>
+          <w:tcPr>
+            <w:tcW w:w="1984" w:type="dxa"/>
+          </w:tcPr>
+          <w:p>
+            <w:pPr>
+              <w:jc w:val="center"/>
+            </w:pPr>
+            <w:r>
+              <w:rPr>
+                <w:rFonts w:ascii="Times New Roman" w:hAnsi="Times New Roman"/>
+              </w:rPr>
+              <w:lastRenderedPageBreak/>
+              <w:t xml:space="preserve">Всі поля </w:t>
+            </w:r>
+            <w:r>
+              <w:rPr>
+                <w:rFonts w:ascii="Times New Roman" w:hAnsi="Times New Roman"/>
+              </w:rPr>
+              <w:lastRenderedPageBreak/>
+              <w:t>відображено</w:t>
+            </w:r>
+          </w:p>
+        </w:tc>
+        <w:tc>
+          <w:tcPr>
+            <w:tcW w:w="850" w:type="dxa"/>
+          </w:tcPr>
+          <w:p>
+            <w:pPr>
+              <w:jc w:val="center"/>
+            </w:pPr>
+            <w:r>
+              <w:rPr>
+                <w:rFonts w:ascii="Times New Roman" w:hAnsi="Times New Roman"/>
+              </w:rPr>
+              <w:lastRenderedPageBreak/>
+              <w:t>✓</w:t>
+            </w:r>
+            <w:r>
+              <w:rPr>
+                <w:rFonts w:ascii="Times New Roman" w:hAnsi="Times New Roman"/>
+              </w:rPr>
+              <w:t xml:space="preserve"> </w:t>
+            </w:r>
+            <w:r>
+              <w:rPr>
+                <w:rFonts w:ascii="Times New Roman" w:hAnsi="Times New Roman"/>
+              </w:rPr>
+              <w:lastRenderedPageBreak/>
+              <w:t>Успіх</w:t>
             </w:r>
           </w:p>
         </w:tc>
       </w:tr>
       <w:tr>
-        <w:tc>
-          <w:tcPr>
-            <w:tcW w:type="dxa" w:w="454"/>
-          </w:tcPr>
-          <w:p>
-            <w:pPr>
-              <w:jc w:val="center"/>
-            </w:pPr>
-            <w:r/>
-            <w:r>
-              <w:rPr>
-                <w:rFonts w:ascii="Times New Roman" w:hAnsi="Times New Roman"/>
-                <w:sz w:val="22"/>
-              </w:rPr>
+        <w:trPr>
+          <w:jc w:val="center"/>
+        </w:trPr>
+        <w:tc>
+          <w:tcPr>
+            <w:tcW w:w="454" w:type="dxa"/>
+          </w:tcPr>
+          <w:p>
+            <w:pPr>
+              <w:jc w:val="center"/>
+            </w:pPr>
+            <w:r>
+              <w:rPr>
+                <w:rFonts w:ascii="Times New Roman" w:hAnsi="Times New Roman"/>
+              </w:rPr>
+              <w:lastRenderedPageBreak/>
               <w:t>12</w:t>
             </w:r>
           </w:p>
         </w:tc>
         <w:tc>
           <w:tcPr>
-            <w:tcW w:type="dxa" w:w="2268"/>
-          </w:tcPr>
-          <w:p>
-            <w:pPr>
-              <w:jc w:val="center"/>
-            </w:pPr>
-            <w:r/>
-            <w:r>
-              <w:rPr>
-                <w:rFonts w:ascii="Times New Roman" w:hAnsi="Times New Roman"/>
-                <w:sz w:val="22"/>
+            <w:tcW w:w="2268" w:type="dxa"/>
+          </w:tcPr>
+          <w:p>
+            <w:pPr>
+              <w:jc w:val="center"/>
+            </w:pPr>
+            <w:r>
+              <w:rPr>
+                <w:rFonts w:ascii="Times New Roman" w:hAnsi="Times New Roman"/>
               </w:rPr>
               <w:t>GET /bytes/100 – бінарні дані</w:t>
             </w:r>
@@ -1920,17 +1995,15 @@
         </w:tc>
         <w:tc>
           <w:tcPr>
-            <w:tcW w:type="dxa" w:w="1984"/>
-          </w:tcPr>
-          <w:p>
-            <w:pPr>
-              <w:jc w:val="center"/>
-            </w:pPr>
-            <w:r/>
-            <w:r>
-              <w:rPr>
-                <w:rFonts w:ascii="Times New Roman" w:hAnsi="Times New Roman"/>
-                <w:sz w:val="22"/>
+            <w:tcW w:w="1984" w:type="dxa"/>
+          </w:tcPr>
+          <w:p>
+            <w:pPr>
+              <w:jc w:val="center"/>
+            </w:pPr>
+            <w:r>
+              <w:rPr>
+                <w:rFonts w:ascii="Times New Roman" w:hAnsi="Times New Roman"/>
               </w:rPr>
               <w:t>100 байт випадкових даних</w:t>
             </w:r>
@@ -1938,17 +2011,15 @@
         </w:tc>
         <w:tc>
           <w:tcPr>
-            <w:tcW w:type="dxa" w:w="1984"/>
-          </w:tcPr>
-          <w:p>
-            <w:pPr>
-              <w:jc w:val="center"/>
-            </w:pPr>
-            <w:r/>
-            <w:r>
-              <w:rPr>
-                <w:rFonts w:ascii="Times New Roman" w:hAnsi="Times New Roman"/>
-                <w:sz w:val="22"/>
+            <w:tcW w:w="1984" w:type="dxa"/>
+          </w:tcPr>
+          <w:p>
+            <w:pPr>
+              <w:jc w:val="center"/>
+            </w:pPr>
+            <w:r>
+              <w:rPr>
+                <w:rFonts w:ascii="Times New Roman" w:hAnsi="Times New Roman"/>
               </w:rPr>
               <w:t>Отримано 100 байт</w:t>
             </w:r>
@@ -1956,19 +2027,23 @@
         </w:tc>
         <w:tc>
           <w:tcPr>
-            <w:tcW w:type="dxa" w:w="850"/>
-          </w:tcPr>
-          <w:p>
-            <w:pPr>
-              <w:jc w:val="center"/>
-            </w:pPr>
-            <w:r/>
-            <w:r>
-              <w:rPr>
-                <w:rFonts w:ascii="Times New Roman" w:hAnsi="Times New Roman"/>
-                <w:sz w:val="22"/>
-              </w:rPr>
-              <w:t>✓ Успіх</w:t>
+            <w:tcW w:w="850" w:type="dxa"/>
+          </w:tcPr>
+          <w:p>
+            <w:pPr>
+              <w:jc w:val="center"/>
+            </w:pPr>
+            <w:r>
+              <w:rPr>
+                <w:rFonts w:ascii="Times New Roman" w:hAnsi="Times New Roman"/>
+              </w:rPr>
+              <w:t>✓</w:t>
+            </w:r>
+            <w:r>
+              <w:rPr>
+                <w:rFonts w:ascii="Times New Roman" w:hAnsi="Times New Roman"/>
+              </w:rPr>
+              <w:t xml:space="preserve"> Успіх</w:t>
             </w:r>
           </w:p>
         </w:tc>
@@ -1976,8 +2051,7 @@
     </w:tbl>
     <w:p>
       <w:pPr>
-        <w:spacing w:line="420" w:lineRule="exact" w:before="0" w:after="0"/>
-        <w:ind w:firstLine="0"/>
+        <w:spacing w:after="0" w:line="420" w:lineRule="exact"/>
         <w:jc w:val="both"/>
       </w:pPr>
       <w:r>
@@ -1991,7 +2065,6 @@
     <w:p>
       <w:pPr>
         <w:spacing w:before="80" w:after="0" w:line="420" w:lineRule="exact"/>
-        <w:ind w:firstLine="0"/>
         <w:jc w:val="both"/>
       </w:pPr>
       <w:r>
@@ -2005,7 +2078,7 @@
     </w:p>
     <w:p>
       <w:pPr>
-        <w:spacing w:line="420" w:lineRule="exact" w:before="0" w:after="0"/>
+        <w:spacing w:after="0" w:line="420" w:lineRule="exact"/>
         <w:ind w:firstLine="720"/>
         <w:jc w:val="both"/>
       </w:pPr>
@@ -2014,14 +2087,19 @@
           <w:rFonts w:ascii="Times New Roman" w:hAnsi="Times New Roman"/>
           <w:sz w:val="28"/>
         </w:rPr>
-        <w:t>У ході тестування HTTPBin.org критичних дефектів не виявлено. Зафіксовано одне незначне зауваження:</w:t>
+        <w:t xml:space="preserve">У ході тестування </w:t>
+      </w:r>
+      <w:r>
+        <w:rPr>
+          <w:rFonts w:ascii="Times New Roman" w:hAnsi="Times New Roman"/>
+          <w:sz w:val="28"/>
+        </w:rPr>
+        <w:t>HTTPBin.org критичних дефектів не виявлено. Зафіксовано одне незначне зауваження:</w:t>
       </w:r>
     </w:p>
     <w:p>
       <w:pPr>
-        <w:spacing w:line="420" w:lineRule="exact" w:before="0" w:after="0"/>
-        <w:ind w:firstLine="0"/>
-        <w:jc w:val="center"/>
+        <w:spacing w:after="0" w:line="420" w:lineRule="exact"/>
       </w:pPr>
       <w:r>
         <w:rPr>
@@ -2034,35 +2112,36 @@
     <w:tbl>
       <w:tblPr>
         <w:tblStyle w:val="aff2"/>
-        <w:tblW w:type="auto" w:w="0"/>
+        <w:tblW w:w="0" w:type="auto"/>
         <w:jc w:val="center"/>
-        <w:tblLook w:firstColumn="1" w:firstRow="1" w:lastColumn="0" w:lastRow="0" w:noHBand="0" w:noVBand="1" w:val="04A0"/>
+        <w:tblLook w:val="04A0" w:firstRow="1" w:lastRow="0" w:firstColumn="1" w:lastColumn="0" w:noHBand="0" w:noVBand="1"/>
       </w:tblPr>
       <w:tblGrid>
-        <w:gridCol w:w="1506"/>
-        <w:gridCol w:w="1506"/>
-        <w:gridCol w:w="1506"/>
-        <w:gridCol w:w="1506"/>
-        <w:gridCol w:w="1506"/>
-        <w:gridCol w:w="1506"/>
-        <w:gridCol w:w="1506"/>
+        <w:gridCol w:w="779"/>
+        <w:gridCol w:w="1587"/>
+        <w:gridCol w:w="1799"/>
+        <w:gridCol w:w="1666"/>
+        <w:gridCol w:w="1500"/>
+        <w:gridCol w:w="1430"/>
+        <w:gridCol w:w="1203"/>
       </w:tblGrid>
       <w:tr>
-        <w:tc>
-          <w:tcPr>
-            <w:tcW w:type="dxa" w:w="567"/>
+        <w:trPr>
+          <w:jc w:val="center"/>
+        </w:trPr>
+        <w:tc>
+          <w:tcPr>
+            <w:tcW w:w="567" w:type="dxa"/>
             <w:shd w:val="clear" w:color="auto" w:fill="D9D9D9"/>
           </w:tcPr>
           <w:p>
             <w:pPr>
               <w:jc w:val="center"/>
             </w:pPr>
-            <w:r/>
             <w:r>
               <w:rPr>
                 <w:rFonts w:ascii="Times New Roman" w:hAnsi="Times New Roman"/>
                 <w:b/>
-                <w:sz w:val="22"/>
               </w:rPr>
               <w:t>ID</w:t>
             </w:r>
@@ -2070,19 +2149,17 @@
         </w:tc>
         <w:tc>
           <w:tcPr>
-            <w:tcW w:type="dxa" w:w="1587"/>
+            <w:tcW w:w="1587" w:type="dxa"/>
             <w:shd w:val="clear" w:color="auto" w:fill="D9D9D9"/>
           </w:tcPr>
           <w:p>
             <w:pPr>
               <w:jc w:val="center"/>
             </w:pPr>
-            <w:r/>
             <w:r>
               <w:rPr>
                 <w:rFonts w:ascii="Times New Roman" w:hAnsi="Times New Roman"/>
                 <w:b/>
-                <w:sz w:val="22"/>
               </w:rPr>
               <w:t>Опис</w:t>
             </w:r>
@@ -2090,19 +2167,17 @@
         </w:tc>
         <w:tc>
           <w:tcPr>
-            <w:tcW w:type="dxa" w:w="1701"/>
+            <w:tcW w:w="1701" w:type="dxa"/>
             <w:shd w:val="clear" w:color="auto" w:fill="D9D9D9"/>
           </w:tcPr>
           <w:p>
             <w:pPr>
               <w:jc w:val="center"/>
             </w:pPr>
-            <w:r/>
             <w:r>
               <w:rPr>
                 <w:rFonts w:ascii="Times New Roman" w:hAnsi="Times New Roman"/>
                 <w:b/>
-                <w:sz w:val="22"/>
               </w:rPr>
               <w:t>Кроки відтворення</w:t>
             </w:r>
@@ -2110,19 +2185,17 @@
         </w:tc>
         <w:tc>
           <w:tcPr>
-            <w:tcW w:type="dxa" w:w="1134"/>
+            <w:tcW w:w="1134" w:type="dxa"/>
             <w:shd w:val="clear" w:color="auto" w:fill="D9D9D9"/>
           </w:tcPr>
           <w:p>
             <w:pPr>
               <w:jc w:val="center"/>
             </w:pPr>
-            <w:r/>
             <w:r>
               <w:rPr>
                 <w:rFonts w:ascii="Times New Roman" w:hAnsi="Times New Roman"/>
                 <w:b/>
-                <w:sz w:val="22"/>
               </w:rPr>
               <w:t>Очікувано</w:t>
             </w:r>
@@ -2130,19 +2203,17 @@
         </w:tc>
         <w:tc>
           <w:tcPr>
-            <w:tcW w:type="dxa" w:w="1417"/>
+            <w:tcW w:w="1417" w:type="dxa"/>
             <w:shd w:val="clear" w:color="auto" w:fill="D9D9D9"/>
           </w:tcPr>
           <w:p>
             <w:pPr>
               <w:jc w:val="center"/>
             </w:pPr>
-            <w:r/>
             <w:r>
               <w:rPr>
                 <w:rFonts w:ascii="Times New Roman" w:hAnsi="Times New Roman"/>
                 <w:b/>
-                <w:sz w:val="22"/>
               </w:rPr>
               <w:t>Фактично</w:t>
             </w:r>
@@ -2150,19 +2221,17 @@
         </w:tc>
         <w:tc>
           <w:tcPr>
-            <w:tcW w:type="dxa" w:w="964"/>
+            <w:tcW w:w="964" w:type="dxa"/>
             <w:shd w:val="clear" w:color="auto" w:fill="D9D9D9"/>
           </w:tcPr>
           <w:p>
             <w:pPr>
               <w:jc w:val="center"/>
             </w:pPr>
-            <w:r/>
             <w:r>
               <w:rPr>
                 <w:rFonts w:ascii="Times New Roman" w:hAnsi="Times New Roman"/>
                 <w:b/>
-                <w:sz w:val="22"/>
               </w:rPr>
               <w:t>Серйозність</w:t>
             </w:r>
@@ -2170,19 +2239,17 @@
         </w:tc>
         <w:tc>
           <w:tcPr>
-            <w:tcW w:type="dxa" w:w="850"/>
+            <w:tcW w:w="850" w:type="dxa"/>
             <w:shd w:val="clear" w:color="auto" w:fill="D9D9D9"/>
           </w:tcPr>
           <w:p>
             <w:pPr>
               <w:jc w:val="center"/>
             </w:pPr>
-            <w:r/>
             <w:r>
               <w:rPr>
                 <w:rFonts w:ascii="Times New Roman" w:hAnsi="Times New Roman"/>
                 <w:b/>
-                <w:sz w:val="22"/>
               </w:rPr>
               <w:t>Статус</w:t>
             </w:r>
@@ -2190,19 +2257,20 @@
         </w:tc>
       </w:tr>
       <w:tr>
-        <w:tc>
-          <w:tcPr>
-            <w:tcW w:type="dxa" w:w="567"/>
-          </w:tcPr>
-          <w:p>
-            <w:pPr>
-              <w:jc w:val="center"/>
-            </w:pPr>
-            <w:r/>
-            <w:r>
-              <w:rPr>
-                <w:rFonts w:ascii="Times New Roman" w:hAnsi="Times New Roman"/>
-                <w:sz w:val="22"/>
+        <w:trPr>
+          <w:jc w:val="center"/>
+        </w:trPr>
+        <w:tc>
+          <w:tcPr>
+            <w:tcW w:w="567" w:type="dxa"/>
+          </w:tcPr>
+          <w:p>
+            <w:pPr>
+              <w:jc w:val="center"/>
+            </w:pPr>
+            <w:r>
+              <w:rPr>
+                <w:rFonts w:ascii="Times New Roman" w:hAnsi="Times New Roman"/>
               </w:rPr>
               <w:t>WEB-01</w:t>
             </w:r>
@@ -2210,37 +2278,44 @@
         </w:tc>
         <w:tc>
           <w:tcPr>
-            <w:tcW w:type="dxa" w:w="1587"/>
-          </w:tcPr>
-          <w:p>
-            <w:pPr>
-              <w:jc w:val="center"/>
-            </w:pPr>
-            <w:r/>
-            <w:r>
-              <w:rPr>
-                <w:rFonts w:ascii="Times New Roman" w:hAnsi="Times New Roman"/>
-                <w:sz w:val="22"/>
-              </w:rPr>
-              <w:t>Повільне завантаження Swagger UI при першому відкритті</w:t>
-            </w:r>
-          </w:p>
-        </w:tc>
-        <w:tc>
-          <w:tcPr>
-            <w:tcW w:type="dxa" w:w="1701"/>
-          </w:tcPr>
-          <w:p>
-            <w:pPr>
-              <w:jc w:val="center"/>
-            </w:pPr>
-            <w:r/>
-            <w:r>
-              <w:rPr>
-                <w:rFonts w:ascii="Times New Roman" w:hAnsi="Times New Roman"/>
-                <w:sz w:val="22"/>
+            <w:tcW w:w="1587" w:type="dxa"/>
+          </w:tcPr>
+          <w:p>
+            <w:pPr>
+              <w:jc w:val="center"/>
+            </w:pPr>
+            <w:r>
+              <w:rPr>
+                <w:rFonts w:ascii="Times New Roman" w:hAnsi="Times New Roman"/>
+              </w:rPr>
+              <w:t xml:space="preserve">Повільне завантаження Swagger UI при першому </w:t>
+            </w:r>
+            <w:r>
+              <w:rPr>
+                <w:rFonts w:ascii="Times New Roman" w:hAnsi="Times New Roman"/>
+              </w:rPr>
+              <w:t>відкритті</w:t>
+            </w:r>
+          </w:p>
+        </w:tc>
+        <w:tc>
+          <w:tcPr>
+            <w:tcW w:w="1701" w:type="dxa"/>
+          </w:tcPr>
+          <w:p>
+            <w:pPr>
+              <w:jc w:val="center"/>
+            </w:pPr>
+            <w:r>
+              <w:rPr>
+                <w:rFonts w:ascii="Times New Roman" w:hAnsi="Times New Roman"/>
               </w:rPr>
               <w:t>1. Відкрити https://httpbin.org</w:t>
+            </w:r>
+            <w:r>
+              <w:rPr>
+                <w:rFonts w:ascii="Times New Roman" w:hAnsi="Times New Roman"/>
+              </w:rPr>
               <w:br/>
               <w:t>2. Дочекатися завантаження</w:t>
             </w:r>
@@ -2248,17 +2323,15 @@
         </w:tc>
         <w:tc>
           <w:tcPr>
-            <w:tcW w:type="dxa" w:w="1134"/>
-          </w:tcPr>
-          <w:p>
-            <w:pPr>
-              <w:jc w:val="center"/>
-            </w:pPr>
-            <w:r/>
-            <w:r>
-              <w:rPr>
-                <w:rFonts w:ascii="Times New Roman" w:hAnsi="Times New Roman"/>
-                <w:sz w:val="22"/>
+            <w:tcW w:w="1134" w:type="dxa"/>
+          </w:tcPr>
+          <w:p>
+            <w:pPr>
+              <w:jc w:val="center"/>
+            </w:pPr>
+            <w:r>
+              <w:rPr>
+                <w:rFonts w:ascii="Times New Roman" w:hAnsi="Times New Roman"/>
               </w:rPr>
               <w:t>Сторінка завантажується &lt; 2 с</w:t>
             </w:r>
@@ -2266,17 +2339,15 @@
         </w:tc>
         <w:tc>
           <w:tcPr>
-            <w:tcW w:type="dxa" w:w="1417"/>
-          </w:tcPr>
-          <w:p>
-            <w:pPr>
-              <w:jc w:val="center"/>
-            </w:pPr>
-            <w:r/>
-            <w:r>
-              <w:rPr>
-                <w:rFonts w:ascii="Times New Roman" w:hAnsi="Times New Roman"/>
-                <w:sz w:val="22"/>
+            <w:tcW w:w="1417" w:type="dxa"/>
+          </w:tcPr>
+          <w:p>
+            <w:pPr>
+              <w:jc w:val="center"/>
+            </w:pPr>
+            <w:r>
+              <w:rPr>
+                <w:rFonts w:ascii="Times New Roman" w:hAnsi="Times New Roman"/>
               </w:rPr>
               <w:t>Перше завантаження займає 3–5 с</w:t>
             </w:r>
@@ -2284,17 +2355,15 @@
         </w:tc>
         <w:tc>
           <w:tcPr>
-            <w:tcW w:type="dxa" w:w="964"/>
-          </w:tcPr>
-          <w:p>
-            <w:pPr>
-              <w:jc w:val="center"/>
-            </w:pPr>
-            <w:r/>
-            <w:r>
-              <w:rPr>
-                <w:rFonts w:ascii="Times New Roman" w:hAnsi="Times New Roman"/>
-                <w:sz w:val="22"/>
+            <w:tcW w:w="964" w:type="dxa"/>
+          </w:tcPr>
+          <w:p>
+            <w:pPr>
+              <w:jc w:val="center"/>
+            </w:pPr>
+            <w:r>
+              <w:rPr>
+                <w:rFonts w:ascii="Times New Roman" w:hAnsi="Times New Roman"/>
               </w:rPr>
               <w:t>Низька</w:t>
             </w:r>
@@ -2302,17 +2371,15 @@
         </w:tc>
         <w:tc>
           <w:tcPr>
-            <w:tcW w:type="dxa" w:w="850"/>
-          </w:tcPr>
-          <w:p>
-            <w:pPr>
-              <w:jc w:val="center"/>
-            </w:pPr>
-            <w:r/>
-            <w:r>
-              <w:rPr>
-                <w:rFonts w:ascii="Times New Roman" w:hAnsi="Times New Roman"/>
-                <w:sz w:val="22"/>
+            <w:tcW w:w="850" w:type="dxa"/>
+          </w:tcPr>
+          <w:p>
+            <w:pPr>
+              <w:jc w:val="center"/>
+            </w:pPr>
+            <w:r>
+              <w:rPr>
+                <w:rFonts w:ascii="Times New Roman" w:hAnsi="Times New Roman"/>
               </w:rPr>
               <w:t>Відкритий</w:t>
             </w:r>
@@ -2323,7 +2390,6 @@
     <w:p>
       <w:pPr>
         <w:spacing w:before="80" w:after="0" w:line="420" w:lineRule="exact"/>
-        <w:ind w:firstLine="0"/>
         <w:jc w:val="both"/>
       </w:pPr>
       <w:r>
@@ -2337,7 +2403,7 @@
     </w:p>
     <w:p>
       <w:pPr>
-        <w:spacing w:line="420" w:lineRule="exact" w:before="0" w:after="0"/>
+        <w:spacing w:after="0" w:line="420" w:lineRule="exact"/>
         <w:ind w:firstLine="720"/>
         <w:jc w:val="both"/>
       </w:pPr>
@@ -2346,13 +2412,19 @@
           <w:rFonts w:ascii="Times New Roman" w:hAnsi="Times New Roman"/>
           <w:sz w:val="28"/>
         </w:rPr>
-        <w:t>Веб-застосунок HTTPBin.org успішно пройшов усі 12 перевірок. Функціональність ендпоінтів відповідає задокументованій поведінці. Виявлено один незначний дефект – уповільнене первинне завантаження сторінки документації. Застосунок придатний для використання в якості тестового середовища.</w:t>
+        <w:t xml:space="preserve">Веб-застосунок HTTPBin.org успішно пройшов усі 12 перевірок. </w:t>
+      </w:r>
+      <w:r>
+        <w:rPr>
+          <w:rFonts w:ascii="Times New Roman" w:hAnsi="Times New Roman"/>
+          <w:sz w:val="28"/>
+        </w:rPr>
+        <w:t>Функціональність ендпоінтів відповідає задокументованій поведінці. Виявлено один незначний дефект – уповільнене первинне завантаження сторінки документації. Застосунок придатний для використання в якості тестового середовища.</w:t>
       </w:r>
     </w:p>
     <w:p>
       <w:pPr>
         <w:spacing w:before="80" w:after="0" w:line="420" w:lineRule="exact"/>
-        <w:ind w:firstLine="0"/>
         <w:jc w:val="both"/>
       </w:pPr>
       <w:r>
@@ -2361,12 +2433,20 @@
           <w:b/>
           <w:sz w:val="28"/>
         </w:rPr>
-        <w:t>2) Звіт про тестування мобільного застосунку</w:t>
+        <w:t>2) Звіт про тестування мобільн</w:t>
+      </w:r>
+      <w:r>
+        <w:rPr>
+          <w:rFonts w:ascii="Times New Roman" w:hAnsi="Times New Roman"/>
+          <w:b/>
+          <w:sz w:val="28"/>
+        </w:rPr>
+        <w:t>ого застосунку</w:t>
       </w:r>
     </w:p>
     <w:p>
       <w:pPr>
-        <w:spacing w:line="420" w:lineRule="exact" w:before="0" w:after="0"/>
+        <w:spacing w:after="0" w:line="420" w:lineRule="exact"/>
         <w:ind w:firstLine="720"/>
         <w:jc w:val="both"/>
       </w:pPr>
@@ -2381,7 +2461,6 @@
     <w:p>
       <w:pPr>
         <w:spacing w:before="80" w:after="0" w:line="420" w:lineRule="exact"/>
-        <w:ind w:firstLine="0"/>
         <w:jc w:val="both"/>
       </w:pPr>
       <w:r>
@@ -2395,45 +2474,51 @@
     </w:p>
     <w:p>
       <w:pPr>
-        <w:spacing w:line="420" w:lineRule="exact" w:before="0" w:after="0"/>
-        <w:ind w:firstLine="0"/>
-        <w:jc w:val="center"/>
+        <w:spacing w:after="0" w:line="420" w:lineRule="exact"/>
       </w:pPr>
       <w:r>
         <w:rPr>
           <w:rFonts w:ascii="Times New Roman" w:hAnsi="Times New Roman"/>
           <w:sz w:val="28"/>
         </w:rPr>
-        <w:t>Таблиця 8.5 – Загальна інформація (мобільний застосунок)</w:t>
+        <w:t>Таблиця 8.5 – Загальна інформація (мобільний зас</w:t>
+      </w:r>
+      <w:r>
+        <w:rPr>
+          <w:rFonts w:ascii="Times New Roman" w:hAnsi="Times New Roman"/>
+          <w:sz w:val="28"/>
+        </w:rPr>
+        <w:t>тосунок)</w:t>
       </w:r>
     </w:p>
     <w:tbl>
       <w:tblPr>
         <w:tblStyle w:val="aff2"/>
-        <w:tblW w:type="auto" w:w="0"/>
+        <w:tblW w:w="0" w:type="auto"/>
         <w:jc w:val="center"/>
-        <w:tblLook w:firstColumn="1" w:firstRow="1" w:lastColumn="0" w:lastRow="0" w:noHBand="0" w:noVBand="1" w:val="04A0"/>
+        <w:tblLook w:val="04A0" w:firstRow="1" w:lastRow="0" w:firstColumn="1" w:lastColumn="0" w:noHBand="0" w:noVBand="1"/>
       </w:tblPr>
       <w:tblGrid>
-        <w:gridCol w:w="5269"/>
-        <w:gridCol w:w="5269"/>
+        <w:gridCol w:w="3402"/>
+        <w:gridCol w:w="5669"/>
       </w:tblGrid>
       <w:tr>
-        <w:tc>
-          <w:tcPr>
-            <w:tcW w:type="dxa" w:w="3402"/>
+        <w:trPr>
+          <w:jc w:val="center"/>
+        </w:trPr>
+        <w:tc>
+          <w:tcPr>
+            <w:tcW w:w="3402" w:type="dxa"/>
             <w:shd w:val="clear" w:color="auto" w:fill="D9D9D9"/>
           </w:tcPr>
           <w:p>
             <w:pPr>
               <w:jc w:val="center"/>
             </w:pPr>
-            <w:r/>
             <w:r>
               <w:rPr>
                 <w:rFonts w:ascii="Times New Roman" w:hAnsi="Times New Roman"/>
                 <w:b/>
-                <w:sz w:val="22"/>
               </w:rPr>
               <w:t>Параметр</w:t>
             </w:r>
@@ -2441,19 +2526,17 @@
         </w:tc>
         <w:tc>
           <w:tcPr>
-            <w:tcW w:type="dxa" w:w="5669"/>
+            <w:tcW w:w="5669" w:type="dxa"/>
             <w:shd w:val="clear" w:color="auto" w:fill="D9D9D9"/>
           </w:tcPr>
           <w:p>
             <w:pPr>
               <w:jc w:val="center"/>
             </w:pPr>
-            <w:r/>
             <w:r>
               <w:rPr>
                 <w:rFonts w:ascii="Times New Roman" w:hAnsi="Times New Roman"/>
                 <w:b/>
-                <w:sz w:val="22"/>
               </w:rPr>
               <w:t>Значення</w:t>
             </w:r>
@@ -2461,19 +2544,20 @@
         </w:tc>
       </w:tr>
       <w:tr>
-        <w:tc>
-          <w:tcPr>
-            <w:tcW w:type="dxa" w:w="3402"/>
-          </w:tcPr>
-          <w:p>
-            <w:pPr>
-              <w:jc w:val="center"/>
-            </w:pPr>
-            <w:r/>
-            <w:r>
-              <w:rPr>
-                <w:rFonts w:ascii="Times New Roman" w:hAnsi="Times New Roman"/>
-                <w:sz w:val="22"/>
+        <w:trPr>
+          <w:jc w:val="center"/>
+        </w:trPr>
+        <w:tc>
+          <w:tcPr>
+            <w:tcW w:w="3402" w:type="dxa"/>
+          </w:tcPr>
+          <w:p>
+            <w:pPr>
+              <w:jc w:val="center"/>
+            </w:pPr>
+            <w:r>
+              <w:rPr>
+                <w:rFonts w:ascii="Times New Roman" w:hAnsi="Times New Roman"/>
               </w:rPr>
               <w:t>Назва застосунку</w:t>
             </w:r>
@@ -2481,17 +2565,15 @@
         </w:tc>
         <w:tc>
           <w:tcPr>
-            <w:tcW w:type="dxa" w:w="5669"/>
-          </w:tcPr>
-          <w:p>
-            <w:pPr>
-              <w:jc w:val="center"/>
-            </w:pPr>
-            <w:r/>
-            <w:r>
-              <w:rPr>
-                <w:rFonts w:ascii="Times New Roman" w:hAnsi="Times New Roman"/>
-                <w:sz w:val="22"/>
+            <w:tcW w:w="5669" w:type="dxa"/>
+          </w:tcPr>
+          <w:p>
+            <w:pPr>
+              <w:jc w:val="center"/>
+            </w:pPr>
+            <w:r>
+              <w:rPr>
+                <w:rFonts w:ascii="Times New Roman" w:hAnsi="Times New Roman"/>
               </w:rPr>
               <w:t>Telegram – Fast &amp; Secure Messaging</w:t>
             </w:r>
@@ -2499,19 +2581,20 @@
         </w:tc>
       </w:tr>
       <w:tr>
-        <w:tc>
-          <w:tcPr>
-            <w:tcW w:type="dxa" w:w="3402"/>
-          </w:tcPr>
-          <w:p>
-            <w:pPr>
-              <w:jc w:val="center"/>
-            </w:pPr>
-            <w:r/>
-            <w:r>
-              <w:rPr>
-                <w:rFonts w:ascii="Times New Roman" w:hAnsi="Times New Roman"/>
-                <w:sz w:val="22"/>
+        <w:trPr>
+          <w:jc w:val="center"/>
+        </w:trPr>
+        <w:tc>
+          <w:tcPr>
+            <w:tcW w:w="3402" w:type="dxa"/>
+          </w:tcPr>
+          <w:p>
+            <w:pPr>
+              <w:jc w:val="center"/>
+            </w:pPr>
+            <w:r>
+              <w:rPr>
+                <w:rFonts w:ascii="Times New Roman" w:hAnsi="Times New Roman"/>
               </w:rPr>
               <w:t>Платформа</w:t>
             </w:r>
@@ -2519,17 +2602,15 @@
         </w:tc>
         <w:tc>
           <w:tcPr>
-            <w:tcW w:type="dxa" w:w="5669"/>
-          </w:tcPr>
-          <w:p>
-            <w:pPr>
-              <w:jc w:val="center"/>
-            </w:pPr>
-            <w:r/>
-            <w:r>
-              <w:rPr>
-                <w:rFonts w:ascii="Times New Roman" w:hAnsi="Times New Roman"/>
-                <w:sz w:val="22"/>
+            <w:tcW w:w="5669" w:type="dxa"/>
+          </w:tcPr>
+          <w:p>
+            <w:pPr>
+              <w:jc w:val="center"/>
+            </w:pPr>
+            <w:r>
+              <w:rPr>
+                <w:rFonts w:ascii="Times New Roman" w:hAnsi="Times New Roman"/>
               </w:rPr>
               <w:t>Android</w:t>
             </w:r>
@@ -2537,19 +2618,20 @@
         </w:tc>
       </w:tr>
       <w:tr>
-        <w:tc>
-          <w:tcPr>
-            <w:tcW w:type="dxa" w:w="3402"/>
-          </w:tcPr>
-          <w:p>
-            <w:pPr>
-              <w:jc w:val="center"/>
-            </w:pPr>
-            <w:r/>
-            <w:r>
-              <w:rPr>
-                <w:rFonts w:ascii="Times New Roman" w:hAnsi="Times New Roman"/>
-                <w:sz w:val="22"/>
+        <w:trPr>
+          <w:jc w:val="center"/>
+        </w:trPr>
+        <w:tc>
+          <w:tcPr>
+            <w:tcW w:w="3402" w:type="dxa"/>
+          </w:tcPr>
+          <w:p>
+            <w:pPr>
+              <w:jc w:val="center"/>
+            </w:pPr>
+            <w:r>
+              <w:rPr>
+                <w:rFonts w:ascii="Times New Roman" w:hAnsi="Times New Roman"/>
               </w:rPr>
               <w:t>Версія застосунку</w:t>
             </w:r>
@@ -2557,17 +2639,15 @@
         </w:tc>
         <w:tc>
           <w:tcPr>
-            <w:tcW w:type="dxa" w:w="5669"/>
-          </w:tcPr>
-          <w:p>
-            <w:pPr>
-              <w:jc w:val="center"/>
-            </w:pPr>
-            <w:r/>
-            <w:r>
-              <w:rPr>
-                <w:rFonts w:ascii="Times New Roman" w:hAnsi="Times New Roman"/>
-                <w:sz w:val="22"/>
+            <w:tcW w:w="5669" w:type="dxa"/>
+          </w:tcPr>
+          <w:p>
+            <w:pPr>
+              <w:jc w:val="center"/>
+            </w:pPr>
+            <w:r>
+              <w:rPr>
+                <w:rFonts w:ascii="Times New Roman" w:hAnsi="Times New Roman"/>
               </w:rPr>
               <w:t>10.14.5</w:t>
             </w:r>
@@ -2575,19 +2655,20 @@
         </w:tc>
       </w:tr>
       <w:tr>
-        <w:tc>
-          <w:tcPr>
-            <w:tcW w:type="dxa" w:w="3402"/>
-          </w:tcPr>
-          <w:p>
-            <w:pPr>
-              <w:jc w:val="center"/>
-            </w:pPr>
-            <w:r/>
-            <w:r>
-              <w:rPr>
-                <w:rFonts w:ascii="Times New Roman" w:hAnsi="Times New Roman"/>
-                <w:sz w:val="22"/>
+        <w:trPr>
+          <w:jc w:val="center"/>
+        </w:trPr>
+        <w:tc>
+          <w:tcPr>
+            <w:tcW w:w="3402" w:type="dxa"/>
+          </w:tcPr>
+          <w:p>
+            <w:pPr>
+              <w:jc w:val="center"/>
+            </w:pPr>
+            <w:r>
+              <w:rPr>
+                <w:rFonts w:ascii="Times New Roman" w:hAnsi="Times New Roman"/>
               </w:rPr>
               <w:t>Дата тестування</w:t>
             </w:r>
@@ -2595,17 +2676,15 @@
         </w:tc>
         <w:tc>
           <w:tcPr>
-            <w:tcW w:type="dxa" w:w="5669"/>
-          </w:tcPr>
-          <w:p>
-            <w:pPr>
-              <w:jc w:val="center"/>
-            </w:pPr>
-            <w:r/>
-            <w:r>
-              <w:rPr>
-                <w:rFonts w:ascii="Times New Roman" w:hAnsi="Times New Roman"/>
-                <w:sz w:val="22"/>
+            <w:tcW w:w="5669" w:type="dxa"/>
+          </w:tcPr>
+          <w:p>
+            <w:pPr>
+              <w:jc w:val="center"/>
+            </w:pPr>
+            <w:r>
+              <w:rPr>
+                <w:rFonts w:ascii="Times New Roman" w:hAnsi="Times New Roman"/>
               </w:rPr>
               <w:t>19.03.2026</w:t>
             </w:r>
@@ -2613,19 +2692,20 @@
         </w:tc>
       </w:tr>
       <w:tr>
-        <w:tc>
-          <w:tcPr>
-            <w:tcW w:type="dxa" w:w="3402"/>
-          </w:tcPr>
-          <w:p>
-            <w:pPr>
-              <w:jc w:val="center"/>
-            </w:pPr>
-            <w:r/>
-            <w:r>
-              <w:rPr>
-                <w:rFonts w:ascii="Times New Roman" w:hAnsi="Times New Roman"/>
-                <w:sz w:val="22"/>
+        <w:trPr>
+          <w:jc w:val="center"/>
+        </w:trPr>
+        <w:tc>
+          <w:tcPr>
+            <w:tcW w:w="3402" w:type="dxa"/>
+          </w:tcPr>
+          <w:p>
+            <w:pPr>
+              <w:jc w:val="center"/>
+            </w:pPr>
+            <w:r>
+              <w:rPr>
+                <w:rFonts w:ascii="Times New Roman" w:hAnsi="Times New Roman"/>
               </w:rPr>
               <w:t>Виконавець</w:t>
             </w:r>
@@ -2633,17 +2713,15 @@
         </w:tc>
         <w:tc>
           <w:tcPr>
-            <w:tcW w:type="dxa" w:w="5669"/>
-          </w:tcPr>
-          <w:p>
-            <w:pPr>
-              <w:jc w:val="center"/>
-            </w:pPr>
-            <w:r/>
-            <w:r>
-              <w:rPr>
-                <w:rFonts w:ascii="Times New Roman" w:hAnsi="Times New Roman"/>
-                <w:sz w:val="22"/>
+            <w:tcW w:w="5669" w:type="dxa"/>
+          </w:tcPr>
+          <w:p>
+            <w:pPr>
+              <w:jc w:val="center"/>
+            </w:pPr>
+            <w:r>
+              <w:rPr>
+                <w:rFonts w:ascii="Times New Roman" w:hAnsi="Times New Roman"/>
               </w:rPr>
               <w:t>Студент гр. КН-ХХ</w:t>
             </w:r>
@@ -2651,19 +2729,20 @@
         </w:tc>
       </w:tr>
       <w:tr>
-        <w:tc>
-          <w:tcPr>
-            <w:tcW w:type="dxa" w:w="3402"/>
-          </w:tcPr>
-          <w:p>
-            <w:pPr>
-              <w:jc w:val="center"/>
-            </w:pPr>
-            <w:r/>
-            <w:r>
-              <w:rPr>
-                <w:rFonts w:ascii="Times New Roman" w:hAnsi="Times New Roman"/>
-                <w:sz w:val="22"/>
+        <w:trPr>
+          <w:jc w:val="center"/>
+        </w:trPr>
+        <w:tc>
+          <w:tcPr>
+            <w:tcW w:w="3402" w:type="dxa"/>
+          </w:tcPr>
+          <w:p>
+            <w:pPr>
+              <w:jc w:val="center"/>
+            </w:pPr>
+            <w:r>
+              <w:rPr>
+                <w:rFonts w:ascii="Times New Roman" w:hAnsi="Times New Roman"/>
               </w:rPr>
               <w:t>Тип тестування</w:t>
             </w:r>
@@ -2671,19 +2750,23 @@
         </w:tc>
         <w:tc>
           <w:tcPr>
-            <w:tcW w:type="dxa" w:w="5669"/>
-          </w:tcPr>
-          <w:p>
-            <w:pPr>
-              <w:jc w:val="center"/>
-            </w:pPr>
-            <w:r/>
-            <w:r>
-              <w:rPr>
-                <w:rFonts w:ascii="Times New Roman" w:hAnsi="Times New Roman"/>
-                <w:sz w:val="22"/>
-              </w:rPr>
-              <w:t>Функціональне, тестування зручності використання</w:t>
+            <w:tcW w:w="5669" w:type="dxa"/>
+          </w:tcPr>
+          <w:p>
+            <w:pPr>
+              <w:jc w:val="center"/>
+            </w:pPr>
+            <w:r>
+              <w:rPr>
+                <w:rFonts w:ascii="Times New Roman" w:hAnsi="Times New Roman"/>
+              </w:rPr>
+              <w:t xml:space="preserve">Функціональне, тестування зручності </w:t>
+            </w:r>
+            <w:r>
+              <w:rPr>
+                <w:rFonts w:ascii="Times New Roman" w:hAnsi="Times New Roman"/>
+              </w:rPr>
+              <w:t>використання</w:t>
             </w:r>
           </w:p>
         </w:tc>
@@ -2692,7 +2775,6 @@
     <w:p>
       <w:pPr>
         <w:spacing w:before="80" w:after="0" w:line="420" w:lineRule="exact"/>
-        <w:ind w:firstLine="0"/>
         <w:jc w:val="both"/>
       </w:pPr>
       <w:r>
@@ -2701,12 +2783,13 @@
           <w:b/>
           <w:sz w:val="28"/>
         </w:rPr>
+        <w:lastRenderedPageBreak/>
         <w:t>2.2 Мета тестування</w:t>
       </w:r>
     </w:p>
     <w:p>
       <w:pPr>
-        <w:spacing w:line="420" w:lineRule="exact" w:before="0" w:after="0"/>
+        <w:spacing w:after="0" w:line="420" w:lineRule="exact"/>
         <w:ind w:firstLine="720"/>
         <w:jc w:val="both"/>
       </w:pPr>
@@ -2715,13 +2798,19 @@
           <w:rFonts w:ascii="Times New Roman" w:hAnsi="Times New Roman"/>
           <w:sz w:val="28"/>
         </w:rPr>
-        <w:t>Мета тестування – перевірити коректність ключових функцій мобільного застосунку Telegram: запуск і закриття, навігацію між екранами, відправку повідомлень, завантаження медіа, зміну орієнтації екрану та поведінку при зміні типу мережевого з'єднання.</w:t>
+        <w:t>Мета тестування – перевірити коректність ключових функцій мобільного застосунку Telegram: запуск і закриття, навігацію між екранами, відправку повідомлень, завантаження медіа, зміну орієнтації екрану та поведінку при зміні</w:t>
+      </w:r>
+      <w:r>
+        <w:rPr>
+          <w:rFonts w:ascii="Times New Roman" w:hAnsi="Times New Roman"/>
+          <w:sz w:val="28"/>
+        </w:rPr>
+        <w:t xml:space="preserve"> типу мережевого з'єднання.</w:t>
       </w:r>
     </w:p>
     <w:p>
       <w:pPr>
         <w:spacing w:before="80" w:after="0" w:line="420" w:lineRule="exact"/>
-        <w:ind w:firstLine="0"/>
         <w:jc w:val="both"/>
       </w:pPr>
       <w:r>
@@ -2735,9 +2824,7 @@
     </w:p>
     <w:p>
       <w:pPr>
-        <w:spacing w:line="420" w:lineRule="exact" w:before="0" w:after="0"/>
-        <w:ind w:firstLine="0"/>
-        <w:jc w:val="center"/>
+        <w:spacing w:after="0" w:line="420" w:lineRule="exact"/>
       </w:pPr>
       <w:r>
         <w:rPr>
@@ -2750,30 +2837,31 @@
     <w:tbl>
       <w:tblPr>
         <w:tblStyle w:val="aff2"/>
-        <w:tblW w:type="auto" w:w="0"/>
+        <w:tblW w:w="0" w:type="auto"/>
         <w:jc w:val="center"/>
-        <w:tblLook w:firstColumn="1" w:firstRow="1" w:lastColumn="0" w:lastRow="0" w:noHBand="0" w:noVBand="1" w:val="04A0"/>
+        <w:tblLook w:val="04A0" w:firstRow="1" w:lastRow="0" w:firstColumn="1" w:lastColumn="0" w:noHBand="0" w:noVBand="1"/>
       </w:tblPr>
       <w:tblGrid>
-        <w:gridCol w:w="5269"/>
-        <w:gridCol w:w="5269"/>
+        <w:gridCol w:w="3402"/>
+        <w:gridCol w:w="5669"/>
       </w:tblGrid>
       <w:tr>
-        <w:tc>
-          <w:tcPr>
-            <w:tcW w:type="dxa" w:w="3402"/>
+        <w:trPr>
+          <w:jc w:val="center"/>
+        </w:trPr>
+        <w:tc>
+          <w:tcPr>
+            <w:tcW w:w="3402" w:type="dxa"/>
             <w:shd w:val="clear" w:color="auto" w:fill="D9D9D9"/>
           </w:tcPr>
           <w:p>
             <w:pPr>
               <w:jc w:val="center"/>
             </w:pPr>
-            <w:r/>
             <w:r>
               <w:rPr>
                 <w:rFonts w:ascii="Times New Roman" w:hAnsi="Times New Roman"/>
                 <w:b/>
-                <w:sz w:val="22"/>
               </w:rPr>
               <w:t>Параметр</w:t>
             </w:r>
@@ -2781,19 +2869,17 @@
         </w:tc>
         <w:tc>
           <w:tcPr>
-            <w:tcW w:type="dxa" w:w="5669"/>
+            <w:tcW w:w="5669" w:type="dxa"/>
             <w:shd w:val="clear" w:color="auto" w:fill="D9D9D9"/>
           </w:tcPr>
           <w:p>
             <w:pPr>
               <w:jc w:val="center"/>
             </w:pPr>
-            <w:r/>
             <w:r>
               <w:rPr>
                 <w:rFonts w:ascii="Times New Roman" w:hAnsi="Times New Roman"/>
                 <w:b/>
-                <w:sz w:val="22"/>
               </w:rPr>
               <w:t>Значення</w:t>
             </w:r>
@@ -2801,19 +2887,20 @@
         </w:tc>
       </w:tr>
       <w:tr>
-        <w:tc>
-          <w:tcPr>
-            <w:tcW w:type="dxa" w:w="3402"/>
-          </w:tcPr>
-          <w:p>
-            <w:pPr>
-              <w:jc w:val="center"/>
-            </w:pPr>
-            <w:r/>
-            <w:r>
-              <w:rPr>
-                <w:rFonts w:ascii="Times New Roman" w:hAnsi="Times New Roman"/>
-                <w:sz w:val="22"/>
+        <w:trPr>
+          <w:jc w:val="center"/>
+        </w:trPr>
+        <w:tc>
+          <w:tcPr>
+            <w:tcW w:w="3402" w:type="dxa"/>
+          </w:tcPr>
+          <w:p>
+            <w:pPr>
+              <w:jc w:val="center"/>
+            </w:pPr>
+            <w:r>
+              <w:rPr>
+                <w:rFonts w:ascii="Times New Roman" w:hAnsi="Times New Roman"/>
               </w:rPr>
               <w:t>Пристрій</w:t>
             </w:r>
@@ -2821,17 +2908,15 @@
         </w:tc>
         <w:tc>
           <w:tcPr>
-            <w:tcW w:type="dxa" w:w="5669"/>
-          </w:tcPr>
-          <w:p>
-            <w:pPr>
-              <w:jc w:val="center"/>
-            </w:pPr>
-            <w:r/>
-            <w:r>
-              <w:rPr>
-                <w:rFonts w:ascii="Times New Roman" w:hAnsi="Times New Roman"/>
-                <w:sz w:val="22"/>
+            <w:tcW w:w="5669" w:type="dxa"/>
+          </w:tcPr>
+          <w:p>
+            <w:pPr>
+              <w:jc w:val="center"/>
+            </w:pPr>
+            <w:r>
+              <w:rPr>
+                <w:rFonts w:ascii="Times New Roman" w:hAnsi="Times New Roman"/>
               </w:rPr>
               <w:t>Samsung Galaxy S23 (SM-S911B)</w:t>
             </w:r>
@@ -2839,19 +2924,20 @@
         </w:tc>
       </w:tr>
       <w:tr>
-        <w:tc>
-          <w:tcPr>
-            <w:tcW w:type="dxa" w:w="3402"/>
-          </w:tcPr>
-          <w:p>
-            <w:pPr>
-              <w:jc w:val="center"/>
-            </w:pPr>
-            <w:r/>
-            <w:r>
-              <w:rPr>
-                <w:rFonts w:ascii="Times New Roman" w:hAnsi="Times New Roman"/>
-                <w:sz w:val="22"/>
+        <w:trPr>
+          <w:jc w:val="center"/>
+        </w:trPr>
+        <w:tc>
+          <w:tcPr>
+            <w:tcW w:w="3402" w:type="dxa"/>
+          </w:tcPr>
+          <w:p>
+            <w:pPr>
+              <w:jc w:val="center"/>
+            </w:pPr>
+            <w:r>
+              <w:rPr>
+                <w:rFonts w:ascii="Times New Roman" w:hAnsi="Times New Roman"/>
               </w:rPr>
               <w:t>Версія ОС</w:t>
             </w:r>
@@ -2859,17 +2945,15 @@
         </w:tc>
         <w:tc>
           <w:tcPr>
-            <w:tcW w:type="dxa" w:w="5669"/>
-          </w:tcPr>
-          <w:p>
-            <w:pPr>
-              <w:jc w:val="center"/>
-            </w:pPr>
-            <w:r/>
-            <w:r>
-              <w:rPr>
-                <w:rFonts w:ascii="Times New Roman" w:hAnsi="Times New Roman"/>
-                <w:sz w:val="22"/>
+            <w:tcW w:w="5669" w:type="dxa"/>
+          </w:tcPr>
+          <w:p>
+            <w:pPr>
+              <w:jc w:val="center"/>
+            </w:pPr>
+            <w:r>
+              <w:rPr>
+                <w:rFonts w:ascii="Times New Roman" w:hAnsi="Times New Roman"/>
               </w:rPr>
               <w:t>Android 14 (API 34)</w:t>
             </w:r>
@@ -2877,19 +2961,20 @@
         </w:tc>
       </w:tr>
       <w:tr>
-        <w:tc>
-          <w:tcPr>
-            <w:tcW w:type="dxa" w:w="3402"/>
-          </w:tcPr>
-          <w:p>
-            <w:pPr>
-              <w:jc w:val="center"/>
-            </w:pPr>
-            <w:r/>
-            <w:r>
-              <w:rPr>
-                <w:rFonts w:ascii="Times New Roman" w:hAnsi="Times New Roman"/>
-                <w:sz w:val="22"/>
+        <w:trPr>
+          <w:jc w:val="center"/>
+        </w:trPr>
+        <w:tc>
+          <w:tcPr>
+            <w:tcW w:w="3402" w:type="dxa"/>
+          </w:tcPr>
+          <w:p>
+            <w:pPr>
+              <w:jc w:val="center"/>
+            </w:pPr>
+            <w:r>
+              <w:rPr>
+                <w:rFonts w:ascii="Times New Roman" w:hAnsi="Times New Roman"/>
               </w:rPr>
               <w:t>Тип мережевого підключення</w:t>
             </w:r>
@@ -2897,17 +2982,15 @@
         </w:tc>
         <w:tc>
           <w:tcPr>
-            <w:tcW w:type="dxa" w:w="5669"/>
-          </w:tcPr>
-          <w:p>
-            <w:pPr>
-              <w:jc w:val="center"/>
-            </w:pPr>
-            <w:r/>
-            <w:r>
-              <w:rPr>
-                <w:rFonts w:ascii="Times New Roman" w:hAnsi="Times New Roman"/>
-                <w:sz w:val="22"/>
+            <w:tcW w:w="5669" w:type="dxa"/>
+          </w:tcPr>
+          <w:p>
+            <w:pPr>
+              <w:jc w:val="center"/>
+            </w:pPr>
+            <w:r>
+              <w:rPr>
+                <w:rFonts w:ascii="Times New Roman" w:hAnsi="Times New Roman"/>
               </w:rPr>
               <w:t>Wi-Fi 802.11ax (5 ГГц)</w:t>
             </w:r>
@@ -2915,19 +2998,20 @@
         </w:tc>
       </w:tr>
       <w:tr>
-        <w:tc>
-          <w:tcPr>
-            <w:tcW w:type="dxa" w:w="3402"/>
-          </w:tcPr>
-          <w:p>
-            <w:pPr>
-              <w:jc w:val="center"/>
-            </w:pPr>
-            <w:r/>
-            <w:r>
-              <w:rPr>
-                <w:rFonts w:ascii="Times New Roman" w:hAnsi="Times New Roman"/>
-                <w:sz w:val="22"/>
+        <w:trPr>
+          <w:jc w:val="center"/>
+        </w:trPr>
+        <w:tc>
+          <w:tcPr>
+            <w:tcW w:w="3402" w:type="dxa"/>
+          </w:tcPr>
+          <w:p>
+            <w:pPr>
+              <w:jc w:val="center"/>
+            </w:pPr>
+            <w:r>
+              <w:rPr>
+                <w:rFonts w:ascii="Times New Roman" w:hAnsi="Times New Roman"/>
               </w:rPr>
               <w:t>Роздільна здатність екрану</w:t>
             </w:r>
@@ -2935,17 +3019,15 @@
         </w:tc>
         <w:tc>
           <w:tcPr>
-            <w:tcW w:type="dxa" w:w="5669"/>
-          </w:tcPr>
-          <w:p>
-            <w:pPr>
-              <w:jc w:val="center"/>
-            </w:pPr>
-            <w:r/>
-            <w:r>
-              <w:rPr>
-                <w:rFonts w:ascii="Times New Roman" w:hAnsi="Times New Roman"/>
-                <w:sz w:val="22"/>
+            <w:tcW w:w="5669" w:type="dxa"/>
+          </w:tcPr>
+          <w:p>
+            <w:pPr>
+              <w:jc w:val="center"/>
+            </w:pPr>
+            <w:r>
+              <w:rPr>
+                <w:rFonts w:ascii="Times New Roman" w:hAnsi="Times New Roman"/>
               </w:rPr>
               <w:t>2340 × 1080 пікселів (393 dpi)</w:t>
             </w:r>
@@ -2953,19 +3035,20 @@
         </w:tc>
       </w:tr>
       <w:tr>
-        <w:tc>
-          <w:tcPr>
-            <w:tcW w:type="dxa" w:w="3402"/>
-          </w:tcPr>
-          <w:p>
-            <w:pPr>
-              <w:jc w:val="center"/>
-            </w:pPr>
-            <w:r/>
-            <w:r>
-              <w:rPr>
-                <w:rFonts w:ascii="Times New Roman" w:hAnsi="Times New Roman"/>
-                <w:sz w:val="22"/>
+        <w:trPr>
+          <w:jc w:val="center"/>
+        </w:trPr>
+        <w:tc>
+          <w:tcPr>
+            <w:tcW w:w="3402" w:type="dxa"/>
+          </w:tcPr>
+          <w:p>
+            <w:pPr>
+              <w:jc w:val="center"/>
+            </w:pPr>
+            <w:r>
+              <w:rPr>
+                <w:rFonts w:ascii="Times New Roman" w:hAnsi="Times New Roman"/>
               </w:rPr>
               <w:t>Дозволи застосунку</w:t>
             </w:r>
@@ -2973,17 +3056,15 @@
         </w:tc>
         <w:tc>
           <w:tcPr>
-            <w:tcW w:type="dxa" w:w="5669"/>
-          </w:tcPr>
-          <w:p>
-            <w:pPr>
-              <w:jc w:val="center"/>
-            </w:pPr>
-            <w:r/>
-            <w:r>
-              <w:rPr>
-                <w:rFonts w:ascii="Times New Roman" w:hAnsi="Times New Roman"/>
-                <w:sz w:val="22"/>
+            <w:tcW w:w="5669" w:type="dxa"/>
+          </w:tcPr>
+          <w:p>
+            <w:pPr>
+              <w:jc w:val="center"/>
+            </w:pPr>
+            <w:r>
+              <w:rPr>
+                <w:rFonts w:ascii="Times New Roman" w:hAnsi="Times New Roman"/>
               </w:rPr>
               <w:t>Камера, мікрофон, контакти, сховище, сповіщення</w:t>
             </w:r>
@@ -2994,7 +3075,6 @@
     <w:p>
       <w:pPr>
         <w:spacing w:before="80" w:after="0" w:line="420" w:lineRule="exact"/>
-        <w:ind w:firstLine="0"/>
         <w:jc w:val="both"/>
       </w:pPr>
       <w:r>
@@ -3008,7 +3088,7 @@
     </w:p>
     <w:p>
       <w:pPr>
-        <w:spacing w:line="420" w:lineRule="exact" w:before="0" w:after="0"/>
+        <w:spacing w:after="0" w:line="420" w:lineRule="exact"/>
         <w:ind w:firstLine="720"/>
         <w:jc w:val="both"/>
       </w:pPr>
@@ -3017,12 +3097,19 @@
           <w:rFonts w:ascii="Times New Roman" w:hAnsi="Times New Roman"/>
           <w:sz w:val="28"/>
         </w:rPr>
-        <w:t>Тестувалося: запуск і коректне закриття застосунку, авторизація, навігація між розділами (Чати, Контакти, Налаштування), відправка текстового повідомлення, відправка фото з галереї, голосове повідомлення, зміна орієнтації екрану, поведінка при переключенні Wi-Fi ↔ мобільний інтернет.</w:t>
+        <w:t xml:space="preserve">Тестувалося: запуск і коректне закриття застосунку, авторизація, навігація між розділами (Чати, </w:t>
+      </w:r>
+      <w:r>
+        <w:rPr>
+          <w:rFonts w:ascii="Times New Roman" w:hAnsi="Times New Roman"/>
+          <w:sz w:val="28"/>
+        </w:rPr>
+        <w:t>Контакти, Налаштування), відправка текстового повідомлення, відправка фото з галереї, голосове повідомлення, зміна орієнтації екрану, поведінка при переключенні Wi-Fi ↔ мобільний інтернет.</w:t>
       </w:r>
     </w:p>
     <w:p>
       <w:pPr>
-        <w:spacing w:line="420" w:lineRule="exact" w:before="0" w:after="0"/>
+        <w:spacing w:after="0" w:line="420" w:lineRule="exact"/>
         <w:ind w:firstLine="720"/>
         <w:jc w:val="both"/>
       </w:pPr>
@@ -3031,13 +3118,19 @@
           <w:rFonts w:ascii="Times New Roman" w:hAnsi="Times New Roman"/>
           <w:sz w:val="28"/>
         </w:rPr>
-        <w:t>Не тестувалося: відеодзвінки, платіжна функція, сторонні боти, передача файлів &gt; 2 ГБ.</w:t>
+        <w:t>Не тестувалося: відеодзвінки, платіжна функція, сторонні боти, пере</w:t>
+      </w:r>
+      <w:r>
+        <w:rPr>
+          <w:rFonts w:ascii="Times New Roman" w:hAnsi="Times New Roman"/>
+          <w:sz w:val="28"/>
+        </w:rPr>
+        <w:t>дача файлів &gt; 2 ГБ.</w:t>
       </w:r>
     </w:p>
     <w:p>
       <w:pPr>
         <w:spacing w:before="80" w:after="0" w:line="420" w:lineRule="exact"/>
-        <w:ind w:firstLine="0"/>
         <w:jc w:val="both"/>
       </w:pPr>
       <w:r>
@@ -3051,9 +3144,7 @@
     </w:p>
     <w:p>
       <w:pPr>
-        <w:spacing w:line="420" w:lineRule="exact" w:before="0" w:after="0"/>
-        <w:ind w:firstLine="0"/>
-        <w:jc w:val="center"/>
+        <w:spacing w:after="0" w:line="420" w:lineRule="exact"/>
       </w:pPr>
       <w:r>
         <w:rPr>
@@ -3066,33 +3157,34 @@
     <w:tbl>
       <w:tblPr>
         <w:tblStyle w:val="aff2"/>
-        <w:tblW w:type="auto" w:w="0"/>
+        <w:tblW w:w="0" w:type="auto"/>
         <w:jc w:val="center"/>
-        <w:tblLook w:firstColumn="1" w:firstRow="1" w:lastColumn="0" w:lastRow="0" w:noHBand="0" w:noVBand="1" w:val="04A0"/>
+        <w:tblLook w:val="04A0" w:firstRow="1" w:lastRow="0" w:firstColumn="1" w:lastColumn="0" w:noHBand="0" w:noVBand="1"/>
       </w:tblPr>
       <w:tblGrid>
-        <w:gridCol w:w="2108"/>
-        <w:gridCol w:w="2108"/>
-        <w:gridCol w:w="2108"/>
-        <w:gridCol w:w="2108"/>
-        <w:gridCol w:w="2108"/>
+        <w:gridCol w:w="454"/>
+        <w:gridCol w:w="2154"/>
+        <w:gridCol w:w="3060"/>
+        <w:gridCol w:w="1814"/>
+        <w:gridCol w:w="1082"/>
       </w:tblGrid>
       <w:tr>
-        <w:tc>
-          <w:tcPr>
-            <w:tcW w:type="dxa" w:w="454"/>
+        <w:trPr>
+          <w:jc w:val="center"/>
+        </w:trPr>
+        <w:tc>
+          <w:tcPr>
+            <w:tcW w:w="454" w:type="dxa"/>
             <w:shd w:val="clear" w:color="auto" w:fill="D9D9D9"/>
           </w:tcPr>
           <w:p>
             <w:pPr>
               <w:jc w:val="center"/>
             </w:pPr>
-            <w:r/>
             <w:r>
               <w:rPr>
                 <w:rFonts w:ascii="Times New Roman" w:hAnsi="Times New Roman"/>
                 <w:b/>
-                <w:sz w:val="22"/>
               </w:rPr>
               <w:t>№</w:t>
             </w:r>
@@ -3100,19 +3192,17 @@
         </w:tc>
         <w:tc>
           <w:tcPr>
-            <w:tcW w:type="dxa" w:w="2154"/>
+            <w:tcW w:w="2154" w:type="dxa"/>
             <w:shd w:val="clear" w:color="auto" w:fill="D9D9D9"/>
           </w:tcPr>
           <w:p>
             <w:pPr>
               <w:jc w:val="center"/>
             </w:pPr>
-            <w:r/>
             <w:r>
               <w:rPr>
                 <w:rFonts w:ascii="Times New Roman" w:hAnsi="Times New Roman"/>
                 <w:b/>
-                <w:sz w:val="22"/>
               </w:rPr>
               <w:t>Перевірка</w:t>
             </w:r>
@@ -3120,19 +3210,17 @@
         </w:tc>
         <w:tc>
           <w:tcPr>
-            <w:tcW w:type="dxa" w:w="1814"/>
+            <w:tcW w:w="1814" w:type="dxa"/>
             <w:shd w:val="clear" w:color="auto" w:fill="D9D9D9"/>
           </w:tcPr>
           <w:p>
             <w:pPr>
               <w:jc w:val="center"/>
             </w:pPr>
-            <w:r/>
             <w:r>
               <w:rPr>
                 <w:rFonts w:ascii="Times New Roman" w:hAnsi="Times New Roman"/>
                 <w:b/>
-                <w:sz w:val="22"/>
               </w:rPr>
               <w:t>Очікуваний результат</w:t>
             </w:r>
@@ -3140,19 +3228,17 @@
         </w:tc>
         <w:tc>
           <w:tcPr>
-            <w:tcW w:type="dxa" w:w="1814"/>
+            <w:tcW w:w="1814" w:type="dxa"/>
             <w:shd w:val="clear" w:color="auto" w:fill="D9D9D9"/>
           </w:tcPr>
           <w:p>
             <w:pPr>
               <w:jc w:val="center"/>
             </w:pPr>
-            <w:r/>
             <w:r>
               <w:rPr>
                 <w:rFonts w:ascii="Times New Roman" w:hAnsi="Times New Roman"/>
                 <w:b/>
-                <w:sz w:val="22"/>
               </w:rPr>
               <w:t>Фактичний результат</w:t>
             </w:r>
@@ -3160,19 +3246,17 @@
         </w:tc>
         <w:tc>
           <w:tcPr>
-            <w:tcW w:type="dxa" w:w="850"/>
+            <w:tcW w:w="850" w:type="dxa"/>
             <w:shd w:val="clear" w:color="auto" w:fill="D9D9D9"/>
           </w:tcPr>
           <w:p>
             <w:pPr>
               <w:jc w:val="center"/>
             </w:pPr>
-            <w:r/>
             <w:r>
               <w:rPr>
                 <w:rFonts w:ascii="Times New Roman" w:hAnsi="Times New Roman"/>
                 <w:b/>
-                <w:sz w:val="22"/>
               </w:rPr>
               <w:t>Статус</w:t>
             </w:r>
@@ -3180,19 +3264,20 @@
         </w:tc>
       </w:tr>
       <w:tr>
-        <w:tc>
-          <w:tcPr>
-            <w:tcW w:type="dxa" w:w="454"/>
-          </w:tcPr>
-          <w:p>
-            <w:pPr>
-              <w:jc w:val="center"/>
-            </w:pPr>
-            <w:r/>
-            <w:r>
-              <w:rPr>
-                <w:rFonts w:ascii="Times New Roman" w:hAnsi="Times New Roman"/>
-                <w:sz w:val="22"/>
+        <w:trPr>
+          <w:jc w:val="center"/>
+        </w:trPr>
+        <w:tc>
+          <w:tcPr>
+            <w:tcW w:w="454" w:type="dxa"/>
+          </w:tcPr>
+          <w:p>
+            <w:pPr>
+              <w:jc w:val="center"/>
+            </w:pPr>
+            <w:r>
+              <w:rPr>
+                <w:rFonts w:ascii="Times New Roman" w:hAnsi="Times New Roman"/>
               </w:rPr>
               <w:t>1</w:t>
             </w:r>
@@ -3200,17 +3285,15 @@
         </w:tc>
         <w:tc>
           <w:tcPr>
-            <w:tcW w:type="dxa" w:w="2154"/>
-          </w:tcPr>
-          <w:p>
-            <w:pPr>
-              <w:jc w:val="center"/>
-            </w:pPr>
-            <w:r/>
-            <w:r>
-              <w:rPr>
-                <w:rFonts w:ascii="Times New Roman" w:hAnsi="Times New Roman"/>
-                <w:sz w:val="22"/>
+            <w:tcW w:w="2154" w:type="dxa"/>
+          </w:tcPr>
+          <w:p>
+            <w:pPr>
+              <w:jc w:val="center"/>
+            </w:pPr>
+            <w:r>
+              <w:rPr>
+                <w:rFonts w:ascii="Times New Roman" w:hAnsi="Times New Roman"/>
               </w:rPr>
               <w:t>Запуск застосунку</w:t>
             </w:r>
@@ -3218,17 +3301,15 @@
         </w:tc>
         <w:tc>
           <w:tcPr>
-            <w:tcW w:type="dxa" w:w="1814"/>
-          </w:tcPr>
-          <w:p>
-            <w:pPr>
-              <w:jc w:val="center"/>
-            </w:pPr>
-            <w:r/>
-            <w:r>
-              <w:rPr>
-                <w:rFonts w:ascii="Times New Roman" w:hAnsi="Times New Roman"/>
-                <w:sz w:val="22"/>
+            <w:tcW w:w="1814" w:type="dxa"/>
+          </w:tcPr>
+          <w:p>
+            <w:pPr>
+              <w:jc w:val="center"/>
+            </w:pPr>
+            <w:r>
+              <w:rPr>
+                <w:rFonts w:ascii="Times New Roman" w:hAnsi="Times New Roman"/>
               </w:rPr>
               <w:t>Застосунок відкривається &lt; 3 с без краш-у</w:t>
             </w:r>
@@ -3236,17 +3317,15 @@
         </w:tc>
         <w:tc>
           <w:tcPr>
-            <w:tcW w:type="dxa" w:w="1814"/>
-          </w:tcPr>
-          <w:p>
-            <w:pPr>
-              <w:jc w:val="center"/>
-            </w:pPr>
-            <w:r/>
-            <w:r>
-              <w:rPr>
-                <w:rFonts w:ascii="Times New Roman" w:hAnsi="Times New Roman"/>
-                <w:sz w:val="22"/>
+            <w:tcW w:w="1814" w:type="dxa"/>
+          </w:tcPr>
+          <w:p>
+            <w:pPr>
+              <w:jc w:val="center"/>
+            </w:pPr>
+            <w:r>
+              <w:rPr>
+                <w:rFonts w:ascii="Times New Roman" w:hAnsi="Times New Roman"/>
               </w:rPr>
               <w:t>Запустився за 1.8 с</w:t>
             </w:r>
@@ -3254,37 +3333,48 @@
         </w:tc>
         <w:tc>
           <w:tcPr>
-            <w:tcW w:type="dxa" w:w="850"/>
-          </w:tcPr>
-          <w:p>
-            <w:pPr>
-              <w:jc w:val="center"/>
-            </w:pPr>
-            <w:r/>
-            <w:r>
-              <w:rPr>
-                <w:rFonts w:ascii="Times New Roman" w:hAnsi="Times New Roman"/>
-                <w:sz w:val="22"/>
-              </w:rPr>
-              <w:t>✓ Успіх</w:t>
+            <w:tcW w:w="850" w:type="dxa"/>
+          </w:tcPr>
+          <w:p>
+            <w:pPr>
+              <w:jc w:val="center"/>
+            </w:pPr>
+            <w:r>
+              <w:rPr>
+                <w:rFonts w:ascii="Times New Roman" w:hAnsi="Times New Roman"/>
+              </w:rPr>
+              <w:t>✓</w:t>
+            </w:r>
+            <w:r>
+              <w:rPr>
+                <w:rFonts w:ascii="Times New Roman" w:hAnsi="Times New Roman"/>
+              </w:rPr>
+              <w:t xml:space="preserve"> </w:t>
+            </w:r>
+            <w:r>
+              <w:rPr>
+                <w:rFonts w:ascii="Times New Roman" w:hAnsi="Times New Roman"/>
+              </w:rPr>
+              <w:t>Успіх</w:t>
             </w:r>
           </w:p>
         </w:tc>
       </w:tr>
       <w:tr>
-        <w:tc>
-          <w:tcPr>
-            <w:tcW w:type="dxa" w:w="454"/>
-          </w:tcPr>
-          <w:p>
-            <w:pPr>
-              <w:jc w:val="center"/>
-            </w:pPr>
-            <w:r/>
-            <w:r>
-              <w:rPr>
-                <w:rFonts w:ascii="Times New Roman" w:hAnsi="Times New Roman"/>
-                <w:sz w:val="22"/>
+        <w:trPr>
+          <w:jc w:val="center"/>
+        </w:trPr>
+        <w:tc>
+          <w:tcPr>
+            <w:tcW w:w="454" w:type="dxa"/>
+          </w:tcPr>
+          <w:p>
+            <w:pPr>
+              <w:jc w:val="center"/>
+            </w:pPr>
+            <w:r>
+              <w:rPr>
+                <w:rFonts w:ascii="Times New Roman" w:hAnsi="Times New Roman"/>
               </w:rPr>
               <w:t>2</w:t>
             </w:r>
@@ -3292,17 +3382,15 @@
         </w:tc>
         <w:tc>
           <w:tcPr>
-            <w:tcW w:type="dxa" w:w="2154"/>
-          </w:tcPr>
-          <w:p>
-            <w:pPr>
-              <w:jc w:val="center"/>
-            </w:pPr>
-            <w:r/>
-            <w:r>
-              <w:rPr>
-                <w:rFonts w:ascii="Times New Roman" w:hAnsi="Times New Roman"/>
-                <w:sz w:val="22"/>
+            <w:tcW w:w="2154" w:type="dxa"/>
+          </w:tcPr>
+          <w:p>
+            <w:pPr>
+              <w:jc w:val="center"/>
+            </w:pPr>
+            <w:r>
+              <w:rPr>
+                <w:rFonts w:ascii="Times New Roman" w:hAnsi="Times New Roman"/>
               </w:rPr>
               <w:t>Авторизація через номер телефону</w:t>
             </w:r>
@@ -3310,17 +3398,15 @@
         </w:tc>
         <w:tc>
           <w:tcPr>
-            <w:tcW w:type="dxa" w:w="1814"/>
-          </w:tcPr>
-          <w:p>
-            <w:pPr>
-              <w:jc w:val="center"/>
-            </w:pPr>
-            <w:r/>
-            <w:r>
-              <w:rPr>
-                <w:rFonts w:ascii="Times New Roman" w:hAnsi="Times New Roman"/>
-                <w:sz w:val="22"/>
+            <w:tcW w:w="1814" w:type="dxa"/>
+          </w:tcPr>
+          <w:p>
+            <w:pPr>
+              <w:jc w:val="center"/>
+            </w:pPr>
+            <w:r>
+              <w:rPr>
+                <w:rFonts w:ascii="Times New Roman" w:hAnsi="Times New Roman"/>
               </w:rPr>
               <w:t>SMS-код надходить, вхід успішний</w:t>
             </w:r>
@@ -3328,17 +3414,15 @@
         </w:tc>
         <w:tc>
           <w:tcPr>
-            <w:tcW w:type="dxa" w:w="1814"/>
-          </w:tcPr>
-          <w:p>
-            <w:pPr>
-              <w:jc w:val="center"/>
-            </w:pPr>
-            <w:r/>
-            <w:r>
-              <w:rPr>
-                <w:rFonts w:ascii="Times New Roman" w:hAnsi="Times New Roman"/>
-                <w:sz w:val="22"/>
+            <w:tcW w:w="1814" w:type="dxa"/>
+          </w:tcPr>
+          <w:p>
+            <w:pPr>
+              <w:jc w:val="center"/>
+            </w:pPr>
+            <w:r>
+              <w:rPr>
+                <w:rFonts w:ascii="Times New Roman" w:hAnsi="Times New Roman"/>
               </w:rPr>
               <w:t>Авторизація пройшла</w:t>
             </w:r>
@@ -3346,37 +3430,42 @@
         </w:tc>
         <w:tc>
           <w:tcPr>
-            <w:tcW w:type="dxa" w:w="850"/>
-          </w:tcPr>
-          <w:p>
-            <w:pPr>
-              <w:jc w:val="center"/>
-            </w:pPr>
-            <w:r/>
-            <w:r>
-              <w:rPr>
-                <w:rFonts w:ascii="Times New Roman" w:hAnsi="Times New Roman"/>
-                <w:sz w:val="22"/>
-              </w:rPr>
-              <w:t>✓ Успіх</w:t>
+            <w:tcW w:w="850" w:type="dxa"/>
+          </w:tcPr>
+          <w:p>
+            <w:pPr>
+              <w:jc w:val="center"/>
+            </w:pPr>
+            <w:r>
+              <w:rPr>
+                <w:rFonts w:ascii="Times New Roman" w:hAnsi="Times New Roman"/>
+              </w:rPr>
+              <w:t>✓</w:t>
+            </w:r>
+            <w:r>
+              <w:rPr>
+                <w:rFonts w:ascii="Times New Roman" w:hAnsi="Times New Roman"/>
+              </w:rPr>
+              <w:t xml:space="preserve"> Успіх</w:t>
             </w:r>
           </w:p>
         </w:tc>
       </w:tr>
       <w:tr>
-        <w:tc>
-          <w:tcPr>
-            <w:tcW w:type="dxa" w:w="454"/>
-          </w:tcPr>
-          <w:p>
-            <w:pPr>
-              <w:jc w:val="center"/>
-            </w:pPr>
-            <w:r/>
-            <w:r>
-              <w:rPr>
-                <w:rFonts w:ascii="Times New Roman" w:hAnsi="Times New Roman"/>
-                <w:sz w:val="22"/>
+        <w:trPr>
+          <w:jc w:val="center"/>
+        </w:trPr>
+        <w:tc>
+          <w:tcPr>
+            <w:tcW w:w="454" w:type="dxa"/>
+          </w:tcPr>
+          <w:p>
+            <w:pPr>
+              <w:jc w:val="center"/>
+            </w:pPr>
+            <w:r>
+              <w:rPr>
+                <w:rFonts w:ascii="Times New Roman" w:hAnsi="Times New Roman"/>
               </w:rPr>
               <w:t>3</w:t>
             </w:r>
@@ -3384,17 +3473,15 @@
         </w:tc>
         <w:tc>
           <w:tcPr>
-            <w:tcW w:type="dxa" w:w="2154"/>
-          </w:tcPr>
-          <w:p>
-            <w:pPr>
-              <w:jc w:val="center"/>
-            </w:pPr>
-            <w:r/>
-            <w:r>
-              <w:rPr>
-                <w:rFonts w:ascii="Times New Roman" w:hAnsi="Times New Roman"/>
-                <w:sz w:val="22"/>
+            <w:tcW w:w="2154" w:type="dxa"/>
+          </w:tcPr>
+          <w:p>
+            <w:pPr>
+              <w:jc w:val="center"/>
+            </w:pPr>
+            <w:r>
+              <w:rPr>
+                <w:rFonts w:ascii="Times New Roman" w:hAnsi="Times New Roman"/>
               </w:rPr>
               <w:t>Відображення списку чатів</w:t>
             </w:r>
@@ -3402,17 +3489,15 @@
         </w:tc>
         <w:tc>
           <w:tcPr>
-            <w:tcW w:type="dxa" w:w="1814"/>
-          </w:tcPr>
-          <w:p>
-            <w:pPr>
-              <w:jc w:val="center"/>
-            </w:pPr>
-            <w:r/>
-            <w:r>
-              <w:rPr>
-                <w:rFonts w:ascii="Times New Roman" w:hAnsi="Times New Roman"/>
-                <w:sz w:val="22"/>
+            <w:tcW w:w="1814" w:type="dxa"/>
+          </w:tcPr>
+          <w:p>
+            <w:pPr>
+              <w:jc w:val="center"/>
+            </w:pPr>
+            <w:r>
+              <w:rPr>
+                <w:rFonts w:ascii="Times New Roman" w:hAnsi="Times New Roman"/>
               </w:rPr>
               <w:t>Список чатів завантажується коректно</w:t>
             </w:r>
@@ -3420,17 +3505,15 @@
         </w:tc>
         <w:tc>
           <w:tcPr>
-            <w:tcW w:type="dxa" w:w="1814"/>
-          </w:tcPr>
-          <w:p>
-            <w:pPr>
-              <w:jc w:val="center"/>
-            </w:pPr>
-            <w:r/>
-            <w:r>
-              <w:rPr>
-                <w:rFonts w:ascii="Times New Roman" w:hAnsi="Times New Roman"/>
-                <w:sz w:val="22"/>
+            <w:tcW w:w="1814" w:type="dxa"/>
+          </w:tcPr>
+          <w:p>
+            <w:pPr>
+              <w:jc w:val="center"/>
+            </w:pPr>
+            <w:r>
+              <w:rPr>
+                <w:rFonts w:ascii="Times New Roman" w:hAnsi="Times New Roman"/>
               </w:rPr>
               <w:t>Чати відображено</w:t>
             </w:r>
@@ -3438,37 +3521,42 @@
         </w:tc>
         <w:tc>
           <w:tcPr>
-            <w:tcW w:type="dxa" w:w="850"/>
-          </w:tcPr>
-          <w:p>
-            <w:pPr>
-              <w:jc w:val="center"/>
-            </w:pPr>
-            <w:r/>
-            <w:r>
-              <w:rPr>
-                <w:rFonts w:ascii="Times New Roman" w:hAnsi="Times New Roman"/>
-                <w:sz w:val="22"/>
-              </w:rPr>
-              <w:t>✓ Успіх</w:t>
+            <w:tcW w:w="850" w:type="dxa"/>
+          </w:tcPr>
+          <w:p>
+            <w:pPr>
+              <w:jc w:val="center"/>
+            </w:pPr>
+            <w:r>
+              <w:rPr>
+                <w:rFonts w:ascii="Times New Roman" w:hAnsi="Times New Roman"/>
+              </w:rPr>
+              <w:t>✓</w:t>
+            </w:r>
+            <w:r>
+              <w:rPr>
+                <w:rFonts w:ascii="Times New Roman" w:hAnsi="Times New Roman"/>
+              </w:rPr>
+              <w:t xml:space="preserve"> Успіх</w:t>
             </w:r>
           </w:p>
         </w:tc>
       </w:tr>
       <w:tr>
-        <w:tc>
-          <w:tcPr>
-            <w:tcW w:type="dxa" w:w="454"/>
-          </w:tcPr>
-          <w:p>
-            <w:pPr>
-              <w:jc w:val="center"/>
-            </w:pPr>
-            <w:r/>
-            <w:r>
-              <w:rPr>
-                <w:rFonts w:ascii="Times New Roman" w:hAnsi="Times New Roman"/>
-                <w:sz w:val="22"/>
+        <w:trPr>
+          <w:jc w:val="center"/>
+        </w:trPr>
+        <w:tc>
+          <w:tcPr>
+            <w:tcW w:w="454" w:type="dxa"/>
+          </w:tcPr>
+          <w:p>
+            <w:pPr>
+              <w:jc w:val="center"/>
+            </w:pPr>
+            <w:r>
+              <w:rPr>
+                <w:rFonts w:ascii="Times New Roman" w:hAnsi="Times New Roman"/>
               </w:rPr>
               <w:t>4</w:t>
             </w:r>
@@ -3476,17 +3564,15 @@
         </w:tc>
         <w:tc>
           <w:tcPr>
-            <w:tcW w:type="dxa" w:w="2154"/>
-          </w:tcPr>
-          <w:p>
-            <w:pPr>
-              <w:jc w:val="center"/>
-            </w:pPr>
-            <w:r/>
-            <w:r>
-              <w:rPr>
-                <w:rFonts w:ascii="Times New Roman" w:hAnsi="Times New Roman"/>
-                <w:sz w:val="22"/>
+            <w:tcW w:w="2154" w:type="dxa"/>
+          </w:tcPr>
+          <w:p>
+            <w:pPr>
+              <w:jc w:val="center"/>
+            </w:pPr>
+            <w:r>
+              <w:rPr>
+                <w:rFonts w:ascii="Times New Roman" w:hAnsi="Times New Roman"/>
               </w:rPr>
               <w:t>Відправка текстового повідомлення</w:t>
             </w:r>
@@ -3494,35 +3580,37 @@
         </w:tc>
         <w:tc>
           <w:tcPr>
-            <w:tcW w:type="dxa" w:w="1814"/>
-          </w:tcPr>
-          <w:p>
-            <w:pPr>
-              <w:jc w:val="center"/>
-            </w:pPr>
-            <w:r/>
-            <w:r>
-              <w:rPr>
-                <w:rFonts w:ascii="Times New Roman" w:hAnsi="Times New Roman"/>
-                <w:sz w:val="22"/>
-              </w:rPr>
-              <w:t>Повідомлення доставлено (✓✓)</w:t>
-            </w:r>
-          </w:p>
-        </w:tc>
-        <w:tc>
-          <w:tcPr>
-            <w:tcW w:type="dxa" w:w="1814"/>
-          </w:tcPr>
-          <w:p>
-            <w:pPr>
-              <w:jc w:val="center"/>
-            </w:pPr>
-            <w:r/>
-            <w:r>
-              <w:rPr>
-                <w:rFonts w:ascii="Times New Roman" w:hAnsi="Times New Roman"/>
-                <w:sz w:val="22"/>
+            <w:tcW w:w="1814" w:type="dxa"/>
+          </w:tcPr>
+          <w:p>
+            <w:pPr>
+              <w:jc w:val="center"/>
+            </w:pPr>
+            <w:r>
+              <w:rPr>
+                <w:rFonts w:ascii="Times New Roman" w:hAnsi="Times New Roman"/>
+              </w:rPr>
+              <w:t xml:space="preserve">Повідомлення </w:t>
+            </w:r>
+            <w:r>
+              <w:rPr>
+                <w:rFonts w:ascii="Times New Roman" w:hAnsi="Times New Roman"/>
+              </w:rPr>
+              <w:t>доставлено (✓✓)</w:t>
+            </w:r>
+          </w:p>
+        </w:tc>
+        <w:tc>
+          <w:tcPr>
+            <w:tcW w:w="1814" w:type="dxa"/>
+          </w:tcPr>
+          <w:p>
+            <w:pPr>
+              <w:jc w:val="center"/>
+            </w:pPr>
+            <w:r>
+              <w:rPr>
+                <w:rFonts w:ascii="Times New Roman" w:hAnsi="Times New Roman"/>
               </w:rPr>
               <w:t>Доставлено успішно</w:t>
             </w:r>
@@ -3530,37 +3618,42 @@
         </w:tc>
         <w:tc>
           <w:tcPr>
-            <w:tcW w:type="dxa" w:w="850"/>
-          </w:tcPr>
-          <w:p>
-            <w:pPr>
-              <w:jc w:val="center"/>
-            </w:pPr>
-            <w:r/>
-            <w:r>
-              <w:rPr>
-                <w:rFonts w:ascii="Times New Roman" w:hAnsi="Times New Roman"/>
-                <w:sz w:val="22"/>
-              </w:rPr>
-              <w:t>✓ Успіх</w:t>
+            <w:tcW w:w="850" w:type="dxa"/>
+          </w:tcPr>
+          <w:p>
+            <w:pPr>
+              <w:jc w:val="center"/>
+            </w:pPr>
+            <w:r>
+              <w:rPr>
+                <w:rFonts w:ascii="Times New Roman" w:hAnsi="Times New Roman"/>
+              </w:rPr>
+              <w:t>✓</w:t>
+            </w:r>
+            <w:r>
+              <w:rPr>
+                <w:rFonts w:ascii="Times New Roman" w:hAnsi="Times New Roman"/>
+              </w:rPr>
+              <w:t xml:space="preserve"> Успіх</w:t>
             </w:r>
           </w:p>
         </w:tc>
       </w:tr>
       <w:tr>
-        <w:tc>
-          <w:tcPr>
-            <w:tcW w:type="dxa" w:w="454"/>
-          </w:tcPr>
-          <w:p>
-            <w:pPr>
-              <w:jc w:val="center"/>
-            </w:pPr>
-            <w:r/>
-            <w:r>
-              <w:rPr>
-                <w:rFonts w:ascii="Times New Roman" w:hAnsi="Times New Roman"/>
-                <w:sz w:val="22"/>
+        <w:trPr>
+          <w:jc w:val="center"/>
+        </w:trPr>
+        <w:tc>
+          <w:tcPr>
+            <w:tcW w:w="454" w:type="dxa"/>
+          </w:tcPr>
+          <w:p>
+            <w:pPr>
+              <w:jc w:val="center"/>
+            </w:pPr>
+            <w:r>
+              <w:rPr>
+                <w:rFonts w:ascii="Times New Roman" w:hAnsi="Times New Roman"/>
               </w:rPr>
               <w:t>5</w:t>
             </w:r>
@@ -3568,91 +3661,114 @@
         </w:tc>
         <w:tc>
           <w:tcPr>
-            <w:tcW w:type="dxa" w:w="2154"/>
-          </w:tcPr>
-          <w:p>
-            <w:pPr>
-              <w:jc w:val="center"/>
-            </w:pPr>
-            <w:r/>
-            <w:r>
-              <w:rPr>
-                <w:rFonts w:ascii="Times New Roman" w:hAnsi="Times New Roman"/>
-                <w:sz w:val="22"/>
-              </w:rPr>
-              <w:t>Відправка фото з галереї</w:t>
-            </w:r>
-          </w:p>
-        </w:tc>
-        <w:tc>
-          <w:tcPr>
-            <w:tcW w:type="dxa" w:w="1814"/>
-          </w:tcPr>
-          <w:p>
-            <w:pPr>
-              <w:jc w:val="center"/>
-            </w:pPr>
-            <w:r/>
-            <w:r>
-              <w:rPr>
-                <w:rFonts w:ascii="Times New Roman" w:hAnsi="Times New Roman"/>
-                <w:sz w:val="22"/>
-              </w:rPr>
-              <w:t>Фото відправлено, попередній перегляд коректний</w:t>
-            </w:r>
-          </w:p>
-        </w:tc>
-        <w:tc>
-          <w:tcPr>
-            <w:tcW w:type="dxa" w:w="1814"/>
-          </w:tcPr>
-          <w:p>
-            <w:pPr>
-              <w:jc w:val="center"/>
-            </w:pPr>
-            <w:r/>
-            <w:r>
-              <w:rPr>
-                <w:rFonts w:ascii="Times New Roman" w:hAnsi="Times New Roman"/>
-                <w:sz w:val="22"/>
-              </w:rPr>
-              <w:t>Фото відправлено</w:t>
-            </w:r>
-          </w:p>
-        </w:tc>
-        <w:tc>
-          <w:tcPr>
-            <w:tcW w:type="dxa" w:w="850"/>
-          </w:tcPr>
-          <w:p>
-            <w:pPr>
-              <w:jc w:val="center"/>
-            </w:pPr>
-            <w:r/>
-            <w:r>
-              <w:rPr>
-                <w:rFonts w:ascii="Times New Roman" w:hAnsi="Times New Roman"/>
-                <w:sz w:val="22"/>
-              </w:rPr>
-              <w:t>✓ Успіх</w:t>
+            <w:tcW w:w="2154" w:type="dxa"/>
+          </w:tcPr>
+          <w:p>
+            <w:pPr>
+              <w:jc w:val="center"/>
+            </w:pPr>
+            <w:r>
+              <w:rPr>
+                <w:rFonts w:ascii="Times New Roman" w:hAnsi="Times New Roman"/>
+              </w:rPr>
+              <w:t xml:space="preserve">Відправка фото з </w:t>
+            </w:r>
+            <w:r>
+              <w:rPr>
+                <w:rFonts w:ascii="Times New Roman" w:hAnsi="Times New Roman"/>
+              </w:rPr>
+              <w:lastRenderedPageBreak/>
+              <w:t>галереї</w:t>
+            </w:r>
+          </w:p>
+        </w:tc>
+        <w:tc>
+          <w:tcPr>
+            <w:tcW w:w="1814" w:type="dxa"/>
+          </w:tcPr>
+          <w:p>
+            <w:pPr>
+              <w:jc w:val="center"/>
+            </w:pPr>
+            <w:r>
+              <w:rPr>
+                <w:rFonts w:ascii="Times New Roman" w:hAnsi="Times New Roman"/>
+              </w:rPr>
+              <w:lastRenderedPageBreak/>
+              <w:t xml:space="preserve">Фото відправлено, </w:t>
+            </w:r>
+            <w:r>
+              <w:rPr>
+                <w:rFonts w:ascii="Times New Roman" w:hAnsi="Times New Roman"/>
+              </w:rPr>
+              <w:lastRenderedPageBreak/>
+              <w:t>попередній перегляд коректний</w:t>
+            </w:r>
+          </w:p>
+        </w:tc>
+        <w:tc>
+          <w:tcPr>
+            <w:tcW w:w="1814" w:type="dxa"/>
+          </w:tcPr>
+          <w:p>
+            <w:pPr>
+              <w:jc w:val="center"/>
+            </w:pPr>
+            <w:r>
+              <w:rPr>
+                <w:rFonts w:ascii="Times New Roman" w:hAnsi="Times New Roman"/>
+              </w:rPr>
+              <w:lastRenderedPageBreak/>
+              <w:t xml:space="preserve">Фото </w:t>
+            </w:r>
+            <w:r>
+              <w:rPr>
+                <w:rFonts w:ascii="Times New Roman" w:hAnsi="Times New Roman"/>
+              </w:rPr>
+              <w:lastRenderedPageBreak/>
+              <w:t>відправлено</w:t>
+            </w:r>
+          </w:p>
+        </w:tc>
+        <w:tc>
+          <w:tcPr>
+            <w:tcW w:w="850" w:type="dxa"/>
+          </w:tcPr>
+          <w:p>
+            <w:pPr>
+              <w:jc w:val="center"/>
+            </w:pPr>
+            <w:r>
+              <w:rPr>
+                <w:rFonts w:ascii="Times New Roman" w:hAnsi="Times New Roman"/>
+              </w:rPr>
+              <w:lastRenderedPageBreak/>
+              <w:t>✓</w:t>
+            </w:r>
+            <w:r>
+              <w:rPr>
+                <w:rFonts w:ascii="Times New Roman" w:hAnsi="Times New Roman"/>
+              </w:rPr>
+              <w:t xml:space="preserve"> Успіх</w:t>
             </w:r>
           </w:p>
         </w:tc>
       </w:tr>
       <w:tr>
-        <w:tc>
-          <w:tcPr>
-            <w:tcW w:type="dxa" w:w="454"/>
-          </w:tcPr>
-          <w:p>
-            <w:pPr>
-              <w:jc w:val="center"/>
-            </w:pPr>
-            <w:r/>
-            <w:r>
-              <w:rPr>
-                <w:rFonts w:ascii="Times New Roman" w:hAnsi="Times New Roman"/>
-                <w:sz w:val="22"/>
+        <w:trPr>
+          <w:jc w:val="center"/>
+        </w:trPr>
+        <w:tc>
+          <w:tcPr>
+            <w:tcW w:w="454" w:type="dxa"/>
+          </w:tcPr>
+          <w:p>
+            <w:pPr>
+              <w:jc w:val="center"/>
+            </w:pPr>
+            <w:r>
+              <w:rPr>
+                <w:rFonts w:ascii="Times New Roman" w:hAnsi="Times New Roman"/>
               </w:rPr>
               <w:t>6</w:t>
             </w:r>
@@ -3660,17 +3776,15 @@
         </w:tc>
         <w:tc>
           <w:tcPr>
-            <w:tcW w:type="dxa" w:w="2154"/>
-          </w:tcPr>
-          <w:p>
-            <w:pPr>
-              <w:jc w:val="center"/>
-            </w:pPr>
-            <w:r/>
-            <w:r>
-              <w:rPr>
-                <w:rFonts w:ascii="Times New Roman" w:hAnsi="Times New Roman"/>
-                <w:sz w:val="22"/>
+            <w:tcW w:w="2154" w:type="dxa"/>
+          </w:tcPr>
+          <w:p>
+            <w:pPr>
+              <w:jc w:val="center"/>
+            </w:pPr>
+            <w:r>
+              <w:rPr>
+                <w:rFonts w:ascii="Times New Roman" w:hAnsi="Times New Roman"/>
               </w:rPr>
               <w:t>Запис і відправка голосового повідомлення</w:t>
             </w:r>
@@ -3678,17 +3792,15 @@
         </w:tc>
         <w:tc>
           <w:tcPr>
-            <w:tcW w:type="dxa" w:w="1814"/>
-          </w:tcPr>
-          <w:p>
-            <w:pPr>
-              <w:jc w:val="center"/>
-            </w:pPr>
-            <w:r/>
-            <w:r>
-              <w:rPr>
-                <w:rFonts w:ascii="Times New Roman" w:hAnsi="Times New Roman"/>
-                <w:sz w:val="22"/>
+            <w:tcW w:w="1814" w:type="dxa"/>
+          </w:tcPr>
+          <w:p>
+            <w:pPr>
+              <w:jc w:val="center"/>
+            </w:pPr>
+            <w:r>
+              <w:rPr>
+                <w:rFonts w:ascii="Times New Roman" w:hAnsi="Times New Roman"/>
               </w:rPr>
               <w:t>Голосове повідомлення відправлено</w:t>
             </w:r>
@@ -3696,17 +3808,15 @@
         </w:tc>
         <w:tc>
           <w:tcPr>
-            <w:tcW w:type="dxa" w:w="1814"/>
-          </w:tcPr>
-          <w:p>
-            <w:pPr>
-              <w:jc w:val="center"/>
-            </w:pPr>
-            <w:r/>
-            <w:r>
-              <w:rPr>
-                <w:rFonts w:ascii="Times New Roman" w:hAnsi="Times New Roman"/>
-                <w:sz w:val="22"/>
+            <w:tcW w:w="1814" w:type="dxa"/>
+          </w:tcPr>
+          <w:p>
+            <w:pPr>
+              <w:jc w:val="center"/>
+            </w:pPr>
+            <w:r>
+              <w:rPr>
+                <w:rFonts w:ascii="Times New Roman" w:hAnsi="Times New Roman"/>
               </w:rPr>
               <w:t>Відправлено успішно</w:t>
             </w:r>
@@ -3714,37 +3824,42 @@
         </w:tc>
         <w:tc>
           <w:tcPr>
-            <w:tcW w:type="dxa" w:w="850"/>
-          </w:tcPr>
-          <w:p>
-            <w:pPr>
-              <w:jc w:val="center"/>
-            </w:pPr>
-            <w:r/>
-            <w:r>
-              <w:rPr>
-                <w:rFonts w:ascii="Times New Roman" w:hAnsi="Times New Roman"/>
-                <w:sz w:val="22"/>
-              </w:rPr>
-              <w:t>✓ Успіх</w:t>
+            <w:tcW w:w="850" w:type="dxa"/>
+          </w:tcPr>
+          <w:p>
+            <w:pPr>
+              <w:jc w:val="center"/>
+            </w:pPr>
+            <w:r>
+              <w:rPr>
+                <w:rFonts w:ascii="Times New Roman" w:hAnsi="Times New Roman"/>
+              </w:rPr>
+              <w:t>✓</w:t>
+            </w:r>
+            <w:r>
+              <w:rPr>
+                <w:rFonts w:ascii="Times New Roman" w:hAnsi="Times New Roman"/>
+              </w:rPr>
+              <w:t xml:space="preserve"> Успіх</w:t>
             </w:r>
           </w:p>
         </w:tc>
       </w:tr>
       <w:tr>
-        <w:tc>
-          <w:tcPr>
-            <w:tcW w:type="dxa" w:w="454"/>
-          </w:tcPr>
-          <w:p>
-            <w:pPr>
-              <w:jc w:val="center"/>
-            </w:pPr>
-            <w:r/>
-            <w:r>
-              <w:rPr>
-                <w:rFonts w:ascii="Times New Roman" w:hAnsi="Times New Roman"/>
-                <w:sz w:val="22"/>
+        <w:trPr>
+          <w:jc w:val="center"/>
+        </w:trPr>
+        <w:tc>
+          <w:tcPr>
+            <w:tcW w:w="454" w:type="dxa"/>
+          </w:tcPr>
+          <w:p>
+            <w:pPr>
+              <w:jc w:val="center"/>
+            </w:pPr>
+            <w:r>
+              <w:rPr>
+                <w:rFonts w:ascii="Times New Roman" w:hAnsi="Times New Roman"/>
               </w:rPr>
               <w:t>7</w:t>
             </w:r>
@@ -3752,17 +3867,15 @@
         </w:tc>
         <w:tc>
           <w:tcPr>
-            <w:tcW w:type="dxa" w:w="2154"/>
-          </w:tcPr>
-          <w:p>
-            <w:pPr>
-              <w:jc w:val="center"/>
-            </w:pPr>
-            <w:r/>
-            <w:r>
-              <w:rPr>
-                <w:rFonts w:ascii="Times New Roman" w:hAnsi="Times New Roman"/>
-                <w:sz w:val="22"/>
+            <w:tcW w:w="2154" w:type="dxa"/>
+          </w:tcPr>
+          <w:p>
+            <w:pPr>
+              <w:jc w:val="center"/>
+            </w:pPr>
+            <w:r>
+              <w:rPr>
+                <w:rFonts w:ascii="Times New Roman" w:hAnsi="Times New Roman"/>
               </w:rPr>
               <w:t>Навігація між розділами</w:t>
             </w:r>
@@ -3770,17 +3883,15 @@
         </w:tc>
         <w:tc>
           <w:tcPr>
-            <w:tcW w:type="dxa" w:w="1814"/>
-          </w:tcPr>
-          <w:p>
-            <w:pPr>
-              <w:jc w:val="center"/>
-            </w:pPr>
-            <w:r/>
-            <w:r>
-              <w:rPr>
-                <w:rFonts w:ascii="Times New Roman" w:hAnsi="Times New Roman"/>
-                <w:sz w:val="22"/>
+            <w:tcW w:w="1814" w:type="dxa"/>
+          </w:tcPr>
+          <w:p>
+            <w:pPr>
+              <w:jc w:val="center"/>
+            </w:pPr>
+            <w:r>
+              <w:rPr>
+                <w:rFonts w:ascii="Times New Roman" w:hAnsi="Times New Roman"/>
               </w:rPr>
               <w:t>Перехід між Чати/Контакти/Налаштування плавний</w:t>
             </w:r>
@@ -3788,17 +3899,15 @@
         </w:tc>
         <w:tc>
           <w:tcPr>
-            <w:tcW w:type="dxa" w:w="1814"/>
-          </w:tcPr>
-          <w:p>
-            <w:pPr>
-              <w:jc w:val="center"/>
-            </w:pPr>
-            <w:r/>
-            <w:r>
-              <w:rPr>
-                <w:rFonts w:ascii="Times New Roman" w:hAnsi="Times New Roman"/>
-                <w:sz w:val="22"/>
+            <w:tcW w:w="1814" w:type="dxa"/>
+          </w:tcPr>
+          <w:p>
+            <w:pPr>
+              <w:jc w:val="center"/>
+            </w:pPr>
+            <w:r>
+              <w:rPr>
+                <w:rFonts w:ascii="Times New Roman" w:hAnsi="Times New Roman"/>
               </w:rPr>
               <w:t>Навігація коректна</w:t>
             </w:r>
@@ -3806,37 +3915,42 @@
         </w:tc>
         <w:tc>
           <w:tcPr>
-            <w:tcW w:type="dxa" w:w="850"/>
-          </w:tcPr>
-          <w:p>
-            <w:pPr>
-              <w:jc w:val="center"/>
-            </w:pPr>
-            <w:r/>
-            <w:r>
-              <w:rPr>
-                <w:rFonts w:ascii="Times New Roman" w:hAnsi="Times New Roman"/>
-                <w:sz w:val="22"/>
-              </w:rPr>
-              <w:t>✓ Успіх</w:t>
+            <w:tcW w:w="850" w:type="dxa"/>
+          </w:tcPr>
+          <w:p>
+            <w:pPr>
+              <w:jc w:val="center"/>
+            </w:pPr>
+            <w:r>
+              <w:rPr>
+                <w:rFonts w:ascii="Times New Roman" w:hAnsi="Times New Roman"/>
+              </w:rPr>
+              <w:t>✓</w:t>
+            </w:r>
+            <w:r>
+              <w:rPr>
+                <w:rFonts w:ascii="Times New Roman" w:hAnsi="Times New Roman"/>
+              </w:rPr>
+              <w:t xml:space="preserve"> Успіх</w:t>
             </w:r>
           </w:p>
         </w:tc>
       </w:tr>
       <w:tr>
-        <w:tc>
-          <w:tcPr>
-            <w:tcW w:type="dxa" w:w="454"/>
-          </w:tcPr>
-          <w:p>
-            <w:pPr>
-              <w:jc w:val="center"/>
-            </w:pPr>
-            <w:r/>
-            <w:r>
-              <w:rPr>
-                <w:rFonts w:ascii="Times New Roman" w:hAnsi="Times New Roman"/>
-                <w:sz w:val="22"/>
+        <w:trPr>
+          <w:jc w:val="center"/>
+        </w:trPr>
+        <w:tc>
+          <w:tcPr>
+            <w:tcW w:w="454" w:type="dxa"/>
+          </w:tcPr>
+          <w:p>
+            <w:pPr>
+              <w:jc w:val="center"/>
+            </w:pPr>
+            <w:r>
+              <w:rPr>
+                <w:rFonts w:ascii="Times New Roman" w:hAnsi="Times New Roman"/>
               </w:rPr>
               <w:t>8</w:t>
             </w:r>
@@ -3844,17 +3958,15 @@
         </w:tc>
         <w:tc>
           <w:tcPr>
-            <w:tcW w:type="dxa" w:w="2154"/>
-          </w:tcPr>
-          <w:p>
-            <w:pPr>
-              <w:jc w:val="center"/>
-            </w:pPr>
-            <w:r/>
-            <w:r>
-              <w:rPr>
-                <w:rFonts w:ascii="Times New Roman" w:hAnsi="Times New Roman"/>
-                <w:sz w:val="22"/>
+            <w:tcW w:w="2154" w:type="dxa"/>
+          </w:tcPr>
+          <w:p>
+            <w:pPr>
+              <w:jc w:val="center"/>
+            </w:pPr>
+            <w:r>
+              <w:rPr>
+                <w:rFonts w:ascii="Times New Roman" w:hAnsi="Times New Roman"/>
               </w:rPr>
               <w:t>Зміна орієнтації (портрет ↔ ландшафт)</w:t>
             </w:r>
@@ -3862,17 +3974,15 @@
         </w:tc>
         <w:tc>
           <w:tcPr>
-            <w:tcW w:type="dxa" w:w="1814"/>
-          </w:tcPr>
-          <w:p>
-            <w:pPr>
-              <w:jc w:val="center"/>
-            </w:pPr>
-            <w:r/>
-            <w:r>
-              <w:rPr>
-                <w:rFonts w:ascii="Times New Roman" w:hAnsi="Times New Roman"/>
-                <w:sz w:val="22"/>
+            <w:tcW w:w="1814" w:type="dxa"/>
+          </w:tcPr>
+          <w:p>
+            <w:pPr>
+              <w:jc w:val="center"/>
+            </w:pPr>
+            <w:r>
+              <w:rPr>
+                <w:rFonts w:ascii="Times New Roman" w:hAnsi="Times New Roman"/>
               </w:rPr>
               <w:t>Інтерфейс адаптується без перезавантаження</w:t>
             </w:r>
@@ -3880,17 +3990,15 @@
         </w:tc>
         <w:tc>
           <w:tcPr>
-            <w:tcW w:type="dxa" w:w="1814"/>
-          </w:tcPr>
-          <w:p>
-            <w:pPr>
-              <w:jc w:val="center"/>
-            </w:pPr>
-            <w:r/>
-            <w:r>
-              <w:rPr>
-                <w:rFonts w:ascii="Times New Roman" w:hAnsi="Times New Roman"/>
-                <w:sz w:val="22"/>
+            <w:tcW w:w="1814" w:type="dxa"/>
+          </w:tcPr>
+          <w:p>
+            <w:pPr>
+              <w:jc w:val="center"/>
+            </w:pPr>
+            <w:r>
+              <w:rPr>
+                <w:rFonts w:ascii="Times New Roman" w:hAnsi="Times New Roman"/>
               </w:rPr>
               <w:t>Є незначний перерис UI</w:t>
             </w:r>
@@ -3898,37 +4006,42 @@
         </w:tc>
         <w:tc>
           <w:tcPr>
-            <w:tcW w:type="dxa" w:w="850"/>
-          </w:tcPr>
-          <w:p>
-            <w:pPr>
-              <w:jc w:val="center"/>
-            </w:pPr>
-            <w:r/>
-            <w:r>
-              <w:rPr>
-                <w:rFonts w:ascii="Times New Roman" w:hAnsi="Times New Roman"/>
-                <w:sz w:val="22"/>
-              </w:rPr>
-              <w:t>⚠ Частково</w:t>
+            <w:tcW w:w="850" w:type="dxa"/>
+          </w:tcPr>
+          <w:p>
+            <w:pPr>
+              <w:jc w:val="center"/>
+            </w:pPr>
+            <w:r>
+              <w:rPr>
+                <w:rFonts w:ascii="Times New Roman" w:hAnsi="Times New Roman"/>
+              </w:rPr>
+              <w:t>⚠</w:t>
+            </w:r>
+            <w:r>
+              <w:rPr>
+                <w:rFonts w:ascii="Times New Roman" w:hAnsi="Times New Roman"/>
+              </w:rPr>
+              <w:t xml:space="preserve"> Частково</w:t>
             </w:r>
           </w:p>
         </w:tc>
       </w:tr>
       <w:tr>
-        <w:tc>
-          <w:tcPr>
-            <w:tcW w:type="dxa" w:w="454"/>
-          </w:tcPr>
-          <w:p>
-            <w:pPr>
-              <w:jc w:val="center"/>
-            </w:pPr>
-            <w:r/>
-            <w:r>
-              <w:rPr>
-                <w:rFonts w:ascii="Times New Roman" w:hAnsi="Times New Roman"/>
-                <w:sz w:val="22"/>
+        <w:trPr>
+          <w:jc w:val="center"/>
+        </w:trPr>
+        <w:tc>
+          <w:tcPr>
+            <w:tcW w:w="454" w:type="dxa"/>
+          </w:tcPr>
+          <w:p>
+            <w:pPr>
+              <w:jc w:val="center"/>
+            </w:pPr>
+            <w:r>
+              <w:rPr>
+                <w:rFonts w:ascii="Times New Roman" w:hAnsi="Times New Roman"/>
               </w:rPr>
               <w:t>9</w:t>
             </w:r>
@@ -3936,35 +4049,37 @@
         </w:tc>
         <w:tc>
           <w:tcPr>
-            <w:tcW w:type="dxa" w:w="2154"/>
-          </w:tcPr>
-          <w:p>
-            <w:pPr>
-              <w:jc w:val="center"/>
-            </w:pPr>
-            <w:r/>
-            <w:r>
-              <w:rPr>
-                <w:rFonts w:ascii="Times New Roman" w:hAnsi="Times New Roman"/>
-                <w:sz w:val="22"/>
-              </w:rPr>
-              <w:t>Переключення Wi-Fi → мобільний інтернет</w:t>
-            </w:r>
-          </w:p>
-        </w:tc>
-        <w:tc>
-          <w:tcPr>
-            <w:tcW w:type="dxa" w:w="1814"/>
-          </w:tcPr>
-          <w:p>
-            <w:pPr>
-              <w:jc w:val="center"/>
-            </w:pPr>
-            <w:r/>
-            <w:r>
-              <w:rPr>
-                <w:rFonts w:ascii="Times New Roman" w:hAnsi="Times New Roman"/>
-                <w:sz w:val="22"/>
+            <w:tcW w:w="2154" w:type="dxa"/>
+          </w:tcPr>
+          <w:p>
+            <w:pPr>
+              <w:jc w:val="center"/>
+            </w:pPr>
+            <w:r>
+              <w:rPr>
+                <w:rFonts w:ascii="Times New Roman" w:hAnsi="Times New Roman"/>
+              </w:rPr>
+              <w:t>Переключення Wi-Fi → мобільний інтерн</w:t>
+            </w:r>
+            <w:r>
+              <w:rPr>
+                <w:rFonts w:ascii="Times New Roman" w:hAnsi="Times New Roman"/>
+              </w:rPr>
+              <w:t>ет</w:t>
+            </w:r>
+          </w:p>
+        </w:tc>
+        <w:tc>
+          <w:tcPr>
+            <w:tcW w:w="1814" w:type="dxa"/>
+          </w:tcPr>
+          <w:p>
+            <w:pPr>
+              <w:jc w:val="center"/>
+            </w:pPr>
+            <w:r>
+              <w:rPr>
+                <w:rFonts w:ascii="Times New Roman" w:hAnsi="Times New Roman"/>
               </w:rPr>
               <w:t>Повідомлення продовжують надходити</w:t>
             </w:r>
@@ -3972,17 +4087,15 @@
         </w:tc>
         <w:tc>
           <w:tcPr>
-            <w:tcW w:type="dxa" w:w="1814"/>
-          </w:tcPr>
-          <w:p>
-            <w:pPr>
-              <w:jc w:val="center"/>
-            </w:pPr>
-            <w:r/>
-            <w:r>
-              <w:rPr>
-                <w:rFonts w:ascii="Times New Roman" w:hAnsi="Times New Roman"/>
-                <w:sz w:val="22"/>
+            <w:tcW w:w="1814" w:type="dxa"/>
+          </w:tcPr>
+          <w:p>
+            <w:pPr>
+              <w:jc w:val="center"/>
+            </w:pPr>
+            <w:r>
+              <w:rPr>
+                <w:rFonts w:ascii="Times New Roman" w:hAnsi="Times New Roman"/>
               </w:rPr>
               <w:t>Невелика пауза 2–3 с</w:t>
             </w:r>
@@ -3990,37 +4103,42 @@
         </w:tc>
         <w:tc>
           <w:tcPr>
-            <w:tcW w:type="dxa" w:w="850"/>
-          </w:tcPr>
-          <w:p>
-            <w:pPr>
-              <w:jc w:val="center"/>
-            </w:pPr>
-            <w:r/>
-            <w:r>
-              <w:rPr>
-                <w:rFonts w:ascii="Times New Roman" w:hAnsi="Times New Roman"/>
-                <w:sz w:val="22"/>
-              </w:rPr>
-              <w:t>✓ Успіх</w:t>
+            <w:tcW w:w="850" w:type="dxa"/>
+          </w:tcPr>
+          <w:p>
+            <w:pPr>
+              <w:jc w:val="center"/>
+            </w:pPr>
+            <w:r>
+              <w:rPr>
+                <w:rFonts w:ascii="Times New Roman" w:hAnsi="Times New Roman"/>
+              </w:rPr>
+              <w:t>✓</w:t>
+            </w:r>
+            <w:r>
+              <w:rPr>
+                <w:rFonts w:ascii="Times New Roman" w:hAnsi="Times New Roman"/>
+              </w:rPr>
+              <w:t xml:space="preserve"> Успіх</w:t>
             </w:r>
           </w:p>
         </w:tc>
       </w:tr>
       <w:tr>
-        <w:tc>
-          <w:tcPr>
-            <w:tcW w:type="dxa" w:w="454"/>
-          </w:tcPr>
-          <w:p>
-            <w:pPr>
-              <w:jc w:val="center"/>
-            </w:pPr>
-            <w:r/>
-            <w:r>
-              <w:rPr>
-                <w:rFonts w:ascii="Times New Roman" w:hAnsi="Times New Roman"/>
-                <w:sz w:val="22"/>
+        <w:trPr>
+          <w:jc w:val="center"/>
+        </w:trPr>
+        <w:tc>
+          <w:tcPr>
+            <w:tcW w:w="454" w:type="dxa"/>
+          </w:tcPr>
+          <w:p>
+            <w:pPr>
+              <w:jc w:val="center"/>
+            </w:pPr>
+            <w:r>
+              <w:rPr>
+                <w:rFonts w:ascii="Times New Roman" w:hAnsi="Times New Roman"/>
               </w:rPr>
               <w:t>10</w:t>
             </w:r>
@@ -4028,17 +4146,15 @@
         </w:tc>
         <w:tc>
           <w:tcPr>
-            <w:tcW w:type="dxa" w:w="2154"/>
-          </w:tcPr>
-          <w:p>
-            <w:pPr>
-              <w:jc w:val="center"/>
-            </w:pPr>
-            <w:r/>
-            <w:r>
-              <w:rPr>
-                <w:rFonts w:ascii="Times New Roman" w:hAnsi="Times New Roman"/>
-                <w:sz w:val="22"/>
+            <w:tcW w:w="2154" w:type="dxa"/>
+          </w:tcPr>
+          <w:p>
+            <w:pPr>
+              <w:jc w:val="center"/>
+            </w:pPr>
+            <w:r>
+              <w:rPr>
+                <w:rFonts w:ascii="Times New Roman" w:hAnsi="Times New Roman"/>
               </w:rPr>
               <w:t>Закриття та повторний запуск</w:t>
             </w:r>
@@ -4046,17 +4162,15 @@
         </w:tc>
         <w:tc>
           <w:tcPr>
-            <w:tcW w:type="dxa" w:w="1814"/>
-          </w:tcPr>
-          <w:p>
-            <w:pPr>
-              <w:jc w:val="center"/>
-            </w:pPr>
-            <w:r/>
-            <w:r>
-              <w:rPr>
-                <w:rFonts w:ascii="Times New Roman" w:hAnsi="Times New Roman"/>
-                <w:sz w:val="22"/>
+            <w:tcW w:w="1814" w:type="dxa"/>
+          </w:tcPr>
+          <w:p>
+            <w:pPr>
+              <w:jc w:val="center"/>
+            </w:pPr>
+            <w:r>
+              <w:rPr>
+                <w:rFonts w:ascii="Times New Roman" w:hAnsi="Times New Roman"/>
               </w:rPr>
               <w:t>Застосунок відновлює стан без втрати даних</w:t>
             </w:r>
@@ -4064,17 +4178,15 @@
         </w:tc>
         <w:tc>
           <w:tcPr>
-            <w:tcW w:type="dxa" w:w="1814"/>
-          </w:tcPr>
-          <w:p>
-            <w:pPr>
-              <w:jc w:val="center"/>
-            </w:pPr>
-            <w:r/>
-            <w:r>
-              <w:rPr>
-                <w:rFonts w:ascii="Times New Roman" w:hAnsi="Times New Roman"/>
-                <w:sz w:val="22"/>
+            <w:tcW w:w="1814" w:type="dxa"/>
+          </w:tcPr>
+          <w:p>
+            <w:pPr>
+              <w:jc w:val="center"/>
+            </w:pPr>
+            <w:r>
+              <w:rPr>
+                <w:rFonts w:ascii="Times New Roman" w:hAnsi="Times New Roman"/>
               </w:rPr>
               <w:t>Стан відновлено</w:t>
             </w:r>
@@ -4082,37 +4194,42 @@
         </w:tc>
         <w:tc>
           <w:tcPr>
-            <w:tcW w:type="dxa" w:w="850"/>
-          </w:tcPr>
-          <w:p>
-            <w:pPr>
-              <w:jc w:val="center"/>
-            </w:pPr>
-            <w:r/>
-            <w:r>
-              <w:rPr>
-                <w:rFonts w:ascii="Times New Roman" w:hAnsi="Times New Roman"/>
-                <w:sz w:val="22"/>
-              </w:rPr>
-              <w:t>✓ Успіх</w:t>
+            <w:tcW w:w="850" w:type="dxa"/>
+          </w:tcPr>
+          <w:p>
+            <w:pPr>
+              <w:jc w:val="center"/>
+            </w:pPr>
+            <w:r>
+              <w:rPr>
+                <w:rFonts w:ascii="Times New Roman" w:hAnsi="Times New Roman"/>
+              </w:rPr>
+              <w:t>✓</w:t>
+            </w:r>
+            <w:r>
+              <w:rPr>
+                <w:rFonts w:ascii="Times New Roman" w:hAnsi="Times New Roman"/>
+              </w:rPr>
+              <w:t xml:space="preserve"> Успіх</w:t>
             </w:r>
           </w:p>
         </w:tc>
       </w:tr>
       <w:tr>
-        <w:tc>
-          <w:tcPr>
-            <w:tcW w:type="dxa" w:w="454"/>
-          </w:tcPr>
-          <w:p>
-            <w:pPr>
-              <w:jc w:val="center"/>
-            </w:pPr>
-            <w:r/>
-            <w:r>
-              <w:rPr>
-                <w:rFonts w:ascii="Times New Roman" w:hAnsi="Times New Roman"/>
-                <w:sz w:val="22"/>
+        <w:trPr>
+          <w:jc w:val="center"/>
+        </w:trPr>
+        <w:tc>
+          <w:tcPr>
+            <w:tcW w:w="454" w:type="dxa"/>
+          </w:tcPr>
+          <w:p>
+            <w:pPr>
+              <w:jc w:val="center"/>
+            </w:pPr>
+            <w:r>
+              <w:rPr>
+                <w:rFonts w:ascii="Times New Roman" w:hAnsi="Times New Roman"/>
               </w:rPr>
               <w:t>11</w:t>
             </w:r>
@@ -4120,17 +4237,15 @@
         </w:tc>
         <w:tc>
           <w:tcPr>
-            <w:tcW w:type="dxa" w:w="2154"/>
-          </w:tcPr>
-          <w:p>
-            <w:pPr>
-              <w:jc w:val="center"/>
-            </w:pPr>
-            <w:r/>
-            <w:r>
-              <w:rPr>
-                <w:rFonts w:ascii="Times New Roman" w:hAnsi="Times New Roman"/>
-                <w:sz w:val="22"/>
+            <w:tcW w:w="2154" w:type="dxa"/>
+          </w:tcPr>
+          <w:p>
+            <w:pPr>
+              <w:jc w:val="center"/>
+            </w:pPr>
+            <w:r>
+              <w:rPr>
+                <w:rFonts w:ascii="Times New Roman" w:hAnsi="Times New Roman"/>
               </w:rPr>
               <w:t>Push-сповіщення</w:t>
             </w:r>
@@ -4138,17 +4253,15 @@
         </w:tc>
         <w:tc>
           <w:tcPr>
-            <w:tcW w:type="dxa" w:w="1814"/>
-          </w:tcPr>
-          <w:p>
-            <w:pPr>
-              <w:jc w:val="center"/>
-            </w:pPr>
-            <w:r/>
-            <w:r>
-              <w:rPr>
-                <w:rFonts w:ascii="Times New Roman" w:hAnsi="Times New Roman"/>
-                <w:sz w:val="22"/>
+            <w:tcW w:w="1814" w:type="dxa"/>
+          </w:tcPr>
+          <w:p>
+            <w:pPr>
+              <w:jc w:val="center"/>
+            </w:pPr>
+            <w:r>
+              <w:rPr>
+                <w:rFonts w:ascii="Times New Roman" w:hAnsi="Times New Roman"/>
               </w:rPr>
               <w:t>Сповіщення з'являються у шторці</w:t>
             </w:r>
@@ -4156,17 +4269,15 @@
         </w:tc>
         <w:tc>
           <w:tcPr>
-            <w:tcW w:type="dxa" w:w="1814"/>
-          </w:tcPr>
-          <w:p>
-            <w:pPr>
-              <w:jc w:val="center"/>
-            </w:pPr>
-            <w:r/>
-            <w:r>
-              <w:rPr>
-                <w:rFonts w:ascii="Times New Roman" w:hAnsi="Times New Roman"/>
-                <w:sz w:val="22"/>
+            <w:tcW w:w="1814" w:type="dxa"/>
+          </w:tcPr>
+          <w:p>
+            <w:pPr>
+              <w:jc w:val="center"/>
+            </w:pPr>
+            <w:r>
+              <w:rPr>
+                <w:rFonts w:ascii="Times New Roman" w:hAnsi="Times New Roman"/>
               </w:rPr>
               <w:t>Сповіщення працюють</w:t>
             </w:r>
@@ -4174,37 +4285,42 @@
         </w:tc>
         <w:tc>
           <w:tcPr>
-            <w:tcW w:type="dxa" w:w="850"/>
-          </w:tcPr>
-          <w:p>
-            <w:pPr>
-              <w:jc w:val="center"/>
-            </w:pPr>
-            <w:r/>
-            <w:r>
-              <w:rPr>
-                <w:rFonts w:ascii="Times New Roman" w:hAnsi="Times New Roman"/>
-                <w:sz w:val="22"/>
-              </w:rPr>
-              <w:t>✓ Успіх</w:t>
+            <w:tcW w:w="850" w:type="dxa"/>
+          </w:tcPr>
+          <w:p>
+            <w:pPr>
+              <w:jc w:val="center"/>
+            </w:pPr>
+            <w:r>
+              <w:rPr>
+                <w:rFonts w:ascii="Times New Roman" w:hAnsi="Times New Roman"/>
+              </w:rPr>
+              <w:t>✓</w:t>
+            </w:r>
+            <w:r>
+              <w:rPr>
+                <w:rFonts w:ascii="Times New Roman" w:hAnsi="Times New Roman"/>
+              </w:rPr>
+              <w:t xml:space="preserve"> Успіх</w:t>
             </w:r>
           </w:p>
         </w:tc>
       </w:tr>
       <w:tr>
-        <w:tc>
-          <w:tcPr>
-            <w:tcW w:type="dxa" w:w="454"/>
-          </w:tcPr>
-          <w:p>
-            <w:pPr>
-              <w:jc w:val="center"/>
-            </w:pPr>
-            <w:r/>
-            <w:r>
-              <w:rPr>
-                <w:rFonts w:ascii="Times New Roman" w:hAnsi="Times New Roman"/>
-                <w:sz w:val="22"/>
+        <w:trPr>
+          <w:jc w:val="center"/>
+        </w:trPr>
+        <w:tc>
+          <w:tcPr>
+            <w:tcW w:w="454" w:type="dxa"/>
+          </w:tcPr>
+          <w:p>
+            <w:pPr>
+              <w:jc w:val="center"/>
+            </w:pPr>
+            <w:r>
+              <w:rPr>
+                <w:rFonts w:ascii="Times New Roman" w:hAnsi="Times New Roman"/>
               </w:rPr>
               <w:t>12</w:t>
             </w:r>
@@ -4212,17 +4328,15 @@
         </w:tc>
         <w:tc>
           <w:tcPr>
-            <w:tcW w:type="dxa" w:w="2154"/>
-          </w:tcPr>
-          <w:p>
-            <w:pPr>
-              <w:jc w:val="center"/>
-            </w:pPr>
-            <w:r/>
-            <w:r>
-              <w:rPr>
-                <w:rFonts w:ascii="Times New Roman" w:hAnsi="Times New Roman"/>
-                <w:sz w:val="22"/>
+            <w:tcW w:w="2154" w:type="dxa"/>
+          </w:tcPr>
+          <w:p>
+            <w:pPr>
+              <w:jc w:val="center"/>
+            </w:pPr>
+            <w:r>
+              <w:rPr>
+                <w:rFonts w:ascii="Times New Roman" w:hAnsi="Times New Roman"/>
               </w:rPr>
               <w:t>Пошук за контактами та повідомленнями</w:t>
             </w:r>
@@ -4230,17 +4344,15 @@
         </w:tc>
         <w:tc>
           <w:tcPr>
-            <w:tcW w:type="dxa" w:w="1814"/>
-          </w:tcPr>
-          <w:p>
-            <w:pPr>
-              <w:jc w:val="center"/>
-            </w:pPr>
-            <w:r/>
-            <w:r>
-              <w:rPr>
-                <w:rFonts w:ascii="Times New Roman" w:hAnsi="Times New Roman"/>
-                <w:sz w:val="22"/>
+            <w:tcW w:w="1814" w:type="dxa"/>
+          </w:tcPr>
+          <w:p>
+            <w:pPr>
+              <w:jc w:val="center"/>
+            </w:pPr>
+            <w:r>
+              <w:rPr>
+                <w:rFonts w:ascii="Times New Roman" w:hAnsi="Times New Roman"/>
               </w:rPr>
               <w:t>Результати пошуку релевантні</w:t>
             </w:r>
@@ -4248,17 +4360,15 @@
         </w:tc>
         <w:tc>
           <w:tcPr>
-            <w:tcW w:type="dxa" w:w="1814"/>
-          </w:tcPr>
-          <w:p>
-            <w:pPr>
-              <w:jc w:val="center"/>
-            </w:pPr>
-            <w:r/>
-            <w:r>
-              <w:rPr>
-                <w:rFonts w:ascii="Times New Roman" w:hAnsi="Times New Roman"/>
-                <w:sz w:val="22"/>
+            <w:tcW w:w="1814" w:type="dxa"/>
+          </w:tcPr>
+          <w:p>
+            <w:pPr>
+              <w:jc w:val="center"/>
+            </w:pPr>
+            <w:r>
+              <w:rPr>
+                <w:rFonts w:ascii="Times New Roman" w:hAnsi="Times New Roman"/>
               </w:rPr>
               <w:t>Пошук працює коректно</w:t>
             </w:r>
@@ -4266,19 +4376,23 @@
         </w:tc>
         <w:tc>
           <w:tcPr>
-            <w:tcW w:type="dxa" w:w="850"/>
-          </w:tcPr>
-          <w:p>
-            <w:pPr>
-              <w:jc w:val="center"/>
-            </w:pPr>
-            <w:r/>
-            <w:r>
-              <w:rPr>
-                <w:rFonts w:ascii="Times New Roman" w:hAnsi="Times New Roman"/>
-                <w:sz w:val="22"/>
-              </w:rPr>
-              <w:t>✓ Успіх</w:t>
+            <w:tcW w:w="850" w:type="dxa"/>
+          </w:tcPr>
+          <w:p>
+            <w:pPr>
+              <w:jc w:val="center"/>
+            </w:pPr>
+            <w:r>
+              <w:rPr>
+                <w:rFonts w:ascii="Times New Roman" w:hAnsi="Times New Roman"/>
+              </w:rPr>
+              <w:t>✓</w:t>
+            </w:r>
+            <w:r>
+              <w:rPr>
+                <w:rFonts w:ascii="Times New Roman" w:hAnsi="Times New Roman"/>
+              </w:rPr>
+              <w:t xml:space="preserve"> Успіх</w:t>
             </w:r>
           </w:p>
         </w:tc>
@@ -4286,8 +4400,7 @@
     </w:tbl>
     <w:p>
       <w:pPr>
-        <w:spacing w:line="420" w:lineRule="exact" w:before="0" w:after="0"/>
-        <w:ind w:firstLine="0"/>
+        <w:spacing w:after="0" w:line="420" w:lineRule="exact"/>
         <w:jc w:val="both"/>
       </w:pPr>
       <w:r>
@@ -4301,7 +4414,6 @@
     <w:p>
       <w:pPr>
         <w:spacing w:before="80" w:after="0" w:line="420" w:lineRule="exact"/>
-        <w:ind w:firstLine="0"/>
         <w:jc w:val="both"/>
       </w:pPr>
       <w:r>
@@ -4315,9 +4427,7 @@
     </w:p>
     <w:p>
       <w:pPr>
-        <w:spacing w:line="420" w:lineRule="exact" w:before="0" w:after="0"/>
-        <w:ind w:firstLine="0"/>
-        <w:jc w:val="center"/>
+        <w:spacing w:after="0" w:line="420" w:lineRule="exact"/>
       </w:pPr>
       <w:r>
         <w:rPr>
@@ -4330,55 +4440,61 @@
     <w:tbl>
       <w:tblPr>
         <w:tblStyle w:val="aff2"/>
-        <w:tblW w:type="auto" w:w="0"/>
+        <w:tblW w:w="0" w:type="auto"/>
         <w:jc w:val="center"/>
-        <w:tblLook w:firstColumn="1" w:firstRow="1" w:lastColumn="0" w:lastRow="0" w:noHBand="0" w:noVBand="1" w:val="04A0"/>
+        <w:tblLook w:val="04A0" w:firstRow="1" w:lastRow="0" w:firstColumn="1" w:lastColumn="0" w:noHBand="0" w:noVBand="1"/>
       </w:tblPr>
       <w:tblGrid>
-        <w:gridCol w:w="1506"/>
-        <w:gridCol w:w="1506"/>
-        <w:gridCol w:w="1506"/>
-        <w:gridCol w:w="1506"/>
-        <w:gridCol w:w="1506"/>
-        <w:gridCol w:w="1506"/>
-        <w:gridCol w:w="1506"/>
+        <w:gridCol w:w="791"/>
+        <w:gridCol w:w="1587"/>
+        <w:gridCol w:w="1701"/>
+        <w:gridCol w:w="1275"/>
+        <w:gridCol w:w="1765"/>
+        <w:gridCol w:w="1430"/>
+        <w:gridCol w:w="1203"/>
       </w:tblGrid>
       <w:tr>
-        <w:tc>
-          <w:tcPr>
-            <w:tcW w:type="dxa" w:w="567"/>
+        <w:trPr>
+          <w:jc w:val="center"/>
+        </w:trPr>
+        <w:tc>
+          <w:tcPr>
+            <w:tcW w:w="567" w:type="dxa"/>
             <w:shd w:val="clear" w:color="auto" w:fill="D9D9D9"/>
           </w:tcPr>
           <w:p>
             <w:pPr>
               <w:jc w:val="center"/>
             </w:pPr>
-            <w:r/>
             <w:r>
               <w:rPr>
                 <w:rFonts w:ascii="Times New Roman" w:hAnsi="Times New Roman"/>
                 <w:b/>
-                <w:sz w:val="22"/>
-              </w:rPr>
-              <w:t>ID</w:t>
-            </w:r>
-          </w:p>
-        </w:tc>
-        <w:tc>
-          <w:tcPr>
-            <w:tcW w:type="dxa" w:w="1587"/>
+              </w:rPr>
+              <w:t>I</w:t>
+            </w:r>
+            <w:r>
+              <w:rPr>
+                <w:rFonts w:ascii="Times New Roman" w:hAnsi="Times New Roman"/>
+                <w:b/>
+              </w:rPr>
+              <w:t>D</w:t>
+            </w:r>
+          </w:p>
+        </w:tc>
+        <w:tc>
+          <w:tcPr>
+            <w:tcW w:w="1587" w:type="dxa"/>
             <w:shd w:val="clear" w:color="auto" w:fill="D9D9D9"/>
           </w:tcPr>
           <w:p>
             <w:pPr>
               <w:jc w:val="center"/>
             </w:pPr>
-            <w:r/>
             <w:r>
               <w:rPr>
                 <w:rFonts w:ascii="Times New Roman" w:hAnsi="Times New Roman"/>
                 <w:b/>
-                <w:sz w:val="22"/>
               </w:rPr>
               <w:t>Опис</w:t>
             </w:r>
@@ -4386,19 +4502,17 @@
         </w:tc>
         <w:tc>
           <w:tcPr>
-            <w:tcW w:type="dxa" w:w="1701"/>
+            <w:tcW w:w="1701" w:type="dxa"/>
             <w:shd w:val="clear" w:color="auto" w:fill="D9D9D9"/>
           </w:tcPr>
           <w:p>
             <w:pPr>
               <w:jc w:val="center"/>
             </w:pPr>
-            <w:r/>
             <w:r>
               <w:rPr>
                 <w:rFonts w:ascii="Times New Roman" w:hAnsi="Times New Roman"/>
                 <w:b/>
-                <w:sz w:val="22"/>
               </w:rPr>
               <w:t>Кроки відтворення</w:t>
             </w:r>
@@ -4406,19 +4520,17 @@
         </w:tc>
         <w:tc>
           <w:tcPr>
-            <w:tcW w:type="dxa" w:w="1134"/>
+            <w:tcW w:w="1134" w:type="dxa"/>
             <w:shd w:val="clear" w:color="auto" w:fill="D9D9D9"/>
           </w:tcPr>
           <w:p>
             <w:pPr>
               <w:jc w:val="center"/>
             </w:pPr>
-            <w:r/>
             <w:r>
               <w:rPr>
                 <w:rFonts w:ascii="Times New Roman" w:hAnsi="Times New Roman"/>
                 <w:b/>
-                <w:sz w:val="22"/>
               </w:rPr>
               <w:t>Очікувано</w:t>
             </w:r>
@@ -4426,19 +4538,17 @@
         </w:tc>
         <w:tc>
           <w:tcPr>
-            <w:tcW w:type="dxa" w:w="1417"/>
+            <w:tcW w:w="1417" w:type="dxa"/>
             <w:shd w:val="clear" w:color="auto" w:fill="D9D9D9"/>
           </w:tcPr>
           <w:p>
             <w:pPr>
               <w:jc w:val="center"/>
             </w:pPr>
-            <w:r/>
             <w:r>
               <w:rPr>
                 <w:rFonts w:ascii="Times New Roman" w:hAnsi="Times New Roman"/>
                 <w:b/>
-                <w:sz w:val="22"/>
               </w:rPr>
               <w:t>Фактично</w:t>
             </w:r>
@@ -4446,19 +4556,17 @@
         </w:tc>
         <w:tc>
           <w:tcPr>
-            <w:tcW w:type="dxa" w:w="964"/>
+            <w:tcW w:w="964" w:type="dxa"/>
             <w:shd w:val="clear" w:color="auto" w:fill="D9D9D9"/>
           </w:tcPr>
           <w:p>
             <w:pPr>
               <w:jc w:val="center"/>
             </w:pPr>
-            <w:r/>
             <w:r>
               <w:rPr>
                 <w:rFonts w:ascii="Times New Roman" w:hAnsi="Times New Roman"/>
                 <w:b/>
-                <w:sz w:val="22"/>
               </w:rPr>
               <w:t>Серйозність</w:t>
             </w:r>
@@ -4466,19 +4574,17 @@
         </w:tc>
         <w:tc>
           <w:tcPr>
-            <w:tcW w:type="dxa" w:w="850"/>
+            <w:tcW w:w="850" w:type="dxa"/>
             <w:shd w:val="clear" w:color="auto" w:fill="D9D9D9"/>
           </w:tcPr>
           <w:p>
             <w:pPr>
               <w:jc w:val="center"/>
             </w:pPr>
-            <w:r/>
             <w:r>
               <w:rPr>
                 <w:rFonts w:ascii="Times New Roman" w:hAnsi="Times New Roman"/>
                 <w:b/>
-                <w:sz w:val="22"/>
               </w:rPr>
               <w:t>Статус</w:t>
             </w:r>
@@ -4486,19 +4592,20 @@
         </w:tc>
       </w:tr>
       <w:tr>
-        <w:tc>
-          <w:tcPr>
-            <w:tcW w:type="dxa" w:w="567"/>
-          </w:tcPr>
-          <w:p>
-            <w:pPr>
-              <w:jc w:val="center"/>
-            </w:pPr>
-            <w:r/>
-            <w:r>
-              <w:rPr>
-                <w:rFonts w:ascii="Times New Roman" w:hAnsi="Times New Roman"/>
-                <w:sz w:val="22"/>
+        <w:trPr>
+          <w:jc w:val="center"/>
+        </w:trPr>
+        <w:tc>
+          <w:tcPr>
+            <w:tcW w:w="567" w:type="dxa"/>
+          </w:tcPr>
+          <w:p>
+            <w:pPr>
+              <w:jc w:val="center"/>
+            </w:pPr>
+            <w:r>
+              <w:rPr>
+                <w:rFonts w:ascii="Times New Roman" w:hAnsi="Times New Roman"/>
               </w:rPr>
               <w:t>MOB-01</w:t>
             </w:r>
@@ -4506,17 +4613,15 @@
         </w:tc>
         <w:tc>
           <w:tcPr>
-            <w:tcW w:type="dxa" w:w="1587"/>
-          </w:tcPr>
-          <w:p>
-            <w:pPr>
-              <w:jc w:val="center"/>
-            </w:pPr>
-            <w:r/>
-            <w:r>
-              <w:rPr>
-                <w:rFonts w:ascii="Times New Roman" w:hAnsi="Times New Roman"/>
-                <w:sz w:val="22"/>
+            <w:tcW w:w="1587" w:type="dxa"/>
+          </w:tcPr>
+          <w:p>
+            <w:pPr>
+              <w:jc w:val="center"/>
+            </w:pPr>
+            <w:r>
+              <w:rPr>
+                <w:rFonts w:ascii="Times New Roman" w:hAnsi="Times New Roman"/>
               </w:rPr>
               <w:t>Незначний перерис UI при зміні орієнтації в активному чаті</w:t>
             </w:r>
@@ -4524,19 +4629,22 @@
         </w:tc>
         <w:tc>
           <w:tcPr>
-            <w:tcW w:type="dxa" w:w="1701"/>
-          </w:tcPr>
-          <w:p>
-            <w:pPr>
-              <w:jc w:val="center"/>
-            </w:pPr>
-            <w:r/>
-            <w:r>
-              <w:rPr>
-                <w:rFonts w:ascii="Times New Roman" w:hAnsi="Times New Roman"/>
-                <w:sz w:val="22"/>
+            <w:tcW w:w="1701" w:type="dxa"/>
+          </w:tcPr>
+          <w:p>
+            <w:pPr>
+              <w:jc w:val="center"/>
+            </w:pPr>
+            <w:r>
+              <w:rPr>
+                <w:rFonts w:ascii="Times New Roman" w:hAnsi="Times New Roman"/>
               </w:rPr>
               <w:t>1. Відкрити чат</w:t>
+            </w:r>
+            <w:r>
+              <w:rPr>
+                <w:rFonts w:ascii="Times New Roman" w:hAnsi="Times New Roman"/>
+              </w:rPr>
               <w:br/>
               <w:t>2. Повернути пристрій на 90°</w:t>
             </w:r>
@@ -4544,17 +4652,15 @@
         </w:tc>
         <w:tc>
           <w:tcPr>
-            <w:tcW w:type="dxa" w:w="1134"/>
-          </w:tcPr>
-          <w:p>
-            <w:pPr>
-              <w:jc w:val="center"/>
-            </w:pPr>
-            <w:r/>
-            <w:r>
-              <w:rPr>
-                <w:rFonts w:ascii="Times New Roman" w:hAnsi="Times New Roman"/>
-                <w:sz w:val="22"/>
+            <w:tcW w:w="1134" w:type="dxa"/>
+          </w:tcPr>
+          <w:p>
+            <w:pPr>
+              <w:jc w:val="center"/>
+            </w:pPr>
+            <w:r>
+              <w:rPr>
+                <w:rFonts w:ascii="Times New Roman" w:hAnsi="Times New Roman"/>
               </w:rPr>
               <w:t>Плавна зміна орієнтації без мерехтіння</w:t>
             </w:r>
@@ -4562,17 +4668,15 @@
         </w:tc>
         <w:tc>
           <w:tcPr>
-            <w:tcW w:type="dxa" w:w="1417"/>
-          </w:tcPr>
-          <w:p>
-            <w:pPr>
-              <w:jc w:val="center"/>
-            </w:pPr>
-            <w:r/>
-            <w:r>
-              <w:rPr>
-                <w:rFonts w:ascii="Times New Roman" w:hAnsi="Times New Roman"/>
-                <w:sz w:val="22"/>
+            <w:tcW w:w="1417" w:type="dxa"/>
+          </w:tcPr>
+          <w:p>
+            <w:pPr>
+              <w:jc w:val="center"/>
+            </w:pPr>
+            <w:r>
+              <w:rPr>
+                <w:rFonts w:ascii="Times New Roman" w:hAnsi="Times New Roman"/>
               </w:rPr>
               <w:t>Кратковременне мерехтіння (~0.3 с)</w:t>
             </w:r>
@@ -4580,17 +4684,15 @@
         </w:tc>
         <w:tc>
           <w:tcPr>
-            <w:tcW w:type="dxa" w:w="964"/>
-          </w:tcPr>
-          <w:p>
-            <w:pPr>
-              <w:jc w:val="center"/>
-            </w:pPr>
-            <w:r/>
-            <w:r>
-              <w:rPr>
-                <w:rFonts w:ascii="Times New Roman" w:hAnsi="Times New Roman"/>
-                <w:sz w:val="22"/>
+            <w:tcW w:w="964" w:type="dxa"/>
+          </w:tcPr>
+          <w:p>
+            <w:pPr>
+              <w:jc w:val="center"/>
+            </w:pPr>
+            <w:r>
+              <w:rPr>
+                <w:rFonts w:ascii="Times New Roman" w:hAnsi="Times New Roman"/>
               </w:rPr>
               <w:t>Низька</w:t>
             </w:r>
@@ -4598,17 +4700,15 @@
         </w:tc>
         <w:tc>
           <w:tcPr>
-            <w:tcW w:type="dxa" w:w="850"/>
-          </w:tcPr>
-          <w:p>
-            <w:pPr>
-              <w:jc w:val="center"/>
-            </w:pPr>
-            <w:r/>
-            <w:r>
-              <w:rPr>
-                <w:rFonts w:ascii="Times New Roman" w:hAnsi="Times New Roman"/>
-                <w:sz w:val="22"/>
+            <w:tcW w:w="850" w:type="dxa"/>
+          </w:tcPr>
+          <w:p>
+            <w:pPr>
+              <w:jc w:val="center"/>
+            </w:pPr>
+            <w:r>
+              <w:rPr>
+                <w:rFonts w:ascii="Times New Roman" w:hAnsi="Times New Roman"/>
               </w:rPr>
               <w:t>Відкритий</w:t>
             </w:r>
@@ -4619,7 +4719,6 @@
     <w:p>
       <w:pPr>
         <w:spacing w:before="80" w:after="0" w:line="420" w:lineRule="exact"/>
-        <w:ind w:firstLine="0"/>
         <w:jc w:val="both"/>
       </w:pPr>
       <w:r>
@@ -4633,7 +4732,7 @@
     </w:p>
     <w:p>
       <w:pPr>
-        <w:spacing w:line="420" w:lineRule="exact" w:before="0" w:after="0"/>
+        <w:spacing w:after="0" w:line="420" w:lineRule="exact"/>
         <w:ind w:firstLine="720"/>
         <w:jc w:val="both"/>
       </w:pPr>
@@ -4647,8 +4746,7 @@
     </w:p>
     <w:p>
       <w:pPr>
-        <w:spacing w:line="420" w:lineRule="exact" w:before="0" w:after="0"/>
-        <w:ind w:firstLine="0"/>
+        <w:spacing w:after="0" w:line="420" w:lineRule="exact"/>
         <w:jc w:val="both"/>
       </w:pPr>
       <w:r>
@@ -4656,13 +4754,19 @@
           <w:rFonts w:ascii="Times New Roman" w:hAnsi="Times New Roman"/>
           <w:sz w:val="28"/>
         </w:rPr>
-        <w:t>•  Орієнтація екрану: перевірено коректність відображення у портретному та ландшафтному режимах (виявлено дефект MOB-01);</w:t>
+        <w:t xml:space="preserve">•  Орієнтація екрану: перевірено коректність відображення у портретному та </w:t>
+      </w:r>
+      <w:r>
+        <w:rPr>
+          <w:rFonts w:ascii="Times New Roman" w:hAnsi="Times New Roman"/>
+          <w:sz w:val="28"/>
+        </w:rPr>
+        <w:t>ландшафтному режимах (виявлено дефект MOB-01);</w:t>
       </w:r>
     </w:p>
     <w:p>
       <w:pPr>
-        <w:spacing w:line="420" w:lineRule="exact" w:before="0" w:after="0"/>
-        <w:ind w:firstLine="0"/>
+        <w:spacing w:after="0" w:line="420" w:lineRule="exact"/>
         <w:jc w:val="both"/>
       </w:pPr>
       <w:r>
@@ -4670,13 +4774,13 @@
           <w:rFonts w:ascii="Times New Roman" w:hAnsi="Times New Roman"/>
           <w:sz w:val="28"/>
         </w:rPr>
+        <w:lastRenderedPageBreak/>
         <w:t>•  Дозволи застосунку: перевірено, що застосунок коректно запитує дозволи на камеру, мікрофон та сховище перед використанням;</w:t>
       </w:r>
     </w:p>
     <w:p>
       <w:pPr>
-        <w:spacing w:line="420" w:lineRule="exact" w:before="0" w:after="0"/>
-        <w:ind w:firstLine="0"/>
+        <w:spacing w:after="0" w:line="420" w:lineRule="exact"/>
         <w:jc w:val="both"/>
       </w:pPr>
       <w:r>
@@ -4684,13 +4788,19 @@
           <w:rFonts w:ascii="Times New Roman" w:hAnsi="Times New Roman"/>
           <w:sz w:val="28"/>
         </w:rPr>
-        <w:t>•  Push-сповіщення: перевірено, що сповіщення відображаються в шторці сповіщень навіть при закритому застосунку;</w:t>
+        <w:t>•  Push-сповіщення: перевірено, що сповіщення відображаються в шторці сповіщень нав</w:t>
+      </w:r>
+      <w:r>
+        <w:rPr>
+          <w:rFonts w:ascii="Times New Roman" w:hAnsi="Times New Roman"/>
+          <w:sz w:val="28"/>
+        </w:rPr>
+        <w:t>іть при закритому застосунку;</w:t>
       </w:r>
     </w:p>
     <w:p>
       <w:pPr>
-        <w:spacing w:line="420" w:lineRule="exact" w:before="0" w:after="0"/>
-        <w:ind w:firstLine="0"/>
+        <w:spacing w:after="0" w:line="420" w:lineRule="exact"/>
         <w:jc w:val="both"/>
       </w:pPr>
       <w:r>
@@ -4704,7 +4814,6 @@
     <w:p>
       <w:pPr>
         <w:spacing w:before="80" w:after="0" w:line="420" w:lineRule="exact"/>
-        <w:ind w:firstLine="0"/>
         <w:jc w:val="both"/>
       </w:pPr>
       <w:r>
@@ -4718,7 +4827,7 @@
     </w:p>
     <w:p>
       <w:pPr>
-        <w:spacing w:line="420" w:lineRule="exact" w:before="0" w:after="0"/>
+        <w:spacing w:after="0" w:line="420" w:lineRule="exact"/>
         <w:ind w:firstLine="720"/>
         <w:jc w:val="both"/>
       </w:pPr>
@@ -4727,13 +4836,26 @@
           <w:rFonts w:ascii="Times New Roman" w:hAnsi="Times New Roman"/>
           <w:sz w:val="28"/>
         </w:rPr>
-        <w:t>Мобільний застосунок Telegram v10.14.5 успішно пройшов 11 з 12 перевірок (91.7% успішності). Виявлено один дефект низької серйозності – незначне мерехтіння UI при зміні орієнтації. Ключова функціональність (обмін повідомленнями, медіа, навігація) працює стабільно. Застосунок придатний до використання.</w:t>
+        <w:t>Мобільний застосунок Telegram v10.14.5 у</w:t>
+      </w:r>
+      <w:r>
+        <w:rPr>
+          <w:rFonts w:ascii="Times New Roman" w:hAnsi="Times New Roman"/>
+          <w:sz w:val="28"/>
+        </w:rPr>
+        <w:t>спішно пройшов 11 з 12 перевірок (91.7% успішності). Виявлено один дефект низької серйозності – незначне мерехтіння UI при зміні орієнтації. Ключова функціональність (обмін повідомленнями, медіа, навігація) працює стабільно. Застосунок придатний до викорис</w:t>
+      </w:r>
+      <w:r>
+        <w:rPr>
+          <w:rFonts w:ascii="Times New Roman" w:hAnsi="Times New Roman"/>
+          <w:sz w:val="28"/>
+        </w:rPr>
+        <w:t>тання.</w:t>
       </w:r>
     </w:p>
     <w:p>
       <w:pPr>
         <w:spacing w:before="80" w:after="0" w:line="420" w:lineRule="exact"/>
-        <w:ind w:firstLine="0"/>
         <w:jc w:val="both"/>
       </w:pPr>
       <w:r>
@@ -4747,7 +4869,7 @@
     </w:p>
     <w:p>
       <w:pPr>
-        <w:spacing w:line="420" w:lineRule="exact" w:before="0" w:after="0"/>
+        <w:spacing w:after="0" w:line="420" w:lineRule="exact"/>
         <w:ind w:firstLine="720"/>
         <w:jc w:val="both"/>
       </w:pPr>
@@ -4761,46 +4883,52 @@
     </w:p>
     <w:p>
       <w:pPr>
-        <w:spacing w:line="420" w:lineRule="exact" w:before="0" w:after="0"/>
-        <w:ind w:firstLine="0"/>
-        <w:jc w:val="center"/>
+        <w:spacing w:after="0" w:line="420" w:lineRule="exact"/>
       </w:pPr>
       <w:r>
         <w:rPr>
           <w:rFonts w:ascii="Times New Roman" w:hAnsi="Times New Roman"/>
           <w:sz w:val="28"/>
         </w:rPr>
-        <w:t>Таблиця 8.9 – Порівняння звітів про тестування веб- та мобільних застосунків</w:t>
+        <w:t>Таблиця 8.9 – Порівняння звіті</w:t>
+      </w:r>
+      <w:r>
+        <w:rPr>
+          <w:rFonts w:ascii="Times New Roman" w:hAnsi="Times New Roman"/>
+          <w:sz w:val="28"/>
+        </w:rPr>
+        <w:t>в про тестування веб- та мобільних застосунків</w:t>
       </w:r>
     </w:p>
     <w:tbl>
       <w:tblPr>
         <w:tblStyle w:val="aff2"/>
-        <w:tblW w:type="auto" w:w="0"/>
+        <w:tblW w:w="0" w:type="auto"/>
         <w:jc w:val="center"/>
-        <w:tblLook w:firstColumn="1" w:firstRow="1" w:lastColumn="0" w:lastRow="0" w:noHBand="0" w:noVBand="1" w:val="04A0"/>
+        <w:tblLook w:val="04A0" w:firstRow="1" w:lastRow="0" w:firstColumn="1" w:lastColumn="0" w:noHBand="0" w:noVBand="1"/>
       </w:tblPr>
       <w:tblGrid>
-        <w:gridCol w:w="3513"/>
-        <w:gridCol w:w="3513"/>
-        <w:gridCol w:w="3513"/>
+        <w:gridCol w:w="2268"/>
+        <w:gridCol w:w="2835"/>
+        <w:gridCol w:w="2835"/>
       </w:tblGrid>
       <w:tr>
-        <w:tc>
-          <w:tcPr>
-            <w:tcW w:type="dxa" w:w="2268"/>
+        <w:trPr>
+          <w:jc w:val="center"/>
+        </w:trPr>
+        <w:tc>
+          <w:tcPr>
+            <w:tcW w:w="2268" w:type="dxa"/>
             <w:shd w:val="clear" w:color="auto" w:fill="D9D9D9"/>
           </w:tcPr>
           <w:p>
             <w:pPr>
               <w:jc w:val="center"/>
             </w:pPr>
-            <w:r/>
             <w:r>
               <w:rPr>
                 <w:rFonts w:ascii="Times New Roman" w:hAnsi="Times New Roman"/>
                 <w:b/>
-                <w:sz w:val="22"/>
               </w:rPr>
               <w:t>Критерій порівняння</w:t>
             </w:r>
@@ -4808,19 +4936,17 @@
         </w:tc>
         <w:tc>
           <w:tcPr>
-            <w:tcW w:type="dxa" w:w="2835"/>
+            <w:tcW w:w="2835" w:type="dxa"/>
             <w:shd w:val="clear" w:color="auto" w:fill="D9D9D9"/>
           </w:tcPr>
           <w:p>
             <w:pPr>
               <w:jc w:val="center"/>
             </w:pPr>
-            <w:r/>
             <w:r>
               <w:rPr>
                 <w:rFonts w:ascii="Times New Roman" w:hAnsi="Times New Roman"/>
                 <w:b/>
-                <w:sz w:val="22"/>
               </w:rPr>
               <w:t>Веб-застосунок</w:t>
             </w:r>
@@ -4828,19 +4954,17 @@
         </w:tc>
         <w:tc>
           <w:tcPr>
-            <w:tcW w:type="dxa" w:w="2835"/>
+            <w:tcW w:w="2835" w:type="dxa"/>
             <w:shd w:val="clear" w:color="auto" w:fill="D9D9D9"/>
           </w:tcPr>
           <w:p>
             <w:pPr>
               <w:jc w:val="center"/>
             </w:pPr>
-            <w:r/>
             <w:r>
               <w:rPr>
                 <w:rFonts w:ascii="Times New Roman" w:hAnsi="Times New Roman"/>
                 <w:b/>
-                <w:sz w:val="22"/>
               </w:rPr>
               <w:t>Мобільний застосунок</w:t>
             </w:r>
@@ -4848,19 +4972,20 @@
         </w:tc>
       </w:tr>
       <w:tr>
-        <w:tc>
-          <w:tcPr>
-            <w:tcW w:type="dxa" w:w="2268"/>
-          </w:tcPr>
-          <w:p>
-            <w:pPr>
-              <w:jc w:val="center"/>
-            </w:pPr>
-            <w:r/>
-            <w:r>
-              <w:rPr>
-                <w:rFonts w:ascii="Times New Roman" w:hAnsi="Times New Roman"/>
-                <w:sz w:val="22"/>
+        <w:trPr>
+          <w:jc w:val="center"/>
+        </w:trPr>
+        <w:tc>
+          <w:tcPr>
+            <w:tcW w:w="2268" w:type="dxa"/>
+          </w:tcPr>
+          <w:p>
+            <w:pPr>
+              <w:jc w:val="center"/>
+            </w:pPr>
+            <w:r>
+              <w:rPr>
+                <w:rFonts w:ascii="Times New Roman" w:hAnsi="Times New Roman"/>
               </w:rPr>
               <w:t>Тестове середовище</w:t>
             </w:r>
@@ -4868,17 +4993,15 @@
         </w:tc>
         <w:tc>
           <w:tcPr>
-            <w:tcW w:type="dxa" w:w="2835"/>
-          </w:tcPr>
-          <w:p>
-            <w:pPr>
-              <w:jc w:val="center"/>
-            </w:pPr>
-            <w:r/>
-            <w:r>
-              <w:rPr>
-                <w:rFonts w:ascii="Times New Roman" w:hAnsi="Times New Roman"/>
-                <w:sz w:val="22"/>
+            <w:tcW w:w="2835" w:type="dxa"/>
+          </w:tcPr>
+          <w:p>
+            <w:pPr>
+              <w:jc w:val="center"/>
+            </w:pPr>
+            <w:r>
+              <w:rPr>
+                <w:rFonts w:ascii="Times New Roman" w:hAnsi="Times New Roman"/>
               </w:rPr>
               <w:t>ОС + браузер + роздільна здатність</w:t>
             </w:r>
@@ -4886,17 +5009,15 @@
         </w:tc>
         <w:tc>
           <w:tcPr>
-            <w:tcW w:type="dxa" w:w="2835"/>
-          </w:tcPr>
-          <w:p>
-            <w:pPr>
-              <w:jc w:val="center"/>
-            </w:pPr>
-            <w:r/>
-            <w:r>
-              <w:rPr>
-                <w:rFonts w:ascii="Times New Roman" w:hAnsi="Times New Roman"/>
-                <w:sz w:val="22"/>
+            <w:tcW w:w="2835" w:type="dxa"/>
+          </w:tcPr>
+          <w:p>
+            <w:pPr>
+              <w:jc w:val="center"/>
+            </w:pPr>
+            <w:r>
+              <w:rPr>
+                <w:rFonts w:ascii="Times New Roman" w:hAnsi="Times New Roman"/>
               </w:rPr>
               <w:t>Пристрій + ОС + версія прошивки</w:t>
             </w:r>
@@ -4904,19 +5025,20 @@
         </w:tc>
       </w:tr>
       <w:tr>
-        <w:tc>
-          <w:tcPr>
-            <w:tcW w:type="dxa" w:w="2268"/>
-          </w:tcPr>
-          <w:p>
-            <w:pPr>
-              <w:jc w:val="center"/>
-            </w:pPr>
-            <w:r/>
-            <w:r>
-              <w:rPr>
-                <w:rFonts w:ascii="Times New Roman" w:hAnsi="Times New Roman"/>
-                <w:sz w:val="22"/>
+        <w:trPr>
+          <w:jc w:val="center"/>
+        </w:trPr>
+        <w:tc>
+          <w:tcPr>
+            <w:tcW w:w="2268" w:type="dxa"/>
+          </w:tcPr>
+          <w:p>
+            <w:pPr>
+              <w:jc w:val="center"/>
+            </w:pPr>
+            <w:r>
+              <w:rPr>
+                <w:rFonts w:ascii="Times New Roman" w:hAnsi="Times New Roman"/>
               </w:rPr>
               <w:t>Специфічні перевірки</w:t>
             </w:r>
@@ -4924,35 +5046,37 @@
         </w:tc>
         <w:tc>
           <w:tcPr>
-            <w:tcW w:type="dxa" w:w="2835"/>
-          </w:tcPr>
-          <w:p>
-            <w:pPr>
-              <w:jc w:val="center"/>
-            </w:pPr>
-            <w:r/>
-            <w:r>
-              <w:rPr>
-                <w:rFonts w:ascii="Times New Roman" w:hAnsi="Times New Roman"/>
-                <w:sz w:val="22"/>
-              </w:rPr>
-              <w:t>Кросбраузерність, рендеринг у різних браузерах</w:t>
-            </w:r>
-          </w:p>
-        </w:tc>
-        <w:tc>
-          <w:tcPr>
-            <w:tcW w:type="dxa" w:w="2835"/>
-          </w:tcPr>
-          <w:p>
-            <w:pPr>
-              <w:jc w:val="center"/>
-            </w:pPr>
-            <w:r/>
-            <w:r>
-              <w:rPr>
-                <w:rFonts w:ascii="Times New Roman" w:hAnsi="Times New Roman"/>
-                <w:sz w:val="22"/>
+            <w:tcW w:w="2835" w:type="dxa"/>
+          </w:tcPr>
+          <w:p>
+            <w:pPr>
+              <w:jc w:val="center"/>
+            </w:pPr>
+            <w:r>
+              <w:rPr>
+                <w:rFonts w:ascii="Times New Roman" w:hAnsi="Times New Roman"/>
+              </w:rPr>
+              <w:t xml:space="preserve">Кросбраузерність, рендеринг у різних </w:t>
+            </w:r>
+            <w:r>
+              <w:rPr>
+                <w:rFonts w:ascii="Times New Roman" w:hAnsi="Times New Roman"/>
+              </w:rPr>
+              <w:t>браузерах</w:t>
+            </w:r>
+          </w:p>
+        </w:tc>
+        <w:tc>
+          <w:tcPr>
+            <w:tcW w:w="2835" w:type="dxa"/>
+          </w:tcPr>
+          <w:p>
+            <w:pPr>
+              <w:jc w:val="center"/>
+            </w:pPr>
+            <w:r>
+              <w:rPr>
+                <w:rFonts w:ascii="Times New Roman" w:hAnsi="Times New Roman"/>
               </w:rPr>
               <w:t>Орієнтація екрану, дозволи, сповіщення</w:t>
             </w:r>
@@ -4960,19 +5084,20 @@
         </w:tc>
       </w:tr>
       <w:tr>
-        <w:tc>
-          <w:tcPr>
-            <w:tcW w:type="dxa" w:w="2268"/>
-          </w:tcPr>
-          <w:p>
-            <w:pPr>
-              <w:jc w:val="center"/>
-            </w:pPr>
-            <w:r/>
-            <w:r>
-              <w:rPr>
-                <w:rFonts w:ascii="Times New Roman" w:hAnsi="Times New Roman"/>
-                <w:sz w:val="22"/>
+        <w:trPr>
+          <w:jc w:val="center"/>
+        </w:trPr>
+        <w:tc>
+          <w:tcPr>
+            <w:tcW w:w="2268" w:type="dxa"/>
+          </w:tcPr>
+          <w:p>
+            <w:pPr>
+              <w:jc w:val="center"/>
+            </w:pPr>
+            <w:r>
+              <w:rPr>
+                <w:rFonts w:ascii="Times New Roman" w:hAnsi="Times New Roman"/>
               </w:rPr>
               <w:t>Мережеві тести</w:t>
             </w:r>
@@ -4980,17 +5105,15 @@
         </w:tc>
         <w:tc>
           <w:tcPr>
-            <w:tcW w:type="dxa" w:w="2835"/>
-          </w:tcPr>
-          <w:p>
-            <w:pPr>
-              <w:jc w:val="center"/>
-            </w:pPr>
-            <w:r/>
-            <w:r>
-              <w:rPr>
-                <w:rFonts w:ascii="Times New Roman" w:hAnsi="Times New Roman"/>
-                <w:sz w:val="22"/>
+            <w:tcW w:w="2835" w:type="dxa"/>
+          </w:tcPr>
+          <w:p>
+            <w:pPr>
+              <w:jc w:val="center"/>
+            </w:pPr>
+            <w:r>
+              <w:rPr>
+                <w:rFonts w:ascii="Times New Roman" w:hAnsi="Times New Roman"/>
               </w:rPr>
               <w:t>HTTP-статуси, HTTPS-сертифікат</w:t>
             </w:r>
@@ -4998,17 +5121,15 @@
         </w:tc>
         <w:tc>
           <w:tcPr>
-            <w:tcW w:type="dxa" w:w="2835"/>
-          </w:tcPr>
-          <w:p>
-            <w:pPr>
-              <w:jc w:val="center"/>
-            </w:pPr>
-            <w:r/>
-            <w:r>
-              <w:rPr>
-                <w:rFonts w:ascii="Times New Roman" w:hAnsi="Times New Roman"/>
-                <w:sz w:val="22"/>
+            <w:tcW w:w="2835" w:type="dxa"/>
+          </w:tcPr>
+          <w:p>
+            <w:pPr>
+              <w:jc w:val="center"/>
+            </w:pPr>
+            <w:r>
+              <w:rPr>
+                <w:rFonts w:ascii="Times New Roman" w:hAnsi="Times New Roman"/>
               </w:rPr>
               <w:t>Wi-Fi/4G переключення, офлайн-режим</w:t>
             </w:r>
@@ -5016,19 +5137,20 @@
         </w:tc>
       </w:tr>
       <w:tr>
-        <w:tc>
-          <w:tcPr>
-            <w:tcW w:type="dxa" w:w="2268"/>
-          </w:tcPr>
-          <w:p>
-            <w:pPr>
-              <w:jc w:val="center"/>
-            </w:pPr>
-            <w:r/>
-            <w:r>
-              <w:rPr>
-                <w:rFonts w:ascii="Times New Roman" w:hAnsi="Times New Roman"/>
-                <w:sz w:val="22"/>
+        <w:trPr>
+          <w:jc w:val="center"/>
+        </w:trPr>
+        <w:tc>
+          <w:tcPr>
+            <w:tcW w:w="2268" w:type="dxa"/>
+          </w:tcPr>
+          <w:p>
+            <w:pPr>
+              <w:jc w:val="center"/>
+            </w:pPr>
+            <w:r>
+              <w:rPr>
+                <w:rFonts w:ascii="Times New Roman" w:hAnsi="Times New Roman"/>
               </w:rPr>
               <w:t>Інтерфейс</w:t>
             </w:r>
@@ -5036,17 +5158,15 @@
         </w:tc>
         <w:tc>
           <w:tcPr>
-            <w:tcW w:type="dxa" w:w="2835"/>
-          </w:tcPr>
-          <w:p>
-            <w:pPr>
-              <w:jc w:val="center"/>
-            </w:pPr>
-            <w:r/>
-            <w:r>
-              <w:rPr>
-                <w:rFonts w:ascii="Times New Roman" w:hAnsi="Times New Roman"/>
-                <w:sz w:val="22"/>
+            <w:tcW w:w="2835" w:type="dxa"/>
+          </w:tcPr>
+          <w:p>
+            <w:pPr>
+              <w:jc w:val="center"/>
+            </w:pPr>
+            <w:r>
+              <w:rPr>
+                <w:rFonts w:ascii="Times New Roman" w:hAnsi="Times New Roman"/>
               </w:rPr>
               <w:t>Адаптивна верстка для різних екранів</w:t>
             </w:r>
@@ -5054,17 +5174,15 @@
         </w:tc>
         <w:tc>
           <w:tcPr>
-            <w:tcW w:type="dxa" w:w="2835"/>
-          </w:tcPr>
-          <w:p>
-            <w:pPr>
-              <w:jc w:val="center"/>
-            </w:pPr>
-            <w:r/>
-            <w:r>
-              <w:rPr>
-                <w:rFonts w:ascii="Times New Roman" w:hAnsi="Times New Roman"/>
-                <w:sz w:val="22"/>
+            <w:tcW w:w="2835" w:type="dxa"/>
+          </w:tcPr>
+          <w:p>
+            <w:pPr>
+              <w:jc w:val="center"/>
+            </w:pPr>
+            <w:r>
+              <w:rPr>
+                <w:rFonts w:ascii="Times New Roman" w:hAnsi="Times New Roman"/>
               </w:rPr>
               <w:t>Нативний UI, жести, сенсорний екран</w:t>
             </w:r>
@@ -5072,19 +5190,20 @@
         </w:tc>
       </w:tr>
       <w:tr>
-        <w:tc>
-          <w:tcPr>
-            <w:tcW w:type="dxa" w:w="2268"/>
-          </w:tcPr>
-          <w:p>
-            <w:pPr>
-              <w:jc w:val="center"/>
-            </w:pPr>
-            <w:r/>
-            <w:r>
-              <w:rPr>
-                <w:rFonts w:ascii="Times New Roman" w:hAnsi="Times New Roman"/>
-                <w:sz w:val="22"/>
+        <w:trPr>
+          <w:jc w:val="center"/>
+        </w:trPr>
+        <w:tc>
+          <w:tcPr>
+            <w:tcW w:w="2268" w:type="dxa"/>
+          </w:tcPr>
+          <w:p>
+            <w:pPr>
+              <w:jc w:val="center"/>
+            </w:pPr>
+            <w:r>
+              <w:rPr>
+                <w:rFonts w:ascii="Times New Roman" w:hAnsi="Times New Roman"/>
               </w:rPr>
               <w:t>Продуктивність</w:t>
             </w:r>
@@ -5092,35 +5211,37 @@
         </w:tc>
         <w:tc>
           <w:tcPr>
-            <w:tcW w:type="dxa" w:w="2835"/>
-          </w:tcPr>
-          <w:p>
-            <w:pPr>
-              <w:jc w:val="center"/>
-            </w:pPr>
-            <w:r/>
-            <w:r>
-              <w:rPr>
-                <w:rFonts w:ascii="Times New Roman" w:hAnsi="Times New Roman"/>
-                <w:sz w:val="22"/>
-              </w:rPr>
-              <w:t>Час завантаження сторінки, Core Web Vitals</w:t>
-            </w:r>
-          </w:p>
-        </w:tc>
-        <w:tc>
-          <w:tcPr>
-            <w:tcW w:type="dxa" w:w="2835"/>
-          </w:tcPr>
-          <w:p>
-            <w:pPr>
-              <w:jc w:val="center"/>
-            </w:pPr>
-            <w:r/>
-            <w:r>
-              <w:rPr>
-                <w:rFonts w:ascii="Times New Roman" w:hAnsi="Times New Roman"/>
-                <w:sz w:val="22"/>
+            <w:tcW w:w="2835" w:type="dxa"/>
+          </w:tcPr>
+          <w:p>
+            <w:pPr>
+              <w:jc w:val="center"/>
+            </w:pPr>
+            <w:r>
+              <w:rPr>
+                <w:rFonts w:ascii="Times New Roman" w:hAnsi="Times New Roman"/>
+              </w:rPr>
+              <w:t xml:space="preserve">Час </w:t>
+            </w:r>
+            <w:r>
+              <w:rPr>
+                <w:rFonts w:ascii="Times New Roman" w:hAnsi="Times New Roman"/>
+              </w:rPr>
+              <w:t>завантаження сторінки, Core Web Vitals</w:t>
+            </w:r>
+          </w:p>
+        </w:tc>
+        <w:tc>
+          <w:tcPr>
+            <w:tcW w:w="2835" w:type="dxa"/>
+          </w:tcPr>
+          <w:p>
+            <w:pPr>
+              <w:jc w:val="center"/>
+            </w:pPr>
+            <w:r>
+              <w:rPr>
+                <w:rFonts w:ascii="Times New Roman" w:hAnsi="Times New Roman"/>
               </w:rPr>
               <w:t>Час запуску, споживання ОЗП/заряду</w:t>
             </w:r>
@@ -5128,19 +5249,20 @@
         </w:tc>
       </w:tr>
       <w:tr>
-        <w:tc>
-          <w:tcPr>
-            <w:tcW w:type="dxa" w:w="2268"/>
-          </w:tcPr>
-          <w:p>
-            <w:pPr>
-              <w:jc w:val="center"/>
-            </w:pPr>
-            <w:r/>
-            <w:r>
-              <w:rPr>
-                <w:rFonts w:ascii="Times New Roman" w:hAnsi="Times New Roman"/>
-                <w:sz w:val="22"/>
+        <w:trPr>
+          <w:jc w:val="center"/>
+        </w:trPr>
+        <w:tc>
+          <w:tcPr>
+            <w:tcW w:w="2268" w:type="dxa"/>
+          </w:tcPr>
+          <w:p>
+            <w:pPr>
+              <w:jc w:val="center"/>
+            </w:pPr>
+            <w:r>
+              <w:rPr>
+                <w:rFonts w:ascii="Times New Roman" w:hAnsi="Times New Roman"/>
               </w:rPr>
               <w:t>Дефекти</w:t>
             </w:r>
@@ -5148,17 +5270,15 @@
         </w:tc>
         <w:tc>
           <w:tcPr>
-            <w:tcW w:type="dxa" w:w="2835"/>
-          </w:tcPr>
-          <w:p>
-            <w:pPr>
-              <w:jc w:val="center"/>
-            </w:pPr>
-            <w:r/>
-            <w:r>
-              <w:rPr>
-                <w:rFonts w:ascii="Times New Roman" w:hAnsi="Times New Roman"/>
-                <w:sz w:val="22"/>
+            <w:tcW w:w="2835" w:type="dxa"/>
+          </w:tcPr>
+          <w:p>
+            <w:pPr>
+              <w:jc w:val="center"/>
+            </w:pPr>
+            <w:r>
+              <w:rPr>
+                <w:rFonts w:ascii="Times New Roman" w:hAnsi="Times New Roman"/>
               </w:rPr>
               <w:t>Баги рендерингу, JS-помилки</w:t>
             </w:r>
@@ -5166,17 +5286,15 @@
         </w:tc>
         <w:tc>
           <w:tcPr>
-            <w:tcW w:type="dxa" w:w="2835"/>
-          </w:tcPr>
-          <w:p>
-            <w:pPr>
-              <w:jc w:val="center"/>
-            </w:pPr>
-            <w:r/>
-            <w:r>
-              <w:rPr>
-                <w:rFonts w:ascii="Times New Roman" w:hAnsi="Times New Roman"/>
-                <w:sz w:val="22"/>
+            <w:tcW w:w="2835" w:type="dxa"/>
+          </w:tcPr>
+          <w:p>
+            <w:pPr>
+              <w:jc w:val="center"/>
+            </w:pPr>
+            <w:r>
+              <w:rPr>
+                <w:rFonts w:ascii="Times New Roman" w:hAnsi="Times New Roman"/>
               </w:rPr>
               <w:t>Краші, ANR (Application Not Responding)</w:t>
             </w:r>
@@ -5184,19 +5302,20 @@
         </w:tc>
       </w:tr>
       <w:tr>
-        <w:tc>
-          <w:tcPr>
-            <w:tcW w:type="dxa" w:w="2268"/>
-          </w:tcPr>
-          <w:p>
-            <w:pPr>
-              <w:jc w:val="center"/>
-            </w:pPr>
-            <w:r/>
-            <w:r>
-              <w:rPr>
-                <w:rFonts w:ascii="Times New Roman" w:hAnsi="Times New Roman"/>
-                <w:sz w:val="22"/>
+        <w:trPr>
+          <w:jc w:val="center"/>
+        </w:trPr>
+        <w:tc>
+          <w:tcPr>
+            <w:tcW w:w="2268" w:type="dxa"/>
+          </w:tcPr>
+          <w:p>
+            <w:pPr>
+              <w:jc w:val="center"/>
+            </w:pPr>
+            <w:r>
+              <w:rPr>
+                <w:rFonts w:ascii="Times New Roman" w:hAnsi="Times New Roman"/>
               </w:rPr>
               <w:t>Інструменти тестування</w:t>
             </w:r>
@@ -5204,17 +5323,15 @@
         </w:tc>
         <w:tc>
           <w:tcPr>
-            <w:tcW w:type="dxa" w:w="2835"/>
-          </w:tcPr>
-          <w:p>
-            <w:pPr>
-              <w:jc w:val="center"/>
-            </w:pPr>
-            <w:r/>
-            <w:r>
-              <w:rPr>
-                <w:rFonts w:ascii="Times New Roman" w:hAnsi="Times New Roman"/>
-                <w:sz w:val="22"/>
+            <w:tcW w:w="2835" w:type="dxa"/>
+          </w:tcPr>
+          <w:p>
+            <w:pPr>
+              <w:jc w:val="center"/>
+            </w:pPr>
+            <w:r>
+              <w:rPr>
+                <w:rFonts w:ascii="Times New Roman" w:hAnsi="Times New Roman"/>
               </w:rPr>
               <w:t>Selenium, JMeter, DevTools</w:t>
             </w:r>
@@ -5222,17 +5339,15 @@
         </w:tc>
         <w:tc>
           <w:tcPr>
-            <w:tcW w:type="dxa" w:w="2835"/>
-          </w:tcPr>
-          <w:p>
-            <w:pPr>
-              <w:jc w:val="center"/>
-            </w:pPr>
-            <w:r/>
-            <w:r>
-              <w:rPr>
-                <w:rFonts w:ascii="Times New Roman" w:hAnsi="Times New Roman"/>
-                <w:sz w:val="22"/>
+            <w:tcW w:w="2835" w:type="dxa"/>
+          </w:tcPr>
+          <w:p>
+            <w:pPr>
+              <w:jc w:val="center"/>
+            </w:pPr>
+            <w:r>
+              <w:rPr>
+                <w:rFonts w:ascii="Times New Roman" w:hAnsi="Times New Roman"/>
               </w:rPr>
               <w:t>ADB, Android Studio, Appium</w:t>
             </w:r>
@@ -5242,37 +5357,68 @@
     </w:tbl>
     <w:p>
       <w:pPr>
-        <w:spacing w:before="120" w:after="60" w:line="420" w:lineRule="exact"/>
-        <w:ind w:firstLine="0"/>
-        <w:jc w:val="center"/>
+        <w:spacing w:after="0" w:line="420" w:lineRule="exact"/>
+        <w:ind w:firstLine="720"/>
+        <w:jc w:val="both"/>
+        <w:rPr>
+          <w:bCs/>
+        </w:rPr>
       </w:pPr>
+      <w:proofErr w:type="spellStart"/>
       <w:r>
         <w:rPr>
           <w:rFonts w:ascii="Times New Roman" w:hAnsi="Times New Roman"/>
           <w:b/>
           <w:sz w:val="28"/>
         </w:rPr>
-        <w:t>Висновок:</w:t>
+        <w:lastRenderedPageBreak/>
+        <w:t>Висновок</w:t>
       </w:r>
-    </w:p>
-    <w:p>
-      <w:pPr>
-        <w:spacing w:line="420" w:lineRule="exact" w:before="0" w:after="0"/>
-        <w:ind w:firstLine="720"/>
-        <w:jc w:val="both"/>
-      </w:pPr>
+      <w:proofErr w:type="spellEnd"/>
       <w:r>
         <w:rPr>
           <w:rFonts w:ascii="Times New Roman" w:hAnsi="Times New Roman"/>
           <w:b/>
           <w:sz w:val="28"/>
         </w:rPr>
-        <w:t>Висновок: У ході виконання лабораторної роботи було складено два структурованих звіти про тестування: для веб-застосунку HTTPBin.org та мобільного застосунку Telegram. По кожному застосунку визначено мету тестування, описано тестове середовище, проведено по 12 перевірок та задокументовано виявлені дефекти. Загальний рівень якості обох застосунків є високим: HTTPBin.org – 100% успішних перевірок, Telegram – 91.7% (один незначний дефект). Порівняльний аналіз показав, що звіти для мобільних застосунків потребують додаткового опису специфічних для платформи аспектів (орієнтація, дозволи, сповіщення, стабільність мережі), що ускладнює їх складання порівняно зі звітами для веб-застосунків.</w:t>
+        <w:t xml:space="preserve">: </w:t>
+      </w:r>
+      <w:r>
+        <w:rPr>
+          <w:rFonts w:ascii="Times New Roman" w:hAnsi="Times New Roman"/>
+          <w:bCs/>
+          <w:sz w:val="28"/>
+        </w:rPr>
+        <w:t>У ход</w:t>
+      </w:r>
+      <w:r>
+        <w:rPr>
+          <w:rFonts w:ascii="Times New Roman" w:hAnsi="Times New Roman"/>
+          <w:bCs/>
+          <w:sz w:val="28"/>
+        </w:rPr>
+        <w:t xml:space="preserve">і виконання лабораторної роботи було складено два структурованих звіти про тестування: для веб-застосунку HTTPBin.org та мобільного застосунку Telegram. По кожному застосунку визначено мету тестування, описано тестове середовище, проведено по 12 перевірок </w:t>
+      </w:r>
+      <w:r>
+        <w:rPr>
+          <w:rFonts w:ascii="Times New Roman" w:hAnsi="Times New Roman"/>
+          <w:bCs/>
+          <w:sz w:val="28"/>
+        </w:rPr>
+        <w:t>та задокументовано виявлені дефекти. Загальний рівень якості обох застосунків є високим: HTTPBin.org – 100% успішних перевірок, Telegram – 91.7% (один незначний дефект). Порівняльний аналіз показав, що звіти для мобільних застосунків потребують додаткового</w:t>
+      </w:r>
+      <w:r>
+        <w:rPr>
+          <w:rFonts w:ascii="Times New Roman" w:hAnsi="Times New Roman"/>
+          <w:bCs/>
+          <w:sz w:val="28"/>
+        </w:rPr>
+        <w:t xml:space="preserve"> опису специфічних для платформи аспектів (орієнтація, дозволи, сповіщення, стабільність мережі), що ускладнює їх складання порівняно зі звітами для веб-застосунків.</w:t>
       </w:r>
     </w:p>
     <w:sectPr>
-      <w:headerReference w:type="default" r:id="rId15"/>
-      <w:headerReference w:type="first" r:id="rId16"/>
+      <w:headerReference w:type="default" r:id="rId8"/>
+      <w:headerReference w:type="first" r:id="rId9"/>
       <w:pgSz w:w="12240" w:h="15840"/>
       <w:pgMar w:top="1134" w:right="567" w:bottom="3005" w:left="1134" w:header="720" w:footer="720" w:gutter="0"/>
       <w:cols w:space="720"/>
@@ -5346,7 +5492,7 @@
       <mc:AlternateContent>
         <mc:Choice Requires="wpg">
           <w:drawing>
-            <wp:anchor distT="0" distB="0" distL="114300" distR="114300" simplePos="0" relativeHeight="251656704" behindDoc="0" locked="1" layoutInCell="1" allowOverlap="1" wp14:anchorId="056462AF" wp14:editId="068FF491">
+            <wp:anchor distT="0" distB="0" distL="114300" distR="114300" simplePos="0" relativeHeight="251656704" behindDoc="0" locked="1" layoutInCell="1" allowOverlap="1" wp14:anchorId="422C1712" wp14:editId="307DE0B6">
               <wp:simplePos x="0" y="0"/>
               <wp:positionH relativeFrom="page">
                 <wp:posOffset>556260</wp:posOffset>
@@ -6492,7 +6638,7 @@
         </mc:Choice>
         <mc:Fallback>
           <w:pict>
-            <v:group w14:anchorId="056462AF" id="Группа 21" o:spid="_x0000_s1026" style="position:absolute;margin-left:43.8pt;margin-top:11.85pt;width:552.2pt;height:767.4pt;z-index:251656704;mso-position-horizontal-relative:page;mso-position-vertical-relative:page" coordsize="20000,20000" o:gfxdata="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">
+            <v:group w14:anchorId="422C1712" id="Группа 21" o:spid="_x0000_s1026" style="position:absolute;margin-left:43.8pt;margin-top:11.85pt;width:552.2pt;height:767.4pt;z-index:251656704;mso-position-horizontal-relative:page;mso-position-vertical-relative:page" coordsize="20000,20000" o:gfxdata="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">
               <v:rect id="Rectangle 2" o:spid="_x0000_s1027" style="position:absolute;width:20000;height:20000;visibility:visible;mso-wrap-style:square;v-text-anchor:top" o:gfxdata="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" filled="f" strokeweight="2pt"/>
               <v:line id="Line 3" o:spid="_x0000_s1028" style="position:absolute;visibility:visible;mso-wrap-style:square" from="1093,18949" to="1095,19989" o:connectortype="straight" o:gfxdata="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" strokeweight="2pt"/>
               <v:line id="Line 4" o:spid="_x0000_s1029" style="position:absolute;visibility:visible;mso-wrap-style:square" from="10,18941" to="19977,18942" o:connectortype="straight" o:gfxdata="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" strokeweight="2pt"/>
@@ -6805,7 +6951,7 @@
       <mc:AlternateContent>
         <mc:Choice Requires="wpg">
           <w:drawing>
-            <wp:anchor distT="0" distB="0" distL="114300" distR="114300" simplePos="0" relativeHeight="251658752" behindDoc="0" locked="1" layoutInCell="1" allowOverlap="1" wp14:anchorId="44E5E4D9" wp14:editId="6FA8D0E7">
+            <wp:anchor distT="0" distB="0" distL="114300" distR="114300" simplePos="0" relativeHeight="251658752" behindDoc="0" locked="1" layoutInCell="1" allowOverlap="1" wp14:anchorId="6822716B" wp14:editId="0C6604C5">
               <wp:simplePos x="0" y="0"/>
               <wp:positionH relativeFrom="page">
                 <wp:posOffset>580390</wp:posOffset>
@@ -9498,7 +9644,7 @@
         </mc:Choice>
         <mc:Fallback>
           <w:pict>
-            <v:group w14:anchorId="44E5E4D9" id="Группа 41" o:spid="_x0000_s1046" style="position:absolute;margin-left:45.7pt;margin-top:15.65pt;width:546.1pt;height:763.2pt;z-index:251658752;mso-position-horizontal-relative:page;mso-position-vertical-relative:page" coordsize="20000,20000" o:gfxdata="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">
+            <v:group w14:anchorId="6822716B" id="Группа 41" o:spid="_x0000_s1046" style="position:absolute;margin-left:45.7pt;margin-top:15.65pt;width:546.1pt;height:763.2pt;z-index:251658752;mso-position-horizontal-relative:page;mso-position-vertical-relative:page" coordsize="20000,20000" o:gfxdata="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">
               <v:rect id="Rectangle 22" o:spid="_x0000_s1047" style="position:absolute;width:20000;height:20000;visibility:visible;mso-wrap-style:square;v-text-anchor:top" o:gfxdata="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" filled="f" strokeweight="2pt"/>
               <v:line id="Line 23" o:spid="_x0000_s1048" style="position:absolute;visibility:visible;mso-wrap-style:square" from="993,17183" to="995,18221" o:connectortype="straight" o:gfxdata="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" strokeweight="2pt"/>
               <v:line id="Line 24" o:spid="_x0000_s1049" style="position:absolute;visibility:visible;mso-wrap-style:square" from="10,17173" to="19977,17174" o:connectortype="straight" o:gfxdata="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" strokeweight="2pt"/>
